--- a/Documentacion/Modelos.docx
+++ b/Documentacion/Modelos.docx
@@ -1101,6 +1101,54 @@
           </w:p>
         </w:tc>
       </w:tr>
+      <w:tr>
+        <w:tc>
+          <w:tcPr>
+            <w:tcW w:w="1980" w:type="dxa"/>
+            <w:vAlign w:val="center"/>
+          </w:tcPr>
+          <w:p>
+            <w:pPr>
+              <w:rPr>
+                <w:rFonts w:ascii="Arial" w:hAnsi="Arial" w:cs="Arial"/>
+                <w:sz w:val="22"/>
+                <w:szCs w:val="22"/>
+              </w:rPr>
+            </w:pPr>
+            <w:r>
+              <w:rPr>
+                <w:rFonts w:ascii="Arial" w:hAnsi="Arial" w:cs="Arial"/>
+                <w:sz w:val="22"/>
+                <w:szCs w:val="22"/>
+              </w:rPr>
+              <w:t>responsable</w:t>
+            </w:r>
+          </w:p>
+        </w:tc>
+        <w:tc>
+          <w:tcPr>
+            <w:tcW w:w="6848" w:type="dxa"/>
+            <w:vAlign w:val="center"/>
+          </w:tcPr>
+          <w:p>
+            <w:pPr>
+              <w:rPr>
+                <w:rFonts w:ascii="Arial" w:hAnsi="Arial" w:cs="Arial"/>
+                <w:sz w:val="22"/>
+                <w:szCs w:val="22"/>
+              </w:rPr>
+            </w:pPr>
+            <w:r>
+              <w:rPr>
+                <w:rFonts w:ascii="Arial" w:hAnsi="Arial" w:cs="Arial"/>
+                <w:sz w:val="22"/>
+                <w:szCs w:val="22"/>
+              </w:rPr>
+              <w:t>Usuario asignado a realizar la tarea.</w:t>
+            </w:r>
+          </w:p>
+        </w:tc>
+      </w:tr>
     </w:tbl>
     <w:p>
       <w:pPr>
@@ -1110,23 +1158,6 @@
           <w:szCs w:val="22"/>
         </w:rPr>
       </w:pPr>
-    </w:p>
-    <w:p>
-      <w:pPr>
-        <w:rPr>
-          <w:rFonts w:ascii="Arial" w:hAnsi="Arial" w:cs="Arial"/>
-          <w:sz w:val="22"/>
-          <w:szCs w:val="22"/>
-        </w:rPr>
-      </w:pPr>
-      <w:r>
-        <w:rPr>
-          <w:rFonts w:ascii="Arial" w:hAnsi="Arial" w:cs="Arial"/>
-          <w:sz w:val="22"/>
-          <w:szCs w:val="22"/>
-        </w:rPr>
-        <w:t>Chen</w:t>
-      </w:r>
     </w:p>
     <w:p>
       <w:pPr>
@@ -1194,31 +1225,39 @@
           <w:sz w:val="22"/>
           <w:szCs w:val="22"/>
         </w:rPr>
-        <w:t xml:space="preserve">Realizan: conecta a tareas con eventos </w:t>
-      </w:r>
-      <w:r>
-        <w:rPr>
-          <w:rFonts w:ascii="Arial" w:hAnsi="Arial" w:cs="Arial"/>
-          <w:sz w:val="22"/>
-          <w:szCs w:val="22"/>
-        </w:rPr>
-        <w:t>con una cardinalidad de</w:t>
-      </w:r>
-      <w:r>
-        <w:rPr>
-          <w:rFonts w:ascii="Arial" w:hAnsi="Arial" w:cs="Arial"/>
-          <w:sz w:val="22"/>
-          <w:szCs w:val="22"/>
-        </w:rPr>
-        <w:t xml:space="preserve"> </w:t>
-      </w:r>
-      <w:r>
-        <w:rPr>
-          <w:rFonts w:ascii="Arial" w:hAnsi="Arial" w:cs="Arial"/>
-          <w:sz w:val="22"/>
-          <w:szCs w:val="22"/>
-        </w:rPr>
-        <w:t>N a 1 (muchas tareas pueden pertenecer a un solo evento y un evento puede tener muchas tareas)</w:t>
+        <w:t xml:space="preserve">Realizan: conecta a tareas con eventos con una cardinalidad de </w:t>
+      </w:r>
+      <w:r>
+        <w:rPr>
+          <w:rFonts w:ascii="Arial" w:hAnsi="Arial" w:cs="Arial"/>
+          <w:sz w:val="22"/>
+          <w:szCs w:val="22"/>
+        </w:rPr>
+        <w:t>1 a N</w:t>
+      </w:r>
+      <w:r>
+        <w:rPr>
+          <w:rFonts w:ascii="Arial" w:hAnsi="Arial" w:cs="Arial"/>
+          <w:sz w:val="22"/>
+          <w:szCs w:val="22"/>
+        </w:rPr>
+        <w:t xml:space="preserve"> (</w:t>
+      </w:r>
+      <w:r>
+        <w:rPr>
+          <w:rFonts w:ascii="Arial" w:hAnsi="Arial" w:cs="Arial"/>
+          <w:sz w:val="22"/>
+          <w:szCs w:val="22"/>
+        </w:rPr>
+        <w:t>un evento puede componerse de muchas tareas, pero varias tareas pertenecen solo a un evento</w:t>
+      </w:r>
+      <w:r>
+        <w:rPr>
+          <w:rFonts w:ascii="Arial" w:hAnsi="Arial" w:cs="Arial"/>
+          <w:sz w:val="22"/>
+          <w:szCs w:val="22"/>
+        </w:rPr>
+        <w:t>)</w:t>
       </w:r>
     </w:p>
     <w:p>
@@ -1240,6 +1279,28 @@
           <w:sz w:val="22"/>
           <w:szCs w:val="22"/>
         </w:rPr>
+        <w:t>Responsable: conecta a tareas con usuarios con una cardinalidad de 1 a N (un usuario puede ser responsable de muchas tareas, pero las tareas tienen un solo responsable)</w:t>
+      </w:r>
+    </w:p>
+    <w:p>
+      <w:pPr>
+        <w:pStyle w:val="Prrafodelista"/>
+        <w:numPr>
+          <w:ilvl w:val="0"/>
+          <w:numId w:val="1"/>
+        </w:numPr>
+        <w:rPr>
+          <w:rFonts w:ascii="Arial" w:hAnsi="Arial" w:cs="Arial"/>
+          <w:sz w:val="22"/>
+          <w:szCs w:val="22"/>
+        </w:rPr>
+      </w:pPr>
+      <w:r>
+        <w:rPr>
+          <w:rFonts w:ascii="Arial" w:hAnsi="Arial" w:cs="Arial"/>
+          <w:sz w:val="22"/>
+          <w:szCs w:val="22"/>
+        </w:rPr>
         <w:t xml:space="preserve">Convierte: conecta a </w:t>
       </w:r>
       <w:proofErr w:type="spellStart"/>
@@ -1258,23 +1319,7 @@
           <w:sz w:val="22"/>
           <w:szCs w:val="22"/>
         </w:rPr>
-        <w:t xml:space="preserve"> con eventos </w:t>
-      </w:r>
-      <w:r>
-        <w:rPr>
-          <w:rFonts w:ascii="Arial" w:hAnsi="Arial" w:cs="Arial"/>
-          <w:sz w:val="22"/>
-          <w:szCs w:val="22"/>
-        </w:rPr>
-        <w:t>con una cardinalidad</w:t>
-      </w:r>
-      <w:r>
-        <w:rPr>
-          <w:rFonts w:ascii="Arial" w:hAnsi="Arial" w:cs="Arial"/>
-          <w:sz w:val="22"/>
-          <w:szCs w:val="22"/>
-        </w:rPr>
-        <w:t xml:space="preserve"> de</w:t>
+        <w:t xml:space="preserve"> con eventos con una cardinalidad de</w:t>
       </w:r>
       <w:r>
         <w:rPr>
@@ -1284,10 +1329,1485 @@
         </w:rPr>
         <w:t xml:space="preserve"> 1 a 1 (una serie de eventos se convirtió a partir de un evento y un evento puede convertirse en una serie de eventos)</w:t>
       </w:r>
+    </w:p>
+    <w:p>
+      <w:pPr>
+        <w:rPr>
+          <w:rFonts w:ascii="Arial" w:hAnsi="Arial" w:cs="Arial"/>
+          <w:b/>
+          <w:bCs/>
+          <w:sz w:val="22"/>
+          <w:szCs w:val="22"/>
+        </w:rPr>
+      </w:pPr>
+      <w:r>
+        <w:rPr>
+          <w:rFonts w:ascii="Arial" w:hAnsi="Arial" w:cs="Arial"/>
+          <w:b/>
+          <w:bCs/>
+          <w:sz w:val="22"/>
+          <w:szCs w:val="22"/>
+        </w:rPr>
+        <w:br w:type="page"/>
+      </w:r>
+    </w:p>
+    <w:p>
+      <w:pPr>
+        <w:rPr>
+          <w:rFonts w:ascii="Arial" w:hAnsi="Arial" w:cs="Arial"/>
+          <w:b/>
+          <w:bCs/>
+          <w:sz w:val="22"/>
+          <w:szCs w:val="22"/>
+        </w:rPr>
+      </w:pPr>
+      <w:r>
+        <w:rPr>
+          <w:rFonts w:ascii="Arial" w:hAnsi="Arial" w:cs="Arial"/>
+          <w:b/>
+          <w:bCs/>
+          <w:sz w:val="22"/>
+          <w:szCs w:val="22"/>
+        </w:rPr>
+        <w:lastRenderedPageBreak/>
+        <w:t>Modelo Relacional</w:t>
+      </w:r>
+    </w:p>
+    <w:p>
+      <w:pPr>
+        <w:rPr>
+          <w:rFonts w:ascii="Arial" w:hAnsi="Arial" w:cs="Arial"/>
+          <w:b/>
+          <w:bCs/>
+          <w:sz w:val="22"/>
+          <w:szCs w:val="22"/>
+        </w:rPr>
+      </w:pPr>
+    </w:p>
+    <w:p>
+      <w:pPr>
+        <w:rPr>
+          <w:rFonts w:ascii="Arial" w:hAnsi="Arial" w:cs="Arial"/>
+          <w:b/>
+          <w:bCs/>
+          <w:sz w:val="22"/>
+          <w:szCs w:val="22"/>
+        </w:rPr>
+      </w:pPr>
+      <w:r>
+        <w:rPr>
+          <w:rFonts w:ascii="Arial" w:hAnsi="Arial" w:cs="Arial"/>
+          <w:b/>
+          <w:bCs/>
+          <w:sz w:val="22"/>
+          <w:szCs w:val="22"/>
+        </w:rPr>
+        <w:t>Entidades fuertes</w:t>
+      </w:r>
+    </w:p>
+    <w:p>
+      <w:pPr>
+        <w:rPr>
+          <w:rFonts w:ascii="Arial" w:hAnsi="Arial" w:cs="Arial"/>
+          <w:sz w:val="22"/>
+          <w:szCs w:val="22"/>
+        </w:rPr>
+      </w:pPr>
+      <w:r>
+        <w:rPr>
+          <w:rFonts w:ascii="Arial" w:hAnsi="Arial" w:cs="Arial"/>
+          <w:sz w:val="22"/>
+          <w:szCs w:val="22"/>
+        </w:rPr>
+        <w:t>u</w:t>
+      </w:r>
+      <w:r>
+        <w:rPr>
+          <w:rFonts w:ascii="Arial" w:hAnsi="Arial" w:cs="Arial"/>
+          <w:sz w:val="22"/>
+          <w:szCs w:val="22"/>
+        </w:rPr>
+        <w:t>bicaciones</w:t>
+      </w:r>
+      <w:r>
+        <w:rPr>
+          <w:rFonts w:ascii="Arial" w:hAnsi="Arial" w:cs="Arial"/>
+          <w:sz w:val="22"/>
+          <w:szCs w:val="22"/>
+        </w:rPr>
+        <w:t xml:space="preserve"> (</w:t>
+      </w:r>
+      <w:proofErr w:type="spellStart"/>
+      <w:r>
+        <w:rPr>
+          <w:rFonts w:ascii="Arial" w:hAnsi="Arial" w:cs="Arial"/>
+          <w:sz w:val="22"/>
+          <w:szCs w:val="22"/>
+        </w:rPr>
+        <w:t>id_ubicacion</w:t>
+      </w:r>
+      <w:proofErr w:type="spellEnd"/>
+      <w:r>
+        <w:rPr>
+          <w:rFonts w:ascii="Arial" w:hAnsi="Arial" w:cs="Arial"/>
+          <w:sz w:val="22"/>
+          <w:szCs w:val="22"/>
+        </w:rPr>
+        <w:t xml:space="preserve"> </w:t>
+      </w:r>
+      <w:r>
+        <w:rPr>
+          <w:rFonts w:ascii="Arial" w:hAnsi="Arial" w:cs="Arial"/>
+          <w:sz w:val="22"/>
+          <w:szCs w:val="22"/>
+        </w:rPr>
+        <w:t>[</w:t>
+      </w:r>
+      <w:r>
+        <w:rPr>
+          <w:rFonts w:ascii="Arial" w:hAnsi="Arial" w:cs="Arial"/>
+          <w:sz w:val="22"/>
+          <w:szCs w:val="22"/>
+        </w:rPr>
+        <w:t>PK</w:t>
+      </w:r>
+      <w:r>
+        <w:rPr>
+          <w:rFonts w:ascii="Arial" w:hAnsi="Arial" w:cs="Arial"/>
+          <w:sz w:val="22"/>
+          <w:szCs w:val="22"/>
+        </w:rPr>
+        <w:t xml:space="preserve">], </w:t>
+      </w:r>
+      <w:r>
+        <w:rPr>
+          <w:rFonts w:ascii="Arial" w:hAnsi="Arial" w:cs="Arial"/>
+          <w:sz w:val="22"/>
+          <w:szCs w:val="22"/>
+        </w:rPr>
+        <w:t>nombre</w:t>
+      </w:r>
+      <w:r>
+        <w:rPr>
+          <w:rFonts w:ascii="Arial" w:hAnsi="Arial" w:cs="Arial"/>
+          <w:sz w:val="22"/>
+          <w:szCs w:val="22"/>
+        </w:rPr>
+        <w:t xml:space="preserve">, </w:t>
+      </w:r>
+      <w:proofErr w:type="spellStart"/>
+      <w:r>
+        <w:rPr>
+          <w:rFonts w:ascii="Arial" w:hAnsi="Arial" w:cs="Arial"/>
+          <w:sz w:val="22"/>
+          <w:szCs w:val="22"/>
+        </w:rPr>
+        <w:t>direcci</w:t>
+      </w:r>
+      <w:r>
+        <w:rPr>
+          <w:rFonts w:ascii="Arial" w:hAnsi="Arial" w:cs="Arial"/>
+          <w:sz w:val="22"/>
+          <w:szCs w:val="22"/>
+        </w:rPr>
+        <w:t>o</w:t>
+      </w:r>
+      <w:r>
+        <w:rPr>
+          <w:rFonts w:ascii="Arial" w:hAnsi="Arial" w:cs="Arial"/>
+          <w:sz w:val="22"/>
+          <w:szCs w:val="22"/>
+        </w:rPr>
+        <w:t>n</w:t>
+      </w:r>
+      <w:proofErr w:type="spellEnd"/>
+      <w:r>
+        <w:rPr>
+          <w:rFonts w:ascii="Arial" w:hAnsi="Arial" w:cs="Arial"/>
+          <w:sz w:val="22"/>
+          <w:szCs w:val="22"/>
+        </w:rPr>
+        <w:t xml:space="preserve">, </w:t>
+      </w:r>
+      <w:r>
+        <w:rPr>
+          <w:rFonts w:ascii="Arial" w:hAnsi="Arial" w:cs="Arial"/>
+          <w:sz w:val="22"/>
+          <w:szCs w:val="22"/>
+        </w:rPr>
+        <w:t>ciudad</w:t>
+      </w:r>
+      <w:r>
+        <w:rPr>
+          <w:rFonts w:ascii="Arial" w:hAnsi="Arial" w:cs="Arial"/>
+          <w:sz w:val="22"/>
+          <w:szCs w:val="22"/>
+        </w:rPr>
+        <w:t xml:space="preserve">, </w:t>
+      </w:r>
+      <w:r>
+        <w:rPr>
+          <w:rFonts w:ascii="Arial" w:hAnsi="Arial" w:cs="Arial"/>
+          <w:sz w:val="22"/>
+          <w:szCs w:val="22"/>
+        </w:rPr>
+        <w:t>capacidad</w:t>
+      </w:r>
+      <w:r>
+        <w:rPr>
+          <w:rFonts w:ascii="Arial" w:hAnsi="Arial" w:cs="Arial"/>
+          <w:sz w:val="22"/>
+          <w:szCs w:val="22"/>
+        </w:rPr>
+        <w:t>)</w:t>
+      </w:r>
+    </w:p>
+    <w:p>
+      <w:pPr>
+        <w:rPr>
+          <w:rFonts w:ascii="Arial" w:hAnsi="Arial" w:cs="Arial"/>
+          <w:sz w:val="22"/>
+          <w:szCs w:val="22"/>
+        </w:rPr>
+      </w:pPr>
+    </w:p>
+    <w:p>
+      <w:pPr>
+        <w:rPr>
+          <w:rFonts w:ascii="Arial" w:hAnsi="Arial" w:cs="Arial"/>
+          <w:b/>
+          <w:bCs/>
+          <w:sz w:val="22"/>
+          <w:szCs w:val="22"/>
+        </w:rPr>
+      </w:pPr>
+      <w:r>
+        <w:rPr>
+          <w:rFonts w:ascii="Arial" w:hAnsi="Arial" w:cs="Arial"/>
+          <w:b/>
+          <w:bCs/>
+          <w:sz w:val="22"/>
+          <w:szCs w:val="22"/>
+        </w:rPr>
+        <w:t>Entidades débiles</w:t>
+      </w:r>
+    </w:p>
+    <w:p>
+      <w:pPr>
+        <w:rPr>
+          <w:rFonts w:ascii="Arial" w:hAnsi="Arial" w:cs="Arial"/>
+          <w:sz w:val="22"/>
+          <w:szCs w:val="22"/>
+        </w:rPr>
+      </w:pPr>
+      <w:r>
+        <w:rPr>
+          <w:rFonts w:ascii="Arial" w:hAnsi="Arial" w:cs="Arial"/>
+          <w:sz w:val="22"/>
+          <w:szCs w:val="22"/>
+        </w:rPr>
+        <w:t>tareas (</w:t>
+      </w:r>
+      <w:proofErr w:type="spellStart"/>
+      <w:r>
+        <w:rPr>
+          <w:rFonts w:ascii="Arial" w:hAnsi="Arial" w:cs="Arial"/>
+          <w:sz w:val="22"/>
+          <w:szCs w:val="22"/>
+        </w:rPr>
+        <w:t>id_tarea</w:t>
+      </w:r>
+      <w:proofErr w:type="spellEnd"/>
+      <w:r>
+        <w:rPr>
+          <w:rFonts w:ascii="Arial" w:hAnsi="Arial" w:cs="Arial"/>
+          <w:sz w:val="22"/>
+          <w:szCs w:val="22"/>
+        </w:rPr>
+        <w:t xml:space="preserve"> [PK], </w:t>
+      </w:r>
+      <w:proofErr w:type="spellStart"/>
+      <w:r>
+        <w:rPr>
+          <w:rFonts w:ascii="Arial" w:hAnsi="Arial" w:cs="Arial"/>
+          <w:sz w:val="22"/>
+          <w:szCs w:val="22"/>
+        </w:rPr>
+        <w:t>id_evento</w:t>
+      </w:r>
+      <w:proofErr w:type="spellEnd"/>
+      <w:r>
+        <w:rPr>
+          <w:rFonts w:ascii="Arial" w:hAnsi="Arial" w:cs="Arial"/>
+          <w:sz w:val="22"/>
+          <w:szCs w:val="22"/>
+        </w:rPr>
+        <w:t xml:space="preserve"> [FK</w:t>
+      </w:r>
+      <w:r>
+        <w:rPr>
+          <w:rFonts w:ascii="Arial" w:hAnsi="Arial" w:cs="Arial"/>
+          <w:sz w:val="22"/>
+          <w:szCs w:val="22"/>
+        </w:rPr>
+        <w:t>, PK</w:t>
+      </w:r>
+      <w:r>
+        <w:rPr>
+          <w:rFonts w:ascii="Arial" w:hAnsi="Arial" w:cs="Arial"/>
+          <w:sz w:val="22"/>
+          <w:szCs w:val="22"/>
+        </w:rPr>
+        <w:t xml:space="preserve">], titulo, </w:t>
+      </w:r>
+      <w:proofErr w:type="spellStart"/>
+      <w:r>
+        <w:rPr>
+          <w:rFonts w:ascii="Arial" w:hAnsi="Arial" w:cs="Arial"/>
+          <w:sz w:val="22"/>
+          <w:szCs w:val="22"/>
+        </w:rPr>
+        <w:t>descripcion</w:t>
+      </w:r>
+      <w:proofErr w:type="spellEnd"/>
+      <w:r>
+        <w:rPr>
+          <w:rFonts w:ascii="Arial" w:hAnsi="Arial" w:cs="Arial"/>
+          <w:sz w:val="22"/>
+          <w:szCs w:val="22"/>
+        </w:rPr>
+        <w:t xml:space="preserve">, </w:t>
+      </w:r>
+      <w:proofErr w:type="spellStart"/>
+      <w:r>
+        <w:rPr>
+          <w:rFonts w:ascii="Arial" w:hAnsi="Arial" w:cs="Arial"/>
+          <w:sz w:val="22"/>
+          <w:szCs w:val="22"/>
+        </w:rPr>
+        <w:t>fecha_limite</w:t>
+      </w:r>
+      <w:proofErr w:type="spellEnd"/>
+      <w:r>
+        <w:rPr>
+          <w:rFonts w:ascii="Arial" w:hAnsi="Arial" w:cs="Arial"/>
+          <w:sz w:val="22"/>
+          <w:szCs w:val="22"/>
+        </w:rPr>
+        <w:t>, prioridad, estado)</w:t>
+      </w:r>
+    </w:p>
+    <w:p>
+      <w:pPr>
+        <w:rPr>
+          <w:rFonts w:ascii="Arial" w:hAnsi="Arial" w:cs="Arial"/>
+          <w:sz w:val="22"/>
+          <w:szCs w:val="22"/>
+        </w:rPr>
+      </w:pPr>
+      <w:r>
+        <w:rPr>
+          <w:rFonts w:ascii="Arial" w:hAnsi="Arial" w:cs="Arial"/>
+          <w:sz w:val="22"/>
+          <w:szCs w:val="22"/>
+        </w:rPr>
+        <w:t>La entidad tareas absorbe la llave foránea de evento y la incorpora como parte de su</w:t>
+      </w:r>
+      <w:r>
+        <w:rPr>
+          <w:rFonts w:ascii="Arial" w:hAnsi="Arial" w:cs="Arial"/>
+          <w:sz w:val="22"/>
+          <w:szCs w:val="22"/>
+        </w:rPr>
+        <w:t xml:space="preserve"> lave primaria compuesta.</w:t>
+      </w:r>
+    </w:p>
+    <w:p>
+      <w:pPr>
+        <w:rPr>
+          <w:rFonts w:ascii="Arial" w:hAnsi="Arial" w:cs="Arial"/>
+          <w:b/>
+          <w:bCs/>
+          <w:sz w:val="22"/>
+          <w:szCs w:val="22"/>
+        </w:rPr>
+      </w:pPr>
+    </w:p>
+    <w:p>
+      <w:pPr>
+        <w:rPr>
+          <w:rFonts w:ascii="Arial" w:hAnsi="Arial" w:cs="Arial"/>
+          <w:b/>
+          <w:bCs/>
+          <w:sz w:val="22"/>
+          <w:szCs w:val="22"/>
+        </w:rPr>
+      </w:pPr>
+      <w:r>
+        <w:rPr>
+          <w:rFonts w:ascii="Arial" w:hAnsi="Arial" w:cs="Arial"/>
+          <w:b/>
+          <w:bCs/>
+          <w:sz w:val="22"/>
+          <w:szCs w:val="22"/>
+        </w:rPr>
+        <w:t>Relaciones</w:t>
+      </w:r>
+      <w:r>
+        <w:rPr>
+          <w:rFonts w:ascii="Arial" w:hAnsi="Arial" w:cs="Arial"/>
+          <w:b/>
+          <w:bCs/>
+          <w:sz w:val="22"/>
+          <w:szCs w:val="22"/>
+        </w:rPr>
+        <w:t xml:space="preserve"> </w:t>
+      </w:r>
+      <w:proofErr w:type="gramStart"/>
+      <w:r>
+        <w:rPr>
+          <w:rFonts w:ascii="Arial" w:hAnsi="Arial" w:cs="Arial"/>
+          <w:b/>
+          <w:bCs/>
+          <w:sz w:val="22"/>
+          <w:szCs w:val="22"/>
+        </w:rPr>
+        <w:t>1:N</w:t>
+      </w:r>
+      <w:proofErr w:type="gramEnd"/>
+    </w:p>
+    <w:p>
+      <w:pPr>
+        <w:rPr>
+          <w:rFonts w:ascii="Arial" w:hAnsi="Arial" w:cs="Arial"/>
+          <w:sz w:val="22"/>
+          <w:szCs w:val="22"/>
+        </w:rPr>
+      </w:pPr>
+      <w:r>
+        <w:rPr>
+          <w:rFonts w:ascii="Arial" w:hAnsi="Arial" w:cs="Arial"/>
+          <w:sz w:val="22"/>
+          <w:szCs w:val="22"/>
+        </w:rPr>
+        <w:t>tareas (</w:t>
+      </w:r>
+      <w:proofErr w:type="spellStart"/>
+      <w:r>
+        <w:rPr>
+          <w:rFonts w:ascii="Arial" w:hAnsi="Arial" w:cs="Arial"/>
+          <w:sz w:val="22"/>
+          <w:szCs w:val="22"/>
+        </w:rPr>
+        <w:t>id_tarea</w:t>
+      </w:r>
+      <w:proofErr w:type="spellEnd"/>
+      <w:r>
+        <w:rPr>
+          <w:rFonts w:ascii="Arial" w:hAnsi="Arial" w:cs="Arial"/>
+          <w:sz w:val="22"/>
+          <w:szCs w:val="22"/>
+        </w:rPr>
+        <w:t xml:space="preserve"> [PK], </w:t>
+      </w:r>
+      <w:proofErr w:type="spellStart"/>
+      <w:r>
+        <w:rPr>
+          <w:rFonts w:ascii="Arial" w:hAnsi="Arial" w:cs="Arial"/>
+          <w:sz w:val="22"/>
+          <w:szCs w:val="22"/>
+        </w:rPr>
+        <w:t>id_evento</w:t>
+      </w:r>
+      <w:proofErr w:type="spellEnd"/>
+      <w:r>
+        <w:rPr>
+          <w:rFonts w:ascii="Arial" w:hAnsi="Arial" w:cs="Arial"/>
+          <w:sz w:val="22"/>
+          <w:szCs w:val="22"/>
+        </w:rPr>
+        <w:t xml:space="preserve"> [FK, PK], responsable [FK], titulo, </w:t>
+      </w:r>
+      <w:proofErr w:type="spellStart"/>
+      <w:r>
+        <w:rPr>
+          <w:rFonts w:ascii="Arial" w:hAnsi="Arial" w:cs="Arial"/>
+          <w:sz w:val="22"/>
+          <w:szCs w:val="22"/>
+        </w:rPr>
+        <w:t>descripcion</w:t>
+      </w:r>
+      <w:proofErr w:type="spellEnd"/>
+      <w:r>
+        <w:rPr>
+          <w:rFonts w:ascii="Arial" w:hAnsi="Arial" w:cs="Arial"/>
+          <w:sz w:val="22"/>
+          <w:szCs w:val="22"/>
+        </w:rPr>
+        <w:t xml:space="preserve">, </w:t>
+      </w:r>
+      <w:proofErr w:type="spellStart"/>
+      <w:r>
+        <w:rPr>
+          <w:rFonts w:ascii="Arial" w:hAnsi="Arial" w:cs="Arial"/>
+          <w:sz w:val="22"/>
+          <w:szCs w:val="22"/>
+        </w:rPr>
+        <w:t>fecha_limite</w:t>
+      </w:r>
+      <w:proofErr w:type="spellEnd"/>
+      <w:r>
+        <w:rPr>
+          <w:rFonts w:ascii="Arial" w:hAnsi="Arial" w:cs="Arial"/>
+          <w:sz w:val="22"/>
+          <w:szCs w:val="22"/>
+        </w:rPr>
+        <w:t>, prioridad, estado)</w:t>
+      </w:r>
+    </w:p>
+    <w:p>
+      <w:pPr>
+        <w:rPr>
+          <w:rFonts w:ascii="Arial" w:hAnsi="Arial" w:cs="Arial"/>
+          <w:sz w:val="22"/>
+          <w:szCs w:val="22"/>
+        </w:rPr>
+      </w:pPr>
+      <w:r>
+        <w:rPr>
+          <w:rFonts w:ascii="Arial" w:hAnsi="Arial" w:cs="Arial"/>
+          <w:sz w:val="22"/>
+          <w:szCs w:val="22"/>
+        </w:rPr>
+        <w:t xml:space="preserve">La entidad tareas absorbe la llave foránea de </w:t>
+      </w:r>
+      <w:r>
+        <w:rPr>
+          <w:rFonts w:ascii="Arial" w:hAnsi="Arial" w:cs="Arial"/>
+          <w:sz w:val="22"/>
+          <w:szCs w:val="22"/>
+        </w:rPr>
+        <w:t>usuario</w:t>
+      </w:r>
+      <w:r>
+        <w:rPr>
+          <w:rFonts w:ascii="Arial" w:hAnsi="Arial" w:cs="Arial"/>
+          <w:sz w:val="22"/>
+          <w:szCs w:val="22"/>
+        </w:rPr>
+        <w:t xml:space="preserve"> y la incorpora como parte de sus atributos.</w:t>
+      </w:r>
+    </w:p>
+    <w:p>
+      <w:pPr>
+        <w:rPr>
+          <w:rFonts w:ascii="Arial" w:hAnsi="Arial" w:cs="Arial"/>
+          <w:b/>
+          <w:bCs/>
+          <w:sz w:val="22"/>
+          <w:szCs w:val="22"/>
+        </w:rPr>
+      </w:pPr>
+    </w:p>
+    <w:p>
+      <w:pPr>
+        <w:rPr>
+          <w:rFonts w:ascii="Arial" w:hAnsi="Arial" w:cs="Arial"/>
+          <w:sz w:val="22"/>
+          <w:szCs w:val="22"/>
+        </w:rPr>
+      </w:pPr>
+      <w:r>
+        <w:rPr>
+          <w:rFonts w:ascii="Arial" w:hAnsi="Arial" w:cs="Arial"/>
+          <w:sz w:val="22"/>
+          <w:szCs w:val="22"/>
+        </w:rPr>
+        <w:t>e</w:t>
+      </w:r>
+      <w:r>
+        <w:rPr>
+          <w:rFonts w:ascii="Arial" w:hAnsi="Arial" w:cs="Arial"/>
+          <w:sz w:val="22"/>
+          <w:szCs w:val="22"/>
+        </w:rPr>
+        <w:t>ventos</w:t>
+      </w:r>
+      <w:r>
+        <w:rPr>
+          <w:rFonts w:ascii="Arial" w:hAnsi="Arial" w:cs="Arial"/>
+          <w:sz w:val="22"/>
+          <w:szCs w:val="22"/>
+        </w:rPr>
+        <w:t xml:space="preserve"> (</w:t>
+      </w:r>
+      <w:proofErr w:type="spellStart"/>
+      <w:r>
+        <w:rPr>
+          <w:rFonts w:ascii="Arial" w:hAnsi="Arial" w:cs="Arial"/>
+          <w:sz w:val="22"/>
+          <w:szCs w:val="22"/>
+        </w:rPr>
+        <w:t>id_evento</w:t>
+      </w:r>
+      <w:proofErr w:type="spellEnd"/>
+      <w:r>
+        <w:rPr>
+          <w:rFonts w:ascii="Arial" w:hAnsi="Arial" w:cs="Arial"/>
+          <w:sz w:val="22"/>
+          <w:szCs w:val="22"/>
+        </w:rPr>
+        <w:t xml:space="preserve"> [PK], </w:t>
+      </w:r>
+      <w:proofErr w:type="spellStart"/>
+      <w:r>
+        <w:rPr>
+          <w:rFonts w:ascii="Arial" w:hAnsi="Arial" w:cs="Arial"/>
+          <w:sz w:val="22"/>
+          <w:szCs w:val="22"/>
+        </w:rPr>
+        <w:t>id_usuario_propietario</w:t>
+      </w:r>
+      <w:proofErr w:type="spellEnd"/>
+      <w:r>
+        <w:rPr>
+          <w:rFonts w:ascii="Arial" w:hAnsi="Arial" w:cs="Arial"/>
+          <w:sz w:val="22"/>
+          <w:szCs w:val="22"/>
+        </w:rPr>
+        <w:t xml:space="preserve"> [FK], </w:t>
+      </w:r>
+      <w:proofErr w:type="spellStart"/>
+      <w:r>
+        <w:rPr>
+          <w:rFonts w:ascii="Arial" w:hAnsi="Arial" w:cs="Arial"/>
+          <w:sz w:val="22"/>
+          <w:szCs w:val="22"/>
+        </w:rPr>
+        <w:t>id_categoria</w:t>
+      </w:r>
+      <w:proofErr w:type="spellEnd"/>
+      <w:r>
+        <w:rPr>
+          <w:rFonts w:ascii="Arial" w:hAnsi="Arial" w:cs="Arial"/>
+          <w:sz w:val="22"/>
+          <w:szCs w:val="22"/>
+        </w:rPr>
+        <w:t xml:space="preserve"> [FK], </w:t>
+      </w:r>
+      <w:proofErr w:type="spellStart"/>
+      <w:r>
+        <w:rPr>
+          <w:rFonts w:ascii="Arial" w:hAnsi="Arial" w:cs="Arial"/>
+          <w:sz w:val="22"/>
+          <w:szCs w:val="22"/>
+        </w:rPr>
+        <w:t>id_ubicacion</w:t>
+      </w:r>
+      <w:proofErr w:type="spellEnd"/>
+      <w:r>
+        <w:rPr>
+          <w:rFonts w:ascii="Arial" w:hAnsi="Arial" w:cs="Arial"/>
+          <w:sz w:val="22"/>
+          <w:szCs w:val="22"/>
+        </w:rPr>
+        <w:t xml:space="preserve"> </w:t>
+      </w:r>
+      <w:r>
+        <w:rPr>
+          <w:rFonts w:ascii="Arial" w:hAnsi="Arial" w:cs="Arial"/>
+          <w:sz w:val="22"/>
+          <w:szCs w:val="22"/>
+        </w:rPr>
+        <w:t xml:space="preserve">[FK], titulo, </w:t>
+      </w:r>
+      <w:proofErr w:type="spellStart"/>
+      <w:r>
+        <w:rPr>
+          <w:rFonts w:ascii="Arial" w:hAnsi="Arial" w:cs="Arial"/>
+          <w:sz w:val="22"/>
+          <w:szCs w:val="22"/>
+        </w:rPr>
+        <w:t>descripcion</w:t>
+      </w:r>
+      <w:proofErr w:type="spellEnd"/>
+      <w:r>
+        <w:rPr>
+          <w:rFonts w:ascii="Arial" w:hAnsi="Arial" w:cs="Arial"/>
+          <w:sz w:val="22"/>
+          <w:szCs w:val="22"/>
+        </w:rPr>
+        <w:t xml:space="preserve">, </w:t>
+      </w:r>
+      <w:proofErr w:type="spellStart"/>
+      <w:r>
+        <w:rPr>
+          <w:rFonts w:ascii="Arial" w:hAnsi="Arial" w:cs="Arial"/>
+          <w:sz w:val="22"/>
+          <w:szCs w:val="22"/>
+        </w:rPr>
+        <w:t>fecha_inicio</w:t>
+      </w:r>
+      <w:proofErr w:type="spellEnd"/>
+      <w:r>
+        <w:rPr>
+          <w:rFonts w:ascii="Arial" w:hAnsi="Arial" w:cs="Arial"/>
+          <w:sz w:val="22"/>
+          <w:szCs w:val="22"/>
+        </w:rPr>
+        <w:t xml:space="preserve">, </w:t>
+      </w:r>
+      <w:proofErr w:type="spellStart"/>
+      <w:r>
+        <w:rPr>
+          <w:rFonts w:ascii="Arial" w:hAnsi="Arial" w:cs="Arial"/>
+          <w:sz w:val="22"/>
+          <w:szCs w:val="22"/>
+        </w:rPr>
+        <w:t>fecha_fin</w:t>
+      </w:r>
+      <w:proofErr w:type="spellEnd"/>
+      <w:r>
+        <w:rPr>
+          <w:rFonts w:ascii="Arial" w:hAnsi="Arial" w:cs="Arial"/>
+          <w:sz w:val="22"/>
+          <w:szCs w:val="22"/>
+        </w:rPr>
+        <w:t>)</w:t>
+      </w:r>
+    </w:p>
+    <w:p>
+      <w:pPr>
+        <w:rPr>
+          <w:rFonts w:ascii="Arial" w:hAnsi="Arial" w:cs="Arial"/>
+          <w:sz w:val="22"/>
+          <w:szCs w:val="22"/>
+        </w:rPr>
+      </w:pPr>
+      <w:r>
+        <w:rPr>
+          <w:rFonts w:ascii="Arial" w:hAnsi="Arial" w:cs="Arial"/>
+          <w:sz w:val="22"/>
+          <w:szCs w:val="22"/>
+        </w:rPr>
+        <w:t>La entidad eventos absorbe la llave foránea de ubicaciones y la incorpora como parte de sus atributos.</w:t>
+      </w:r>
+    </w:p>
+    <w:p>
+      <w:pPr>
+        <w:rPr>
+          <w:rFonts w:ascii="Arial" w:hAnsi="Arial" w:cs="Arial"/>
+          <w:sz w:val="22"/>
+          <w:szCs w:val="22"/>
+        </w:rPr>
+      </w:pPr>
+      <w:r>
+        <w:rPr>
+          <w:rFonts w:ascii="Arial" w:hAnsi="Arial" w:cs="Arial"/>
+          <w:sz w:val="22"/>
+          <w:szCs w:val="22"/>
+        </w:rPr>
+        <w:br w:type="page"/>
+      </w:r>
+    </w:p>
+    <w:p>
+      <w:pPr>
+        <w:rPr>
+          <w:rFonts w:ascii="Arial" w:hAnsi="Arial" w:cs="Arial"/>
+          <w:b/>
+          <w:bCs/>
+          <w:sz w:val="22"/>
+          <w:szCs w:val="22"/>
+        </w:rPr>
+      </w:pPr>
+      <w:r>
+        <w:rPr>
+          <w:rFonts w:ascii="Arial" w:hAnsi="Arial" w:cs="Arial"/>
+          <w:b/>
+          <w:bCs/>
+          <w:sz w:val="22"/>
+          <w:szCs w:val="22"/>
+        </w:rPr>
+        <w:lastRenderedPageBreak/>
+        <w:t>Modelo Físico</w:t>
+      </w:r>
+    </w:p>
+    <w:tbl>
+      <w:tblPr>
+        <w:tblStyle w:val="Tablaconcuadrcula"/>
+        <w:tblW w:w="0" w:type="auto"/>
+        <w:tblLook w:val="04A0" w:firstRow="1" w:lastRow="0" w:firstColumn="1" w:lastColumn="0" w:noHBand="0" w:noVBand="1"/>
+      </w:tblPr>
+      <w:tblGrid>
+        <w:gridCol w:w="4675"/>
+        <w:gridCol w:w="4675"/>
+      </w:tblGrid>
+      <w:tr>
+        <w:tc>
+          <w:tcPr>
+            <w:tcW w:w="4675" w:type="dxa"/>
+            <w:vAlign w:val="center"/>
+          </w:tcPr>
+          <w:p>
+            <w:pPr>
+              <w:jc w:val="center"/>
+              <w:rPr>
+                <w:rFonts w:ascii="Arial" w:hAnsi="Arial" w:cs="Arial"/>
+                <w:b/>
+                <w:bCs/>
+                <w:sz w:val="22"/>
+                <w:szCs w:val="22"/>
+              </w:rPr>
+            </w:pPr>
+            <w:r>
+              <w:rPr>
+                <w:rFonts w:ascii="Arial" w:hAnsi="Arial" w:cs="Arial"/>
+                <w:color w:val="000000"/>
+                <w:sz w:val="22"/>
+                <w:szCs w:val="22"/>
+              </w:rPr>
+              <w:t>Tabla</w:t>
+            </w:r>
+          </w:p>
+        </w:tc>
+        <w:tc>
+          <w:tcPr>
+            <w:tcW w:w="4675" w:type="dxa"/>
+            <w:vAlign w:val="center"/>
+          </w:tcPr>
+          <w:p>
+            <w:pPr>
+              <w:jc w:val="center"/>
+              <w:rPr>
+                <w:rFonts w:ascii="Arial" w:hAnsi="Arial" w:cs="Arial"/>
+                <w:b/>
+                <w:bCs/>
+                <w:sz w:val="22"/>
+                <w:szCs w:val="22"/>
+              </w:rPr>
+            </w:pPr>
+            <w:r>
+              <w:rPr>
+                <w:rFonts w:ascii="Arial" w:hAnsi="Arial" w:cs="Arial"/>
+                <w:color w:val="000000"/>
+                <w:sz w:val="22"/>
+                <w:szCs w:val="22"/>
+              </w:rPr>
+              <w:t>Tipos de Datos seleccionados</w:t>
+            </w:r>
+          </w:p>
+        </w:tc>
+      </w:tr>
+      <w:tr>
+        <w:tc>
+          <w:tcPr>
+            <w:tcW w:w="4675" w:type="dxa"/>
+            <w:vAlign w:val="center"/>
+          </w:tcPr>
+          <w:p>
+            <w:pPr>
+              <w:rPr>
+                <w:rFonts w:ascii="Arial" w:hAnsi="Arial" w:cs="Arial"/>
+                <w:sz w:val="22"/>
+                <w:szCs w:val="22"/>
+              </w:rPr>
+            </w:pPr>
+            <w:r>
+              <w:rPr>
+                <w:rFonts w:ascii="Arial" w:hAnsi="Arial" w:cs="Arial"/>
+                <w:sz w:val="22"/>
+                <w:szCs w:val="22"/>
+              </w:rPr>
+              <w:t>ubicaciones</w:t>
+            </w:r>
+          </w:p>
+        </w:tc>
+        <w:tc>
+          <w:tcPr>
+            <w:tcW w:w="4675" w:type="dxa"/>
+            <w:vAlign w:val="center"/>
+          </w:tcPr>
+          <w:p>
+            <w:pPr>
+              <w:rPr>
+                <w:rFonts w:ascii="Arial" w:hAnsi="Arial" w:cs="Arial"/>
+                <w:sz w:val="22"/>
+                <w:szCs w:val="22"/>
+              </w:rPr>
+            </w:pPr>
+            <w:proofErr w:type="spellStart"/>
+            <w:r>
+              <w:rPr>
+                <w:rFonts w:ascii="Arial" w:hAnsi="Arial" w:cs="Arial"/>
+                <w:sz w:val="22"/>
+                <w:szCs w:val="22"/>
+              </w:rPr>
+              <w:t>id_ubicacion</w:t>
+            </w:r>
+            <w:proofErr w:type="spellEnd"/>
+            <w:r>
+              <w:rPr>
+                <w:rFonts w:ascii="Arial" w:hAnsi="Arial" w:cs="Arial"/>
+                <w:sz w:val="22"/>
+                <w:szCs w:val="22"/>
+              </w:rPr>
+              <w:t xml:space="preserve"> </w:t>
+            </w:r>
+            <w:r>
+              <w:rPr>
+                <w:rFonts w:ascii="Arial" w:hAnsi="Arial" w:cs="Arial"/>
+                <w:sz w:val="22"/>
+                <w:szCs w:val="22"/>
+              </w:rPr>
+              <w:t>[</w:t>
+            </w:r>
+            <w:r>
+              <w:rPr>
+                <w:rFonts w:ascii="Arial" w:hAnsi="Arial" w:cs="Arial"/>
+                <w:sz w:val="22"/>
+                <w:szCs w:val="22"/>
+              </w:rPr>
+              <w:t>PK</w:t>
+            </w:r>
+            <w:r>
+              <w:rPr>
+                <w:rFonts w:ascii="Arial" w:hAnsi="Arial" w:cs="Arial"/>
+                <w:sz w:val="22"/>
+                <w:szCs w:val="22"/>
+              </w:rPr>
+              <w:t>]</w:t>
+            </w:r>
+            <w:r>
+              <w:rPr>
+                <w:rFonts w:ascii="Arial" w:hAnsi="Arial" w:cs="Arial"/>
+                <w:sz w:val="22"/>
+                <w:szCs w:val="22"/>
+              </w:rPr>
+              <w:t>: SERIAL</w:t>
+            </w:r>
+          </w:p>
+          <w:p>
+            <w:pPr>
+              <w:rPr>
+                <w:rFonts w:ascii="Arial" w:hAnsi="Arial" w:cs="Arial"/>
+                <w:sz w:val="22"/>
+                <w:szCs w:val="22"/>
+              </w:rPr>
+            </w:pPr>
+            <w:r>
+              <w:rPr>
+                <w:rFonts w:ascii="Arial" w:hAnsi="Arial" w:cs="Arial"/>
+                <w:sz w:val="22"/>
+                <w:szCs w:val="22"/>
+              </w:rPr>
+              <w:t>nombre</w:t>
+            </w:r>
+            <w:r>
+              <w:rPr>
+                <w:rFonts w:ascii="Arial" w:hAnsi="Arial" w:cs="Arial"/>
+                <w:sz w:val="22"/>
+                <w:szCs w:val="22"/>
+              </w:rPr>
+              <w:t xml:space="preserve">: </w:t>
+            </w:r>
+            <w:proofErr w:type="gramStart"/>
+            <w:r>
+              <w:rPr>
+                <w:rFonts w:ascii="Arial" w:hAnsi="Arial" w:cs="Arial"/>
+                <w:sz w:val="22"/>
+                <w:szCs w:val="22"/>
+              </w:rPr>
+              <w:t>VARCHAR(</w:t>
+            </w:r>
+            <w:proofErr w:type="gramEnd"/>
+            <w:r>
+              <w:rPr>
+                <w:rFonts w:ascii="Arial" w:hAnsi="Arial" w:cs="Arial"/>
+                <w:sz w:val="22"/>
+                <w:szCs w:val="22"/>
+              </w:rPr>
+              <w:t>30)</w:t>
+            </w:r>
+          </w:p>
+          <w:p>
+            <w:pPr>
+              <w:rPr>
+                <w:rFonts w:ascii="Arial" w:hAnsi="Arial" w:cs="Arial"/>
+                <w:sz w:val="22"/>
+                <w:szCs w:val="22"/>
+              </w:rPr>
+            </w:pPr>
+            <w:r>
+              <w:rPr>
+                <w:rFonts w:ascii="Arial" w:hAnsi="Arial" w:cs="Arial"/>
+                <w:sz w:val="22"/>
+                <w:szCs w:val="22"/>
+              </w:rPr>
+              <w:t>dirección</w:t>
+            </w:r>
+            <w:r>
+              <w:rPr>
+                <w:rFonts w:ascii="Arial" w:hAnsi="Arial" w:cs="Arial"/>
+                <w:sz w:val="22"/>
+                <w:szCs w:val="22"/>
+              </w:rPr>
+              <w:t xml:space="preserve">: </w:t>
+            </w:r>
+            <w:proofErr w:type="gramStart"/>
+            <w:r>
+              <w:rPr>
+                <w:rFonts w:ascii="Arial" w:hAnsi="Arial" w:cs="Arial"/>
+                <w:sz w:val="22"/>
+                <w:szCs w:val="22"/>
+              </w:rPr>
+              <w:t>VARCHAR(</w:t>
+            </w:r>
+            <w:proofErr w:type="gramEnd"/>
+            <w:r>
+              <w:rPr>
+                <w:rFonts w:ascii="Arial" w:hAnsi="Arial" w:cs="Arial"/>
+                <w:sz w:val="22"/>
+                <w:szCs w:val="22"/>
+              </w:rPr>
+              <w:t>30)</w:t>
+            </w:r>
+          </w:p>
+          <w:p>
+            <w:pPr>
+              <w:rPr>
+                <w:rFonts w:ascii="Arial" w:hAnsi="Arial" w:cs="Arial"/>
+                <w:sz w:val="22"/>
+                <w:szCs w:val="22"/>
+              </w:rPr>
+            </w:pPr>
+            <w:r>
+              <w:rPr>
+                <w:rFonts w:ascii="Arial" w:hAnsi="Arial" w:cs="Arial"/>
+                <w:sz w:val="22"/>
+                <w:szCs w:val="22"/>
+              </w:rPr>
+              <w:t>ciudad</w:t>
+            </w:r>
+            <w:r>
+              <w:rPr>
+                <w:rFonts w:ascii="Arial" w:hAnsi="Arial" w:cs="Arial"/>
+                <w:sz w:val="22"/>
+                <w:szCs w:val="22"/>
+              </w:rPr>
+              <w:t xml:space="preserve">: </w:t>
+            </w:r>
+            <w:proofErr w:type="gramStart"/>
+            <w:r>
+              <w:rPr>
+                <w:rFonts w:ascii="Arial" w:hAnsi="Arial" w:cs="Arial"/>
+                <w:sz w:val="22"/>
+                <w:szCs w:val="22"/>
+              </w:rPr>
+              <w:t>VARCHAR(</w:t>
+            </w:r>
+            <w:proofErr w:type="gramEnd"/>
+            <w:r>
+              <w:rPr>
+                <w:rFonts w:ascii="Arial" w:hAnsi="Arial" w:cs="Arial"/>
+                <w:sz w:val="22"/>
+                <w:szCs w:val="22"/>
+              </w:rPr>
+              <w:t>30)</w:t>
+            </w:r>
+          </w:p>
+          <w:p>
+            <w:pPr>
+              <w:rPr>
+                <w:rFonts w:ascii="Arial" w:hAnsi="Arial" w:cs="Arial"/>
+                <w:sz w:val="22"/>
+                <w:szCs w:val="22"/>
+              </w:rPr>
+            </w:pPr>
+            <w:r>
+              <w:rPr>
+                <w:rFonts w:ascii="Arial" w:hAnsi="Arial" w:cs="Arial"/>
+                <w:sz w:val="22"/>
+                <w:szCs w:val="22"/>
+              </w:rPr>
+              <w:t>capacidad</w:t>
+            </w:r>
+            <w:r>
+              <w:rPr>
+                <w:rFonts w:ascii="Arial" w:hAnsi="Arial" w:cs="Arial"/>
+                <w:sz w:val="22"/>
+                <w:szCs w:val="22"/>
+              </w:rPr>
+              <w:t>: INT</w:t>
+            </w:r>
+          </w:p>
+        </w:tc>
+      </w:tr>
+      <w:tr>
+        <w:tc>
+          <w:tcPr>
+            <w:tcW w:w="4675" w:type="dxa"/>
+            <w:vAlign w:val="center"/>
+          </w:tcPr>
+          <w:p>
+            <w:pPr>
+              <w:rPr>
+                <w:rFonts w:ascii="Arial" w:hAnsi="Arial" w:cs="Arial"/>
+                <w:sz w:val="22"/>
+                <w:szCs w:val="22"/>
+              </w:rPr>
+            </w:pPr>
+            <w:r>
+              <w:rPr>
+                <w:rFonts w:ascii="Arial" w:hAnsi="Arial" w:cs="Arial"/>
+                <w:sz w:val="22"/>
+                <w:szCs w:val="22"/>
+              </w:rPr>
+              <w:t>tareas</w:t>
+            </w:r>
+          </w:p>
+        </w:tc>
+        <w:tc>
+          <w:tcPr>
+            <w:tcW w:w="4675" w:type="dxa"/>
+            <w:vAlign w:val="center"/>
+          </w:tcPr>
+          <w:p>
+            <w:pPr>
+              <w:rPr>
+                <w:rFonts w:ascii="Arial" w:hAnsi="Arial" w:cs="Arial"/>
+                <w:sz w:val="22"/>
+                <w:szCs w:val="22"/>
+              </w:rPr>
+            </w:pPr>
+            <w:proofErr w:type="spellStart"/>
+            <w:r>
+              <w:rPr>
+                <w:rFonts w:ascii="Arial" w:hAnsi="Arial" w:cs="Arial"/>
+                <w:sz w:val="22"/>
+                <w:szCs w:val="22"/>
+              </w:rPr>
+              <w:t>id_tarea</w:t>
+            </w:r>
+            <w:proofErr w:type="spellEnd"/>
+            <w:r>
+              <w:rPr>
+                <w:rFonts w:ascii="Arial" w:hAnsi="Arial" w:cs="Arial"/>
+                <w:sz w:val="22"/>
+                <w:szCs w:val="22"/>
+              </w:rPr>
+              <w:t xml:space="preserve"> [PK]</w:t>
+            </w:r>
+            <w:r>
+              <w:rPr>
+                <w:rFonts w:ascii="Arial" w:hAnsi="Arial" w:cs="Arial"/>
+                <w:sz w:val="22"/>
+                <w:szCs w:val="22"/>
+              </w:rPr>
+              <w:t>: SERIAL</w:t>
+            </w:r>
+          </w:p>
+          <w:p>
+            <w:pPr>
+              <w:rPr>
+                <w:rFonts w:ascii="Arial" w:hAnsi="Arial" w:cs="Arial"/>
+                <w:sz w:val="22"/>
+                <w:szCs w:val="22"/>
+              </w:rPr>
+            </w:pPr>
+            <w:proofErr w:type="spellStart"/>
+            <w:r>
+              <w:rPr>
+                <w:rFonts w:ascii="Arial" w:hAnsi="Arial" w:cs="Arial"/>
+                <w:sz w:val="22"/>
+                <w:szCs w:val="22"/>
+              </w:rPr>
+              <w:t>id_evento</w:t>
+            </w:r>
+            <w:proofErr w:type="spellEnd"/>
+            <w:r>
+              <w:rPr>
+                <w:rFonts w:ascii="Arial" w:hAnsi="Arial" w:cs="Arial"/>
+                <w:sz w:val="22"/>
+                <w:szCs w:val="22"/>
+              </w:rPr>
+              <w:t xml:space="preserve"> [FK, PK]</w:t>
+            </w:r>
+            <w:r>
+              <w:rPr>
+                <w:rFonts w:ascii="Arial" w:hAnsi="Arial" w:cs="Arial"/>
+                <w:sz w:val="22"/>
+                <w:szCs w:val="22"/>
+              </w:rPr>
+              <w:t>: INT</w:t>
+            </w:r>
+          </w:p>
+          <w:p>
+            <w:pPr>
+              <w:rPr>
+                <w:rFonts w:ascii="Arial" w:hAnsi="Arial" w:cs="Arial"/>
+                <w:sz w:val="22"/>
+                <w:szCs w:val="22"/>
+              </w:rPr>
+            </w:pPr>
+            <w:r>
+              <w:rPr>
+                <w:rFonts w:ascii="Arial" w:hAnsi="Arial" w:cs="Arial"/>
+                <w:sz w:val="22"/>
+                <w:szCs w:val="22"/>
+              </w:rPr>
+              <w:t>responsable [FK]</w:t>
+            </w:r>
+            <w:r>
+              <w:rPr>
+                <w:rFonts w:ascii="Arial" w:hAnsi="Arial" w:cs="Arial"/>
+                <w:sz w:val="22"/>
+                <w:szCs w:val="22"/>
+              </w:rPr>
+              <w:t>: INT</w:t>
+            </w:r>
+          </w:p>
+          <w:p>
+            <w:pPr>
+              <w:rPr>
+                <w:rFonts w:ascii="Arial" w:hAnsi="Arial" w:cs="Arial"/>
+                <w:sz w:val="22"/>
+                <w:szCs w:val="22"/>
+              </w:rPr>
+            </w:pPr>
+            <w:proofErr w:type="spellStart"/>
+            <w:r>
+              <w:rPr>
+                <w:rFonts w:ascii="Arial" w:hAnsi="Arial" w:cs="Arial"/>
+                <w:sz w:val="22"/>
+                <w:szCs w:val="22"/>
+              </w:rPr>
+              <w:t>titulo</w:t>
+            </w:r>
+            <w:proofErr w:type="spellEnd"/>
+            <w:r>
+              <w:rPr>
+                <w:rFonts w:ascii="Arial" w:hAnsi="Arial" w:cs="Arial"/>
+                <w:sz w:val="22"/>
+                <w:szCs w:val="22"/>
+              </w:rPr>
+              <w:t xml:space="preserve">: </w:t>
+            </w:r>
+            <w:proofErr w:type="gramStart"/>
+            <w:r>
+              <w:rPr>
+                <w:rFonts w:ascii="Arial" w:hAnsi="Arial" w:cs="Arial"/>
+                <w:sz w:val="22"/>
+                <w:szCs w:val="22"/>
+              </w:rPr>
+              <w:t>VARCHAR(</w:t>
+            </w:r>
+            <w:proofErr w:type="gramEnd"/>
+            <w:r>
+              <w:rPr>
+                <w:rFonts w:ascii="Arial" w:hAnsi="Arial" w:cs="Arial"/>
+                <w:sz w:val="22"/>
+                <w:szCs w:val="22"/>
+              </w:rPr>
+              <w:t>50)</w:t>
+            </w:r>
+          </w:p>
+          <w:p>
+            <w:pPr>
+              <w:rPr>
+                <w:rFonts w:ascii="Arial" w:hAnsi="Arial" w:cs="Arial"/>
+                <w:sz w:val="22"/>
+                <w:szCs w:val="22"/>
+              </w:rPr>
+            </w:pPr>
+            <w:r>
+              <w:rPr>
+                <w:rFonts w:ascii="Arial" w:hAnsi="Arial" w:cs="Arial"/>
+                <w:sz w:val="22"/>
+                <w:szCs w:val="22"/>
+              </w:rPr>
+              <w:t>descripción</w:t>
+            </w:r>
+            <w:r>
+              <w:rPr>
+                <w:rFonts w:ascii="Arial" w:hAnsi="Arial" w:cs="Arial"/>
+                <w:sz w:val="22"/>
+                <w:szCs w:val="22"/>
+              </w:rPr>
+              <w:t xml:space="preserve">: </w:t>
+            </w:r>
+            <w:proofErr w:type="gramStart"/>
+            <w:r>
+              <w:rPr>
+                <w:rFonts w:ascii="Arial" w:hAnsi="Arial" w:cs="Arial"/>
+                <w:sz w:val="22"/>
+                <w:szCs w:val="22"/>
+              </w:rPr>
+              <w:t>VARCHAR(</w:t>
+            </w:r>
+            <w:proofErr w:type="gramEnd"/>
+            <w:r>
+              <w:rPr>
+                <w:rFonts w:ascii="Arial" w:hAnsi="Arial" w:cs="Arial"/>
+                <w:sz w:val="22"/>
+                <w:szCs w:val="22"/>
+              </w:rPr>
+              <w:t>50)</w:t>
+            </w:r>
+          </w:p>
+          <w:p>
+            <w:pPr>
+              <w:rPr>
+                <w:rFonts w:ascii="Arial" w:hAnsi="Arial" w:cs="Arial"/>
+                <w:sz w:val="22"/>
+                <w:szCs w:val="22"/>
+              </w:rPr>
+            </w:pPr>
+            <w:proofErr w:type="spellStart"/>
+            <w:r>
+              <w:rPr>
+                <w:rFonts w:ascii="Arial" w:hAnsi="Arial" w:cs="Arial"/>
+                <w:sz w:val="22"/>
+                <w:szCs w:val="22"/>
+              </w:rPr>
+              <w:t>fecha_limite</w:t>
+            </w:r>
+            <w:proofErr w:type="spellEnd"/>
+            <w:r>
+              <w:rPr>
+                <w:rFonts w:ascii="Arial" w:hAnsi="Arial" w:cs="Arial"/>
+                <w:sz w:val="22"/>
+                <w:szCs w:val="22"/>
+              </w:rPr>
+              <w:t xml:space="preserve">: </w:t>
+            </w:r>
+            <w:r>
+              <w:rPr>
+                <w:rFonts w:ascii="Arial" w:hAnsi="Arial" w:cs="Arial"/>
+                <w:sz w:val="22"/>
+                <w:szCs w:val="22"/>
+              </w:rPr>
+              <w:t>TIMESTAMPTZ</w:t>
+            </w:r>
+          </w:p>
+          <w:p>
+            <w:pPr>
+              <w:rPr>
+                <w:rFonts w:ascii="Arial" w:hAnsi="Arial" w:cs="Arial"/>
+                <w:sz w:val="22"/>
+                <w:szCs w:val="22"/>
+              </w:rPr>
+            </w:pPr>
+            <w:r>
+              <w:rPr>
+                <w:rFonts w:ascii="Arial" w:hAnsi="Arial" w:cs="Arial"/>
+                <w:sz w:val="22"/>
+                <w:szCs w:val="22"/>
+              </w:rPr>
+              <w:t>prioridad</w:t>
+            </w:r>
+            <w:r>
+              <w:rPr>
+                <w:rFonts w:ascii="Arial" w:hAnsi="Arial" w:cs="Arial"/>
+                <w:sz w:val="22"/>
+                <w:szCs w:val="22"/>
+              </w:rPr>
+              <w:t xml:space="preserve">: </w:t>
+            </w:r>
+            <w:proofErr w:type="gramStart"/>
+            <w:r>
+              <w:rPr>
+                <w:rFonts w:ascii="Arial" w:hAnsi="Arial" w:cs="Arial"/>
+                <w:sz w:val="22"/>
+                <w:szCs w:val="22"/>
+              </w:rPr>
+              <w:t>VARCHAR(</w:t>
+            </w:r>
+            <w:proofErr w:type="gramEnd"/>
+            <w:r>
+              <w:rPr>
+                <w:rFonts w:ascii="Arial" w:hAnsi="Arial" w:cs="Arial"/>
+                <w:sz w:val="22"/>
+                <w:szCs w:val="22"/>
+              </w:rPr>
+              <w:t>3</w:t>
+            </w:r>
+            <w:r>
+              <w:rPr>
+                <w:rFonts w:ascii="Arial" w:hAnsi="Arial" w:cs="Arial"/>
+                <w:sz w:val="22"/>
+                <w:szCs w:val="22"/>
+              </w:rPr>
+              <w:t>0)</w:t>
+            </w:r>
+          </w:p>
+          <w:p>
+            <w:pPr>
+              <w:rPr>
+                <w:rFonts w:ascii="Arial" w:hAnsi="Arial" w:cs="Arial"/>
+                <w:sz w:val="22"/>
+                <w:szCs w:val="22"/>
+              </w:rPr>
+            </w:pPr>
+            <w:r>
+              <w:rPr>
+                <w:rFonts w:ascii="Arial" w:hAnsi="Arial" w:cs="Arial"/>
+                <w:sz w:val="22"/>
+                <w:szCs w:val="22"/>
+              </w:rPr>
+              <w:t>estado</w:t>
+            </w:r>
+            <w:r>
+              <w:rPr>
+                <w:rFonts w:ascii="Arial" w:hAnsi="Arial" w:cs="Arial"/>
+                <w:sz w:val="22"/>
+                <w:szCs w:val="22"/>
+              </w:rPr>
+              <w:t xml:space="preserve">: </w:t>
+            </w:r>
+            <w:proofErr w:type="gramStart"/>
+            <w:r>
+              <w:rPr>
+                <w:rFonts w:ascii="Arial" w:hAnsi="Arial" w:cs="Arial"/>
+                <w:sz w:val="22"/>
+                <w:szCs w:val="22"/>
+              </w:rPr>
+              <w:t>VARCHAR(</w:t>
+            </w:r>
+            <w:proofErr w:type="gramEnd"/>
+            <w:r>
+              <w:rPr>
+                <w:rFonts w:ascii="Arial" w:hAnsi="Arial" w:cs="Arial"/>
+                <w:sz w:val="22"/>
+                <w:szCs w:val="22"/>
+              </w:rPr>
+              <w:t>3</w:t>
+            </w:r>
+            <w:r>
+              <w:rPr>
+                <w:rFonts w:ascii="Arial" w:hAnsi="Arial" w:cs="Arial"/>
+                <w:sz w:val="22"/>
+                <w:szCs w:val="22"/>
+              </w:rPr>
+              <w:t>0)</w:t>
+            </w:r>
+          </w:p>
+        </w:tc>
+      </w:tr>
+    </w:tbl>
+    <w:p>
+      <w:pPr>
+        <w:rPr>
+          <w:rFonts w:ascii="Arial" w:hAnsi="Arial" w:cs="Arial"/>
+          <w:b/>
+          <w:bCs/>
+          <w:sz w:val="22"/>
+          <w:szCs w:val="22"/>
+        </w:rPr>
+      </w:pPr>
     </w:p>
     <w:sectPr>
       <w:pgSz w:w="12240" w:h="15840"/>
-      <w:pgMar w:top="1417" w:right="1701" w:bottom="1417" w:left="1701" w:header="708" w:footer="708" w:gutter="0"/>
+      <w:pgMar w:top="1440" w:right="1440" w:bottom="1440" w:left="1440" w:header="708" w:footer="708" w:gutter="0"/>
       <w:cols w:space="708"/>
       <w:docGrid w:linePitch="360"/>
     </w:sectPr>
@@ -1816,7 +3336,7 @@
   <w:style w:type="paragraph" w:default="1" w:styleId="Normal">
     <w:name w:val="Normal"/>
     <w:qFormat/>
-    <w:rsid w:val="00177160"/>
+    <w:rsid w:val="00293799"/>
   </w:style>
   <w:style w:type="paragraph" w:styleId="Ttulo1">
     <w:name w:val="heading 1"/>
@@ -2020,6 +3540,7 @@
   <w:style w:type="character" w:default="1" w:styleId="Fuentedeprrafopredeter">
     <w:name w:val="Default Paragraph Font"/>
     <w:uiPriority w:val="1"/>
+    <w:semiHidden/>
     <w:unhideWhenUsed/>
   </w:style>
   <w:style w:type="table" w:default="1" w:styleId="Tablanormal">

--- a/Documentacion/Modelos.docx
+++ b/Documentacion/Modelos.docx
@@ -1642,23 +1642,7 @@
           <w:sz w:val="22"/>
           <w:szCs w:val="22"/>
         </w:rPr>
-        <w:t xml:space="preserve"> [FK</w:t>
-      </w:r>
-      <w:r>
-        <w:rPr>
-          <w:rFonts w:ascii="Arial" w:hAnsi="Arial" w:cs="Arial"/>
-          <w:sz w:val="22"/>
-          <w:szCs w:val="22"/>
-        </w:rPr>
-        <w:t>, PK</w:t>
-      </w:r>
-      <w:r>
-        <w:rPr>
-          <w:rFonts w:ascii="Arial" w:hAnsi="Arial" w:cs="Arial"/>
-          <w:sz w:val="22"/>
-          <w:szCs w:val="22"/>
-        </w:rPr>
-        <w:t xml:space="preserve">], titulo, </w:t>
+        <w:t xml:space="preserve"> [FK, PK], titulo, </w:t>
       </w:r>
       <w:proofErr w:type="spellStart"/>
       <w:r>
@@ -1711,15 +1695,7 @@
           <w:sz w:val="22"/>
           <w:szCs w:val="22"/>
         </w:rPr>
-        <w:t>La entidad tareas absorbe la llave foránea de evento y la incorpora como parte de su</w:t>
-      </w:r>
-      <w:r>
-        <w:rPr>
-          <w:rFonts w:ascii="Arial" w:hAnsi="Arial" w:cs="Arial"/>
-          <w:sz w:val="22"/>
-          <w:szCs w:val="22"/>
-        </w:rPr>
-        <w:t xml:space="preserve"> lave primaria compuesta.</w:t>
+        <w:t>La entidad tareas absorbe la llave foránea de evento y la incorpora como parte de su lave primaria compuesta.</w:t>
       </w:r>
     </w:p>
     <w:p>
@@ -1879,23 +1855,7 @@
           <w:sz w:val="22"/>
           <w:szCs w:val="22"/>
         </w:rPr>
-        <w:t xml:space="preserve">La entidad tareas absorbe la llave foránea de </w:t>
-      </w:r>
-      <w:r>
-        <w:rPr>
-          <w:rFonts w:ascii="Arial" w:hAnsi="Arial" w:cs="Arial"/>
-          <w:sz w:val="22"/>
-          <w:szCs w:val="22"/>
-        </w:rPr>
-        <w:t>usuario</w:t>
-      </w:r>
-      <w:r>
-        <w:rPr>
-          <w:rFonts w:ascii="Arial" w:hAnsi="Arial" w:cs="Arial"/>
-          <w:sz w:val="22"/>
-          <w:szCs w:val="22"/>
-        </w:rPr>
-        <w:t xml:space="preserve"> y la incorpora como parte de sus atributos.</w:t>
+        <w:t>La entidad tareas absorbe la llave foránea de usuario y la incorpora como parte de sus atributos.</w:t>
       </w:r>
     </w:p>
     <w:p>
@@ -2729,15 +2689,7 @@
                 <w:sz w:val="22"/>
                 <w:szCs w:val="22"/>
               </w:rPr>
-              <w:t>3</w:t>
-            </w:r>
-            <w:r>
-              <w:rPr>
-                <w:rFonts w:ascii="Arial" w:hAnsi="Arial" w:cs="Arial"/>
-                <w:sz w:val="22"/>
-                <w:szCs w:val="22"/>
-              </w:rPr>
-              <w:t>0)</w:t>
+              <w:t>30)</w:t>
             </w:r>
           </w:p>
           <w:p>
@@ -2780,15 +2732,7 @@
                 <w:sz w:val="22"/>
                 <w:szCs w:val="22"/>
               </w:rPr>
-              <w:t>3</w:t>
-            </w:r>
-            <w:r>
-              <w:rPr>
-                <w:rFonts w:ascii="Arial" w:hAnsi="Arial" w:cs="Arial"/>
-                <w:sz w:val="22"/>
-                <w:szCs w:val="22"/>
-              </w:rPr>
-              <w:t>0)</w:t>
+              <w:t>30)</w:t>
             </w:r>
           </w:p>
         </w:tc>
@@ -2804,6 +2748,1508 @@
           <w:szCs w:val="22"/>
         </w:rPr>
       </w:pPr>
+    </w:p>
+    <w:p>
+      <w:pPr>
+        <w:spacing w:after="0"/>
+        <w:rPr>
+          <w:rFonts w:ascii="Arial" w:hAnsi="Arial" w:cs="Arial"/>
+          <w:sz w:val="22"/>
+          <w:szCs w:val="22"/>
+        </w:rPr>
+      </w:pPr>
+      <w:proofErr w:type="spellStart"/>
+      <w:r>
+        <w:rPr>
+          <w:rFonts w:ascii="Arial" w:hAnsi="Arial" w:cs="Arial"/>
+          <w:sz w:val="22"/>
+          <w:szCs w:val="22"/>
+        </w:rPr>
+        <w:t>create</w:t>
+      </w:r>
+      <w:proofErr w:type="spellEnd"/>
+      <w:r>
+        <w:rPr>
+          <w:rFonts w:ascii="Arial" w:hAnsi="Arial" w:cs="Arial"/>
+          <w:sz w:val="22"/>
+          <w:szCs w:val="22"/>
+        </w:rPr>
+        <w:t xml:space="preserve"> table ubicaciones (</w:t>
+      </w:r>
+    </w:p>
+    <w:p>
+      <w:pPr>
+        <w:spacing w:after="0"/>
+        <w:rPr>
+          <w:rFonts w:ascii="Arial" w:hAnsi="Arial" w:cs="Arial"/>
+          <w:sz w:val="22"/>
+          <w:szCs w:val="22"/>
+        </w:rPr>
+      </w:pPr>
+      <w:r>
+        <w:rPr>
+          <w:rFonts w:ascii="Arial" w:hAnsi="Arial" w:cs="Arial"/>
+          <w:sz w:val="22"/>
+          <w:szCs w:val="22"/>
+        </w:rPr>
+        <w:tab/>
+      </w:r>
+      <w:proofErr w:type="spellStart"/>
+      <w:r>
+        <w:rPr>
+          <w:rFonts w:ascii="Arial" w:hAnsi="Arial" w:cs="Arial"/>
+          <w:sz w:val="22"/>
+          <w:szCs w:val="22"/>
+        </w:rPr>
+        <w:t>id_ubicacion</w:t>
+      </w:r>
+      <w:proofErr w:type="spellEnd"/>
+      <w:r>
+        <w:rPr>
+          <w:rFonts w:ascii="Arial" w:hAnsi="Arial" w:cs="Arial"/>
+          <w:sz w:val="22"/>
+          <w:szCs w:val="22"/>
+        </w:rPr>
+        <w:t xml:space="preserve"> serial </w:t>
+      </w:r>
+      <w:proofErr w:type="spellStart"/>
+      <w:r>
+        <w:rPr>
+          <w:rFonts w:ascii="Arial" w:hAnsi="Arial" w:cs="Arial"/>
+          <w:sz w:val="22"/>
+          <w:szCs w:val="22"/>
+        </w:rPr>
+        <w:t>primary</w:t>
+      </w:r>
+      <w:proofErr w:type="spellEnd"/>
+      <w:r>
+        <w:rPr>
+          <w:rFonts w:ascii="Arial" w:hAnsi="Arial" w:cs="Arial"/>
+          <w:sz w:val="22"/>
+          <w:szCs w:val="22"/>
+        </w:rPr>
+        <w:t xml:space="preserve"> </w:t>
+      </w:r>
+      <w:proofErr w:type="spellStart"/>
+      <w:r>
+        <w:rPr>
+          <w:rFonts w:ascii="Arial" w:hAnsi="Arial" w:cs="Arial"/>
+          <w:sz w:val="22"/>
+          <w:szCs w:val="22"/>
+        </w:rPr>
+        <w:t>key</w:t>
+      </w:r>
+      <w:proofErr w:type="spellEnd"/>
+      <w:r>
+        <w:rPr>
+          <w:rFonts w:ascii="Arial" w:hAnsi="Arial" w:cs="Arial"/>
+          <w:sz w:val="22"/>
+          <w:szCs w:val="22"/>
+        </w:rPr>
+        <w:t>,</w:t>
+      </w:r>
+    </w:p>
+    <w:p>
+      <w:pPr>
+        <w:spacing w:after="0"/>
+        <w:rPr>
+          <w:rFonts w:ascii="Arial" w:hAnsi="Arial" w:cs="Arial"/>
+          <w:sz w:val="22"/>
+          <w:szCs w:val="22"/>
+        </w:rPr>
+      </w:pPr>
+      <w:r>
+        <w:rPr>
+          <w:rFonts w:ascii="Arial" w:hAnsi="Arial" w:cs="Arial"/>
+          <w:sz w:val="22"/>
+          <w:szCs w:val="22"/>
+        </w:rPr>
+        <w:tab/>
+        <w:t xml:space="preserve">nombre </w:t>
+      </w:r>
+      <w:proofErr w:type="spellStart"/>
+      <w:proofErr w:type="gramStart"/>
+      <w:r>
+        <w:rPr>
+          <w:rFonts w:ascii="Arial" w:hAnsi="Arial" w:cs="Arial"/>
+          <w:sz w:val="22"/>
+          <w:szCs w:val="22"/>
+        </w:rPr>
+        <w:t>varchar</w:t>
+      </w:r>
+      <w:proofErr w:type="spellEnd"/>
+      <w:r>
+        <w:rPr>
+          <w:rFonts w:ascii="Arial" w:hAnsi="Arial" w:cs="Arial"/>
+          <w:sz w:val="22"/>
+          <w:szCs w:val="22"/>
+        </w:rPr>
+        <w:t>(</w:t>
+      </w:r>
+      <w:proofErr w:type="gramEnd"/>
+      <w:r>
+        <w:rPr>
+          <w:rFonts w:ascii="Arial" w:hAnsi="Arial" w:cs="Arial"/>
+          <w:sz w:val="22"/>
+          <w:szCs w:val="22"/>
+        </w:rPr>
+        <w:t xml:space="preserve">30) </w:t>
+      </w:r>
+      <w:proofErr w:type="spellStart"/>
+      <w:r>
+        <w:rPr>
+          <w:rFonts w:ascii="Arial" w:hAnsi="Arial" w:cs="Arial"/>
+          <w:sz w:val="22"/>
+          <w:szCs w:val="22"/>
+        </w:rPr>
+        <w:t>not</w:t>
+      </w:r>
+      <w:proofErr w:type="spellEnd"/>
+      <w:r>
+        <w:rPr>
+          <w:rFonts w:ascii="Arial" w:hAnsi="Arial" w:cs="Arial"/>
+          <w:sz w:val="22"/>
+          <w:szCs w:val="22"/>
+        </w:rPr>
+        <w:t xml:space="preserve"> </w:t>
+      </w:r>
+      <w:proofErr w:type="spellStart"/>
+      <w:r>
+        <w:rPr>
+          <w:rFonts w:ascii="Arial" w:hAnsi="Arial" w:cs="Arial"/>
+          <w:sz w:val="22"/>
+          <w:szCs w:val="22"/>
+        </w:rPr>
+        <w:t>null</w:t>
+      </w:r>
+      <w:proofErr w:type="spellEnd"/>
+      <w:r>
+        <w:rPr>
+          <w:rFonts w:ascii="Arial" w:hAnsi="Arial" w:cs="Arial"/>
+          <w:sz w:val="22"/>
+          <w:szCs w:val="22"/>
+        </w:rPr>
+        <w:t>,</w:t>
+      </w:r>
+    </w:p>
+    <w:p>
+      <w:pPr>
+        <w:spacing w:after="0"/>
+        <w:rPr>
+          <w:rFonts w:ascii="Arial" w:hAnsi="Arial" w:cs="Arial"/>
+          <w:sz w:val="22"/>
+          <w:szCs w:val="22"/>
+        </w:rPr>
+      </w:pPr>
+      <w:r>
+        <w:rPr>
+          <w:rFonts w:ascii="Arial" w:hAnsi="Arial" w:cs="Arial"/>
+          <w:sz w:val="22"/>
+          <w:szCs w:val="22"/>
+        </w:rPr>
+        <w:tab/>
+      </w:r>
+      <w:proofErr w:type="spellStart"/>
+      <w:r>
+        <w:rPr>
+          <w:rFonts w:ascii="Arial" w:hAnsi="Arial" w:cs="Arial"/>
+          <w:sz w:val="22"/>
+          <w:szCs w:val="22"/>
+        </w:rPr>
+        <w:t>direccion</w:t>
+      </w:r>
+      <w:proofErr w:type="spellEnd"/>
+      <w:r>
+        <w:rPr>
+          <w:rFonts w:ascii="Arial" w:hAnsi="Arial" w:cs="Arial"/>
+          <w:sz w:val="22"/>
+          <w:szCs w:val="22"/>
+        </w:rPr>
+        <w:t xml:space="preserve"> </w:t>
+      </w:r>
+      <w:proofErr w:type="spellStart"/>
+      <w:proofErr w:type="gramStart"/>
+      <w:r>
+        <w:rPr>
+          <w:rFonts w:ascii="Arial" w:hAnsi="Arial" w:cs="Arial"/>
+          <w:sz w:val="22"/>
+          <w:szCs w:val="22"/>
+        </w:rPr>
+        <w:t>varchar</w:t>
+      </w:r>
+      <w:proofErr w:type="spellEnd"/>
+      <w:r>
+        <w:rPr>
+          <w:rFonts w:ascii="Arial" w:hAnsi="Arial" w:cs="Arial"/>
+          <w:sz w:val="22"/>
+          <w:szCs w:val="22"/>
+        </w:rPr>
+        <w:t>(</w:t>
+      </w:r>
+      <w:proofErr w:type="gramEnd"/>
+      <w:r>
+        <w:rPr>
+          <w:rFonts w:ascii="Arial" w:hAnsi="Arial" w:cs="Arial"/>
+          <w:sz w:val="22"/>
+          <w:szCs w:val="22"/>
+        </w:rPr>
+        <w:t xml:space="preserve">30) </w:t>
+      </w:r>
+      <w:proofErr w:type="spellStart"/>
+      <w:r>
+        <w:rPr>
+          <w:rFonts w:ascii="Arial" w:hAnsi="Arial" w:cs="Arial"/>
+          <w:sz w:val="22"/>
+          <w:szCs w:val="22"/>
+        </w:rPr>
+        <w:t>not</w:t>
+      </w:r>
+      <w:proofErr w:type="spellEnd"/>
+      <w:r>
+        <w:rPr>
+          <w:rFonts w:ascii="Arial" w:hAnsi="Arial" w:cs="Arial"/>
+          <w:sz w:val="22"/>
+          <w:szCs w:val="22"/>
+        </w:rPr>
+        <w:t xml:space="preserve"> </w:t>
+      </w:r>
+      <w:proofErr w:type="spellStart"/>
+      <w:r>
+        <w:rPr>
+          <w:rFonts w:ascii="Arial" w:hAnsi="Arial" w:cs="Arial"/>
+          <w:sz w:val="22"/>
+          <w:szCs w:val="22"/>
+        </w:rPr>
+        <w:t>null</w:t>
+      </w:r>
+      <w:proofErr w:type="spellEnd"/>
+      <w:r>
+        <w:rPr>
+          <w:rFonts w:ascii="Arial" w:hAnsi="Arial" w:cs="Arial"/>
+          <w:sz w:val="22"/>
+          <w:szCs w:val="22"/>
+        </w:rPr>
+        <w:t>,</w:t>
+      </w:r>
+    </w:p>
+    <w:p>
+      <w:pPr>
+        <w:spacing w:after="0"/>
+        <w:rPr>
+          <w:rFonts w:ascii="Arial" w:hAnsi="Arial" w:cs="Arial"/>
+          <w:sz w:val="22"/>
+          <w:szCs w:val="22"/>
+        </w:rPr>
+      </w:pPr>
+      <w:r>
+        <w:rPr>
+          <w:rFonts w:ascii="Arial" w:hAnsi="Arial" w:cs="Arial"/>
+          <w:sz w:val="22"/>
+          <w:szCs w:val="22"/>
+        </w:rPr>
+        <w:tab/>
+        <w:t xml:space="preserve">ciudad </w:t>
+      </w:r>
+      <w:proofErr w:type="spellStart"/>
+      <w:proofErr w:type="gramStart"/>
+      <w:r>
+        <w:rPr>
+          <w:rFonts w:ascii="Arial" w:hAnsi="Arial" w:cs="Arial"/>
+          <w:sz w:val="22"/>
+          <w:szCs w:val="22"/>
+        </w:rPr>
+        <w:t>varchar</w:t>
+      </w:r>
+      <w:proofErr w:type="spellEnd"/>
+      <w:r>
+        <w:rPr>
+          <w:rFonts w:ascii="Arial" w:hAnsi="Arial" w:cs="Arial"/>
+          <w:sz w:val="22"/>
+          <w:szCs w:val="22"/>
+        </w:rPr>
+        <w:t>(</w:t>
+      </w:r>
+      <w:proofErr w:type="gramEnd"/>
+      <w:r>
+        <w:rPr>
+          <w:rFonts w:ascii="Arial" w:hAnsi="Arial" w:cs="Arial"/>
+          <w:sz w:val="22"/>
+          <w:szCs w:val="22"/>
+        </w:rPr>
+        <w:t xml:space="preserve">30) </w:t>
+      </w:r>
+      <w:proofErr w:type="spellStart"/>
+      <w:r>
+        <w:rPr>
+          <w:rFonts w:ascii="Arial" w:hAnsi="Arial" w:cs="Arial"/>
+          <w:sz w:val="22"/>
+          <w:szCs w:val="22"/>
+        </w:rPr>
+        <w:t>not</w:t>
+      </w:r>
+      <w:proofErr w:type="spellEnd"/>
+      <w:r>
+        <w:rPr>
+          <w:rFonts w:ascii="Arial" w:hAnsi="Arial" w:cs="Arial"/>
+          <w:sz w:val="22"/>
+          <w:szCs w:val="22"/>
+        </w:rPr>
+        <w:t xml:space="preserve"> </w:t>
+      </w:r>
+      <w:proofErr w:type="spellStart"/>
+      <w:r>
+        <w:rPr>
+          <w:rFonts w:ascii="Arial" w:hAnsi="Arial" w:cs="Arial"/>
+          <w:sz w:val="22"/>
+          <w:szCs w:val="22"/>
+        </w:rPr>
+        <w:t>null</w:t>
+      </w:r>
+      <w:proofErr w:type="spellEnd"/>
+      <w:r>
+        <w:rPr>
+          <w:rFonts w:ascii="Arial" w:hAnsi="Arial" w:cs="Arial"/>
+          <w:sz w:val="22"/>
+          <w:szCs w:val="22"/>
+        </w:rPr>
+        <w:t>,</w:t>
+      </w:r>
+    </w:p>
+    <w:p>
+      <w:pPr>
+        <w:spacing w:after="0"/>
+        <w:rPr>
+          <w:rFonts w:ascii="Arial" w:hAnsi="Arial" w:cs="Arial"/>
+          <w:sz w:val="22"/>
+          <w:szCs w:val="22"/>
+        </w:rPr>
+      </w:pPr>
+      <w:r>
+        <w:rPr>
+          <w:rFonts w:ascii="Arial" w:hAnsi="Arial" w:cs="Arial"/>
+          <w:sz w:val="22"/>
+          <w:szCs w:val="22"/>
+        </w:rPr>
+        <w:tab/>
+        <w:t xml:space="preserve">capacidad </w:t>
+      </w:r>
+      <w:proofErr w:type="spellStart"/>
+      <w:r>
+        <w:rPr>
+          <w:rFonts w:ascii="Arial" w:hAnsi="Arial" w:cs="Arial"/>
+          <w:sz w:val="22"/>
+          <w:szCs w:val="22"/>
+        </w:rPr>
+        <w:t>integer</w:t>
+      </w:r>
+      <w:proofErr w:type="spellEnd"/>
+      <w:r>
+        <w:rPr>
+          <w:rFonts w:ascii="Arial" w:hAnsi="Arial" w:cs="Arial"/>
+          <w:sz w:val="22"/>
+          <w:szCs w:val="22"/>
+        </w:rPr>
+        <w:t xml:space="preserve"> </w:t>
+      </w:r>
+      <w:proofErr w:type="spellStart"/>
+      <w:r>
+        <w:rPr>
+          <w:rFonts w:ascii="Arial" w:hAnsi="Arial" w:cs="Arial"/>
+          <w:sz w:val="22"/>
+          <w:szCs w:val="22"/>
+        </w:rPr>
+        <w:t>check</w:t>
+      </w:r>
+      <w:proofErr w:type="spellEnd"/>
+      <w:r>
+        <w:rPr>
+          <w:rFonts w:ascii="Arial" w:hAnsi="Arial" w:cs="Arial"/>
+          <w:sz w:val="22"/>
+          <w:szCs w:val="22"/>
+        </w:rPr>
+        <w:t xml:space="preserve"> (capacidad &gt; 0)</w:t>
+      </w:r>
+    </w:p>
+    <w:p>
+      <w:pPr>
+        <w:spacing w:after="0"/>
+        <w:rPr>
+          <w:rFonts w:ascii="Arial" w:hAnsi="Arial" w:cs="Arial"/>
+          <w:sz w:val="22"/>
+          <w:szCs w:val="22"/>
+        </w:rPr>
+      </w:pPr>
+      <w:r>
+        <w:rPr>
+          <w:rFonts w:ascii="Arial" w:hAnsi="Arial" w:cs="Arial"/>
+          <w:sz w:val="22"/>
+          <w:szCs w:val="22"/>
+        </w:rPr>
+        <w:t>);</w:t>
+      </w:r>
+    </w:p>
+    <w:p>
+      <w:pPr>
+        <w:spacing w:after="0"/>
+        <w:rPr>
+          <w:rFonts w:ascii="Arial" w:hAnsi="Arial" w:cs="Arial"/>
+          <w:sz w:val="22"/>
+          <w:szCs w:val="22"/>
+        </w:rPr>
+      </w:pPr>
+    </w:p>
+    <w:p>
+      <w:pPr>
+        <w:spacing w:after="0"/>
+        <w:rPr>
+          <w:rFonts w:ascii="Arial" w:hAnsi="Arial" w:cs="Arial"/>
+          <w:sz w:val="22"/>
+          <w:szCs w:val="22"/>
+        </w:rPr>
+      </w:pPr>
+      <w:r>
+        <w:rPr>
+          <w:rFonts w:ascii="Arial" w:hAnsi="Arial" w:cs="Arial"/>
+          <w:sz w:val="22"/>
+          <w:szCs w:val="22"/>
+        </w:rPr>
+        <w:t>alter table eventos</w:t>
+      </w:r>
+    </w:p>
+    <w:p>
+      <w:pPr>
+        <w:spacing w:after="0"/>
+        <w:rPr>
+          <w:rFonts w:ascii="Arial" w:hAnsi="Arial" w:cs="Arial"/>
+          <w:sz w:val="22"/>
+          <w:szCs w:val="22"/>
+        </w:rPr>
+      </w:pPr>
+      <w:proofErr w:type="spellStart"/>
+      <w:r>
+        <w:rPr>
+          <w:rFonts w:ascii="Arial" w:hAnsi="Arial" w:cs="Arial"/>
+          <w:sz w:val="22"/>
+          <w:szCs w:val="22"/>
+        </w:rPr>
+        <w:t>add</w:t>
+      </w:r>
+      <w:proofErr w:type="spellEnd"/>
+      <w:r>
+        <w:rPr>
+          <w:rFonts w:ascii="Arial" w:hAnsi="Arial" w:cs="Arial"/>
+          <w:sz w:val="22"/>
+          <w:szCs w:val="22"/>
+        </w:rPr>
+        <w:t xml:space="preserve"> </w:t>
+      </w:r>
+      <w:proofErr w:type="spellStart"/>
+      <w:r>
+        <w:rPr>
+          <w:rFonts w:ascii="Arial" w:hAnsi="Arial" w:cs="Arial"/>
+          <w:sz w:val="22"/>
+          <w:szCs w:val="22"/>
+        </w:rPr>
+        <w:t>column</w:t>
+      </w:r>
+      <w:proofErr w:type="spellEnd"/>
+      <w:r>
+        <w:rPr>
+          <w:rFonts w:ascii="Arial" w:hAnsi="Arial" w:cs="Arial"/>
+          <w:sz w:val="22"/>
+          <w:szCs w:val="22"/>
+        </w:rPr>
+        <w:t xml:space="preserve"> </w:t>
+      </w:r>
+      <w:proofErr w:type="spellStart"/>
+      <w:r>
+        <w:rPr>
+          <w:rFonts w:ascii="Arial" w:hAnsi="Arial" w:cs="Arial"/>
+          <w:sz w:val="22"/>
+          <w:szCs w:val="22"/>
+        </w:rPr>
+        <w:t>id_ubicacion</w:t>
+      </w:r>
+      <w:proofErr w:type="spellEnd"/>
+      <w:r>
+        <w:rPr>
+          <w:rFonts w:ascii="Arial" w:hAnsi="Arial" w:cs="Arial"/>
+          <w:sz w:val="22"/>
+          <w:szCs w:val="22"/>
+        </w:rPr>
+        <w:t xml:space="preserve"> </w:t>
+      </w:r>
+      <w:proofErr w:type="spellStart"/>
+      <w:r>
+        <w:rPr>
+          <w:rFonts w:ascii="Arial" w:hAnsi="Arial" w:cs="Arial"/>
+          <w:sz w:val="22"/>
+          <w:szCs w:val="22"/>
+        </w:rPr>
+        <w:t>integer</w:t>
+      </w:r>
+      <w:proofErr w:type="spellEnd"/>
+      <w:r>
+        <w:rPr>
+          <w:rFonts w:ascii="Arial" w:hAnsi="Arial" w:cs="Arial"/>
+          <w:sz w:val="22"/>
+          <w:szCs w:val="22"/>
+        </w:rPr>
+        <w:t xml:space="preserve"> </w:t>
+      </w:r>
+      <w:proofErr w:type="spellStart"/>
+      <w:r>
+        <w:rPr>
+          <w:rFonts w:ascii="Arial" w:hAnsi="Arial" w:cs="Arial"/>
+          <w:sz w:val="22"/>
+          <w:szCs w:val="22"/>
+        </w:rPr>
+        <w:t>not</w:t>
+      </w:r>
+      <w:proofErr w:type="spellEnd"/>
+      <w:r>
+        <w:rPr>
+          <w:rFonts w:ascii="Arial" w:hAnsi="Arial" w:cs="Arial"/>
+          <w:sz w:val="22"/>
+          <w:szCs w:val="22"/>
+        </w:rPr>
+        <w:t xml:space="preserve"> </w:t>
+      </w:r>
+      <w:proofErr w:type="spellStart"/>
+      <w:r>
+        <w:rPr>
+          <w:rFonts w:ascii="Arial" w:hAnsi="Arial" w:cs="Arial"/>
+          <w:sz w:val="22"/>
+          <w:szCs w:val="22"/>
+        </w:rPr>
+        <w:t>null</w:t>
+      </w:r>
+      <w:proofErr w:type="spellEnd"/>
+      <w:r>
+        <w:rPr>
+          <w:rFonts w:ascii="Arial" w:hAnsi="Arial" w:cs="Arial"/>
+          <w:sz w:val="22"/>
+          <w:szCs w:val="22"/>
+        </w:rPr>
+        <w:t xml:space="preserve"> </w:t>
+      </w:r>
+      <w:proofErr w:type="spellStart"/>
+      <w:r>
+        <w:rPr>
+          <w:rFonts w:ascii="Arial" w:hAnsi="Arial" w:cs="Arial"/>
+          <w:sz w:val="22"/>
+          <w:szCs w:val="22"/>
+        </w:rPr>
+        <w:t>references</w:t>
+      </w:r>
+      <w:proofErr w:type="spellEnd"/>
+      <w:r>
+        <w:rPr>
+          <w:rFonts w:ascii="Arial" w:hAnsi="Arial" w:cs="Arial"/>
+          <w:sz w:val="22"/>
+          <w:szCs w:val="22"/>
+        </w:rPr>
+        <w:t xml:space="preserve"> ubicaciones(</w:t>
+      </w:r>
+      <w:proofErr w:type="spellStart"/>
+      <w:r>
+        <w:rPr>
+          <w:rFonts w:ascii="Arial" w:hAnsi="Arial" w:cs="Arial"/>
+          <w:sz w:val="22"/>
+          <w:szCs w:val="22"/>
+        </w:rPr>
+        <w:t>id_ubicacio</w:t>
+      </w:r>
+      <w:r>
+        <w:rPr>
+          <w:rFonts w:ascii="Arial" w:hAnsi="Arial" w:cs="Arial"/>
+          <w:sz w:val="22"/>
+          <w:szCs w:val="22"/>
+        </w:rPr>
+        <w:t>n</w:t>
+      </w:r>
+      <w:proofErr w:type="spellEnd"/>
+      <w:r>
+        <w:rPr>
+          <w:rFonts w:ascii="Arial" w:hAnsi="Arial" w:cs="Arial"/>
+          <w:sz w:val="22"/>
+          <w:szCs w:val="22"/>
+        </w:rPr>
+        <w:t>);</w:t>
+      </w:r>
+    </w:p>
+    <w:p>
+      <w:pPr>
+        <w:spacing w:after="0"/>
+        <w:rPr>
+          <w:rFonts w:ascii="Arial" w:hAnsi="Arial" w:cs="Arial"/>
+          <w:sz w:val="22"/>
+          <w:szCs w:val="22"/>
+        </w:rPr>
+      </w:pPr>
+    </w:p>
+    <w:p>
+      <w:pPr>
+        <w:spacing w:after="0"/>
+        <w:rPr>
+          <w:rFonts w:ascii="Arial" w:hAnsi="Arial" w:cs="Arial"/>
+          <w:sz w:val="22"/>
+          <w:szCs w:val="22"/>
+        </w:rPr>
+      </w:pPr>
+      <w:proofErr w:type="spellStart"/>
+      <w:r>
+        <w:rPr>
+          <w:rFonts w:ascii="Arial" w:hAnsi="Arial" w:cs="Arial"/>
+          <w:sz w:val="22"/>
+          <w:szCs w:val="22"/>
+        </w:rPr>
+        <w:t>create</w:t>
+      </w:r>
+      <w:proofErr w:type="spellEnd"/>
+      <w:r>
+        <w:rPr>
+          <w:rFonts w:ascii="Arial" w:hAnsi="Arial" w:cs="Arial"/>
+          <w:sz w:val="22"/>
+          <w:szCs w:val="22"/>
+        </w:rPr>
+        <w:t xml:space="preserve"> table tareas (</w:t>
+      </w:r>
+    </w:p>
+    <w:p>
+      <w:pPr>
+        <w:spacing w:after="0"/>
+        <w:rPr>
+          <w:rFonts w:ascii="Arial" w:hAnsi="Arial" w:cs="Arial"/>
+          <w:sz w:val="22"/>
+          <w:szCs w:val="22"/>
+        </w:rPr>
+      </w:pPr>
+      <w:r>
+        <w:rPr>
+          <w:rFonts w:ascii="Arial" w:hAnsi="Arial" w:cs="Arial"/>
+          <w:sz w:val="22"/>
+          <w:szCs w:val="22"/>
+        </w:rPr>
+        <w:tab/>
+      </w:r>
+      <w:proofErr w:type="spellStart"/>
+      <w:r>
+        <w:rPr>
+          <w:rFonts w:ascii="Arial" w:hAnsi="Arial" w:cs="Arial"/>
+          <w:sz w:val="22"/>
+          <w:szCs w:val="22"/>
+        </w:rPr>
+        <w:t>id_tarea</w:t>
+      </w:r>
+      <w:proofErr w:type="spellEnd"/>
+      <w:r>
+        <w:rPr>
+          <w:rFonts w:ascii="Arial" w:hAnsi="Arial" w:cs="Arial"/>
+          <w:sz w:val="22"/>
+          <w:szCs w:val="22"/>
+        </w:rPr>
+        <w:t xml:space="preserve"> serial </w:t>
+      </w:r>
+      <w:proofErr w:type="spellStart"/>
+      <w:r>
+        <w:rPr>
+          <w:rFonts w:ascii="Arial" w:hAnsi="Arial" w:cs="Arial"/>
+          <w:sz w:val="22"/>
+          <w:szCs w:val="22"/>
+        </w:rPr>
+        <w:t>not</w:t>
+      </w:r>
+      <w:proofErr w:type="spellEnd"/>
+      <w:r>
+        <w:rPr>
+          <w:rFonts w:ascii="Arial" w:hAnsi="Arial" w:cs="Arial"/>
+          <w:sz w:val="22"/>
+          <w:szCs w:val="22"/>
+        </w:rPr>
+        <w:t xml:space="preserve"> </w:t>
+      </w:r>
+      <w:proofErr w:type="spellStart"/>
+      <w:r>
+        <w:rPr>
+          <w:rFonts w:ascii="Arial" w:hAnsi="Arial" w:cs="Arial"/>
+          <w:sz w:val="22"/>
+          <w:szCs w:val="22"/>
+        </w:rPr>
+        <w:t>null</w:t>
+      </w:r>
+      <w:proofErr w:type="spellEnd"/>
+      <w:r>
+        <w:rPr>
+          <w:rFonts w:ascii="Arial" w:hAnsi="Arial" w:cs="Arial"/>
+          <w:sz w:val="22"/>
+          <w:szCs w:val="22"/>
+        </w:rPr>
+        <w:t>,</w:t>
+      </w:r>
+    </w:p>
+    <w:p>
+      <w:pPr>
+        <w:spacing w:after="0"/>
+        <w:rPr>
+          <w:rFonts w:ascii="Arial" w:hAnsi="Arial" w:cs="Arial"/>
+          <w:sz w:val="22"/>
+          <w:szCs w:val="22"/>
+        </w:rPr>
+      </w:pPr>
+      <w:r>
+        <w:rPr>
+          <w:rFonts w:ascii="Arial" w:hAnsi="Arial" w:cs="Arial"/>
+          <w:sz w:val="22"/>
+          <w:szCs w:val="22"/>
+        </w:rPr>
+        <w:tab/>
+      </w:r>
+      <w:proofErr w:type="spellStart"/>
+      <w:r>
+        <w:rPr>
+          <w:rFonts w:ascii="Arial" w:hAnsi="Arial" w:cs="Arial"/>
+          <w:sz w:val="22"/>
+          <w:szCs w:val="22"/>
+        </w:rPr>
+        <w:t>id_evento</w:t>
+      </w:r>
+      <w:proofErr w:type="spellEnd"/>
+      <w:r>
+        <w:rPr>
+          <w:rFonts w:ascii="Arial" w:hAnsi="Arial" w:cs="Arial"/>
+          <w:sz w:val="22"/>
+          <w:szCs w:val="22"/>
+        </w:rPr>
+        <w:t xml:space="preserve"> </w:t>
+      </w:r>
+      <w:proofErr w:type="spellStart"/>
+      <w:r>
+        <w:rPr>
+          <w:rFonts w:ascii="Arial" w:hAnsi="Arial" w:cs="Arial"/>
+          <w:sz w:val="22"/>
+          <w:szCs w:val="22"/>
+        </w:rPr>
+        <w:t>integer</w:t>
+      </w:r>
+      <w:proofErr w:type="spellEnd"/>
+      <w:r>
+        <w:rPr>
+          <w:rFonts w:ascii="Arial" w:hAnsi="Arial" w:cs="Arial"/>
+          <w:sz w:val="22"/>
+          <w:szCs w:val="22"/>
+        </w:rPr>
+        <w:t xml:space="preserve"> </w:t>
+      </w:r>
+      <w:proofErr w:type="spellStart"/>
+      <w:r>
+        <w:rPr>
+          <w:rFonts w:ascii="Arial" w:hAnsi="Arial" w:cs="Arial"/>
+          <w:sz w:val="22"/>
+          <w:szCs w:val="22"/>
+        </w:rPr>
+        <w:t>not</w:t>
+      </w:r>
+      <w:proofErr w:type="spellEnd"/>
+      <w:r>
+        <w:rPr>
+          <w:rFonts w:ascii="Arial" w:hAnsi="Arial" w:cs="Arial"/>
+          <w:sz w:val="22"/>
+          <w:szCs w:val="22"/>
+        </w:rPr>
+        <w:t xml:space="preserve"> </w:t>
+      </w:r>
+      <w:proofErr w:type="spellStart"/>
+      <w:r>
+        <w:rPr>
+          <w:rFonts w:ascii="Arial" w:hAnsi="Arial" w:cs="Arial"/>
+          <w:sz w:val="22"/>
+          <w:szCs w:val="22"/>
+        </w:rPr>
+        <w:t>null</w:t>
+      </w:r>
+      <w:proofErr w:type="spellEnd"/>
+      <w:r>
+        <w:rPr>
+          <w:rFonts w:ascii="Arial" w:hAnsi="Arial" w:cs="Arial"/>
+          <w:sz w:val="22"/>
+          <w:szCs w:val="22"/>
+        </w:rPr>
+        <w:t xml:space="preserve"> </w:t>
+      </w:r>
+      <w:proofErr w:type="spellStart"/>
+      <w:r>
+        <w:rPr>
+          <w:rFonts w:ascii="Arial" w:hAnsi="Arial" w:cs="Arial"/>
+          <w:sz w:val="22"/>
+          <w:szCs w:val="22"/>
+        </w:rPr>
+        <w:t>references</w:t>
+      </w:r>
+      <w:proofErr w:type="spellEnd"/>
+      <w:r>
+        <w:rPr>
+          <w:rFonts w:ascii="Arial" w:hAnsi="Arial" w:cs="Arial"/>
+          <w:sz w:val="22"/>
+          <w:szCs w:val="22"/>
+        </w:rPr>
+        <w:t xml:space="preserve"> eventos(</w:t>
+      </w:r>
+      <w:proofErr w:type="spellStart"/>
+      <w:r>
+        <w:rPr>
+          <w:rFonts w:ascii="Arial" w:hAnsi="Arial" w:cs="Arial"/>
+          <w:sz w:val="22"/>
+          <w:szCs w:val="22"/>
+        </w:rPr>
+        <w:t>id_evento</w:t>
+      </w:r>
+      <w:proofErr w:type="spellEnd"/>
+      <w:r>
+        <w:rPr>
+          <w:rFonts w:ascii="Arial" w:hAnsi="Arial" w:cs="Arial"/>
+          <w:sz w:val="22"/>
+          <w:szCs w:val="22"/>
+        </w:rPr>
+        <w:t>),</w:t>
+      </w:r>
+    </w:p>
+    <w:p>
+      <w:pPr>
+        <w:spacing w:after="0"/>
+        <w:rPr>
+          <w:rFonts w:ascii="Arial" w:hAnsi="Arial" w:cs="Arial"/>
+          <w:sz w:val="22"/>
+          <w:szCs w:val="22"/>
+        </w:rPr>
+      </w:pPr>
+      <w:r>
+        <w:rPr>
+          <w:rFonts w:ascii="Arial" w:hAnsi="Arial" w:cs="Arial"/>
+          <w:sz w:val="22"/>
+          <w:szCs w:val="22"/>
+        </w:rPr>
+        <w:tab/>
+        <w:t xml:space="preserve">responsable </w:t>
+      </w:r>
+      <w:proofErr w:type="spellStart"/>
+      <w:r>
+        <w:rPr>
+          <w:rFonts w:ascii="Arial" w:hAnsi="Arial" w:cs="Arial"/>
+          <w:sz w:val="22"/>
+          <w:szCs w:val="22"/>
+        </w:rPr>
+        <w:t>integer</w:t>
+      </w:r>
+      <w:proofErr w:type="spellEnd"/>
+      <w:r>
+        <w:rPr>
+          <w:rFonts w:ascii="Arial" w:hAnsi="Arial" w:cs="Arial"/>
+          <w:sz w:val="22"/>
+          <w:szCs w:val="22"/>
+        </w:rPr>
+        <w:t xml:space="preserve"> </w:t>
+      </w:r>
+      <w:proofErr w:type="spellStart"/>
+      <w:r>
+        <w:rPr>
+          <w:rFonts w:ascii="Arial" w:hAnsi="Arial" w:cs="Arial"/>
+          <w:sz w:val="22"/>
+          <w:szCs w:val="22"/>
+        </w:rPr>
+        <w:t>not</w:t>
+      </w:r>
+      <w:proofErr w:type="spellEnd"/>
+      <w:r>
+        <w:rPr>
+          <w:rFonts w:ascii="Arial" w:hAnsi="Arial" w:cs="Arial"/>
+          <w:sz w:val="22"/>
+          <w:szCs w:val="22"/>
+        </w:rPr>
+        <w:t xml:space="preserve"> </w:t>
+      </w:r>
+      <w:proofErr w:type="spellStart"/>
+      <w:r>
+        <w:rPr>
+          <w:rFonts w:ascii="Arial" w:hAnsi="Arial" w:cs="Arial"/>
+          <w:sz w:val="22"/>
+          <w:szCs w:val="22"/>
+        </w:rPr>
+        <w:t>null</w:t>
+      </w:r>
+      <w:proofErr w:type="spellEnd"/>
+      <w:r>
+        <w:rPr>
+          <w:rFonts w:ascii="Arial" w:hAnsi="Arial" w:cs="Arial"/>
+          <w:sz w:val="22"/>
+          <w:szCs w:val="22"/>
+        </w:rPr>
+        <w:t xml:space="preserve"> </w:t>
+      </w:r>
+      <w:proofErr w:type="spellStart"/>
+      <w:r>
+        <w:rPr>
+          <w:rFonts w:ascii="Arial" w:hAnsi="Arial" w:cs="Arial"/>
+          <w:sz w:val="22"/>
+          <w:szCs w:val="22"/>
+        </w:rPr>
+        <w:t>references</w:t>
+      </w:r>
+      <w:proofErr w:type="spellEnd"/>
+      <w:r>
+        <w:rPr>
+          <w:rFonts w:ascii="Arial" w:hAnsi="Arial" w:cs="Arial"/>
+          <w:sz w:val="22"/>
+          <w:szCs w:val="22"/>
+        </w:rPr>
+        <w:t xml:space="preserve"> usuarios(</w:t>
+      </w:r>
+      <w:proofErr w:type="spellStart"/>
+      <w:r>
+        <w:rPr>
+          <w:rFonts w:ascii="Arial" w:hAnsi="Arial" w:cs="Arial"/>
+          <w:sz w:val="22"/>
+          <w:szCs w:val="22"/>
+        </w:rPr>
+        <w:t>id_usuario</w:t>
+      </w:r>
+      <w:proofErr w:type="spellEnd"/>
+      <w:r>
+        <w:rPr>
+          <w:rFonts w:ascii="Arial" w:hAnsi="Arial" w:cs="Arial"/>
+          <w:sz w:val="22"/>
+          <w:szCs w:val="22"/>
+        </w:rPr>
+        <w:t>),</w:t>
+      </w:r>
+    </w:p>
+    <w:p>
+      <w:pPr>
+        <w:spacing w:after="0"/>
+        <w:rPr>
+          <w:rFonts w:ascii="Arial" w:hAnsi="Arial" w:cs="Arial"/>
+          <w:sz w:val="22"/>
+          <w:szCs w:val="22"/>
+        </w:rPr>
+      </w:pPr>
+      <w:r>
+        <w:rPr>
+          <w:rFonts w:ascii="Arial" w:hAnsi="Arial" w:cs="Arial"/>
+          <w:sz w:val="22"/>
+          <w:szCs w:val="22"/>
+        </w:rPr>
+        <w:tab/>
+      </w:r>
+      <w:proofErr w:type="spellStart"/>
+      <w:r>
+        <w:rPr>
+          <w:rFonts w:ascii="Arial" w:hAnsi="Arial" w:cs="Arial"/>
+          <w:sz w:val="22"/>
+          <w:szCs w:val="22"/>
+        </w:rPr>
+        <w:t>titulo</w:t>
+      </w:r>
+      <w:proofErr w:type="spellEnd"/>
+      <w:r>
+        <w:rPr>
+          <w:rFonts w:ascii="Arial" w:hAnsi="Arial" w:cs="Arial"/>
+          <w:sz w:val="22"/>
+          <w:szCs w:val="22"/>
+        </w:rPr>
+        <w:t xml:space="preserve"> </w:t>
+      </w:r>
+      <w:proofErr w:type="spellStart"/>
+      <w:proofErr w:type="gramStart"/>
+      <w:r>
+        <w:rPr>
+          <w:rFonts w:ascii="Arial" w:hAnsi="Arial" w:cs="Arial"/>
+          <w:sz w:val="22"/>
+          <w:szCs w:val="22"/>
+        </w:rPr>
+        <w:t>varchar</w:t>
+      </w:r>
+      <w:proofErr w:type="spellEnd"/>
+      <w:r>
+        <w:rPr>
+          <w:rFonts w:ascii="Arial" w:hAnsi="Arial" w:cs="Arial"/>
+          <w:sz w:val="22"/>
+          <w:szCs w:val="22"/>
+        </w:rPr>
+        <w:t>(</w:t>
+      </w:r>
+      <w:proofErr w:type="gramEnd"/>
+      <w:r>
+        <w:rPr>
+          <w:rFonts w:ascii="Arial" w:hAnsi="Arial" w:cs="Arial"/>
+          <w:sz w:val="22"/>
+          <w:szCs w:val="22"/>
+        </w:rPr>
+        <w:t xml:space="preserve">30) </w:t>
+      </w:r>
+      <w:proofErr w:type="spellStart"/>
+      <w:r>
+        <w:rPr>
+          <w:rFonts w:ascii="Arial" w:hAnsi="Arial" w:cs="Arial"/>
+          <w:sz w:val="22"/>
+          <w:szCs w:val="22"/>
+        </w:rPr>
+        <w:t>not</w:t>
+      </w:r>
+      <w:proofErr w:type="spellEnd"/>
+      <w:r>
+        <w:rPr>
+          <w:rFonts w:ascii="Arial" w:hAnsi="Arial" w:cs="Arial"/>
+          <w:sz w:val="22"/>
+          <w:szCs w:val="22"/>
+        </w:rPr>
+        <w:t xml:space="preserve"> </w:t>
+      </w:r>
+      <w:proofErr w:type="spellStart"/>
+      <w:r>
+        <w:rPr>
+          <w:rFonts w:ascii="Arial" w:hAnsi="Arial" w:cs="Arial"/>
+          <w:sz w:val="22"/>
+          <w:szCs w:val="22"/>
+        </w:rPr>
+        <w:t>null</w:t>
+      </w:r>
+      <w:proofErr w:type="spellEnd"/>
+      <w:r>
+        <w:rPr>
+          <w:rFonts w:ascii="Arial" w:hAnsi="Arial" w:cs="Arial"/>
+          <w:sz w:val="22"/>
+          <w:szCs w:val="22"/>
+        </w:rPr>
+        <w:t>,</w:t>
+      </w:r>
+    </w:p>
+    <w:p>
+      <w:pPr>
+        <w:spacing w:after="0"/>
+        <w:rPr>
+          <w:rFonts w:ascii="Arial" w:hAnsi="Arial" w:cs="Arial"/>
+          <w:sz w:val="22"/>
+          <w:szCs w:val="22"/>
+        </w:rPr>
+      </w:pPr>
+      <w:r>
+        <w:rPr>
+          <w:rFonts w:ascii="Arial" w:hAnsi="Arial" w:cs="Arial"/>
+          <w:sz w:val="22"/>
+          <w:szCs w:val="22"/>
+        </w:rPr>
+        <w:tab/>
+      </w:r>
+      <w:proofErr w:type="spellStart"/>
+      <w:r>
+        <w:rPr>
+          <w:rFonts w:ascii="Arial" w:hAnsi="Arial" w:cs="Arial"/>
+          <w:sz w:val="22"/>
+          <w:szCs w:val="22"/>
+        </w:rPr>
+        <w:t>descripcion</w:t>
+      </w:r>
+      <w:proofErr w:type="spellEnd"/>
+      <w:r>
+        <w:rPr>
+          <w:rFonts w:ascii="Arial" w:hAnsi="Arial" w:cs="Arial"/>
+          <w:sz w:val="22"/>
+          <w:szCs w:val="22"/>
+        </w:rPr>
+        <w:t xml:space="preserve"> </w:t>
+      </w:r>
+      <w:proofErr w:type="spellStart"/>
+      <w:proofErr w:type="gramStart"/>
+      <w:r>
+        <w:rPr>
+          <w:rFonts w:ascii="Arial" w:hAnsi="Arial" w:cs="Arial"/>
+          <w:sz w:val="22"/>
+          <w:szCs w:val="22"/>
+        </w:rPr>
+        <w:t>varchar</w:t>
+      </w:r>
+      <w:proofErr w:type="spellEnd"/>
+      <w:r>
+        <w:rPr>
+          <w:rFonts w:ascii="Arial" w:hAnsi="Arial" w:cs="Arial"/>
+          <w:sz w:val="22"/>
+          <w:szCs w:val="22"/>
+        </w:rPr>
+        <w:t>(</w:t>
+      </w:r>
+      <w:proofErr w:type="gramEnd"/>
+      <w:r>
+        <w:rPr>
+          <w:rFonts w:ascii="Arial" w:hAnsi="Arial" w:cs="Arial"/>
+          <w:sz w:val="22"/>
+          <w:szCs w:val="22"/>
+        </w:rPr>
+        <w:t>30),</w:t>
+      </w:r>
+    </w:p>
+    <w:p>
+      <w:pPr>
+        <w:spacing w:after="0"/>
+        <w:rPr>
+          <w:rFonts w:ascii="Arial" w:hAnsi="Arial" w:cs="Arial"/>
+          <w:sz w:val="22"/>
+          <w:szCs w:val="22"/>
+        </w:rPr>
+      </w:pPr>
+      <w:r>
+        <w:rPr>
+          <w:rFonts w:ascii="Arial" w:hAnsi="Arial" w:cs="Arial"/>
+          <w:sz w:val="22"/>
+          <w:szCs w:val="22"/>
+        </w:rPr>
+        <w:tab/>
+      </w:r>
+      <w:proofErr w:type="spellStart"/>
+      <w:r>
+        <w:rPr>
+          <w:rFonts w:ascii="Arial" w:hAnsi="Arial" w:cs="Arial"/>
+          <w:sz w:val="22"/>
+          <w:szCs w:val="22"/>
+        </w:rPr>
+        <w:t>fecha_limite</w:t>
+      </w:r>
+      <w:proofErr w:type="spellEnd"/>
+      <w:r>
+        <w:rPr>
+          <w:rFonts w:ascii="Arial" w:hAnsi="Arial" w:cs="Arial"/>
+          <w:sz w:val="22"/>
+          <w:szCs w:val="22"/>
+        </w:rPr>
+        <w:t xml:space="preserve"> </w:t>
+      </w:r>
+      <w:proofErr w:type="spellStart"/>
+      <w:r>
+        <w:rPr>
+          <w:rFonts w:ascii="Arial" w:hAnsi="Arial" w:cs="Arial"/>
+          <w:sz w:val="22"/>
+          <w:szCs w:val="22"/>
+        </w:rPr>
+        <w:t>timestamp</w:t>
+      </w:r>
+      <w:proofErr w:type="spellEnd"/>
+      <w:r>
+        <w:rPr>
+          <w:rFonts w:ascii="Arial" w:hAnsi="Arial" w:cs="Arial"/>
+          <w:sz w:val="22"/>
+          <w:szCs w:val="22"/>
+        </w:rPr>
+        <w:t xml:space="preserve"> </w:t>
+      </w:r>
+      <w:proofErr w:type="spellStart"/>
+      <w:r>
+        <w:rPr>
+          <w:rFonts w:ascii="Arial" w:hAnsi="Arial" w:cs="Arial"/>
+          <w:sz w:val="22"/>
+          <w:szCs w:val="22"/>
+        </w:rPr>
+        <w:t>not</w:t>
+      </w:r>
+      <w:proofErr w:type="spellEnd"/>
+      <w:r>
+        <w:rPr>
+          <w:rFonts w:ascii="Arial" w:hAnsi="Arial" w:cs="Arial"/>
+          <w:sz w:val="22"/>
+          <w:szCs w:val="22"/>
+        </w:rPr>
+        <w:t xml:space="preserve"> </w:t>
+      </w:r>
+      <w:proofErr w:type="spellStart"/>
+      <w:r>
+        <w:rPr>
+          <w:rFonts w:ascii="Arial" w:hAnsi="Arial" w:cs="Arial"/>
+          <w:sz w:val="22"/>
+          <w:szCs w:val="22"/>
+        </w:rPr>
+        <w:t>null</w:t>
+      </w:r>
+      <w:proofErr w:type="spellEnd"/>
+      <w:r>
+        <w:rPr>
+          <w:rFonts w:ascii="Arial" w:hAnsi="Arial" w:cs="Arial"/>
+          <w:sz w:val="22"/>
+          <w:szCs w:val="22"/>
+        </w:rPr>
+        <w:t>,</w:t>
+      </w:r>
+    </w:p>
+    <w:p>
+      <w:pPr>
+        <w:spacing w:after="0"/>
+        <w:rPr>
+          <w:rFonts w:ascii="Arial" w:hAnsi="Arial" w:cs="Arial"/>
+          <w:sz w:val="22"/>
+          <w:szCs w:val="22"/>
+        </w:rPr>
+      </w:pPr>
+      <w:r>
+        <w:rPr>
+          <w:rFonts w:ascii="Arial" w:hAnsi="Arial" w:cs="Arial"/>
+          <w:sz w:val="22"/>
+          <w:szCs w:val="22"/>
+        </w:rPr>
+        <w:tab/>
+        <w:t xml:space="preserve">prioridad </w:t>
+      </w:r>
+      <w:proofErr w:type="spellStart"/>
+      <w:proofErr w:type="gramStart"/>
+      <w:r>
+        <w:rPr>
+          <w:rFonts w:ascii="Arial" w:hAnsi="Arial" w:cs="Arial"/>
+          <w:sz w:val="22"/>
+          <w:szCs w:val="22"/>
+        </w:rPr>
+        <w:t>varchar</w:t>
+      </w:r>
+      <w:proofErr w:type="spellEnd"/>
+      <w:r>
+        <w:rPr>
+          <w:rFonts w:ascii="Arial" w:hAnsi="Arial" w:cs="Arial"/>
+          <w:sz w:val="22"/>
+          <w:szCs w:val="22"/>
+        </w:rPr>
+        <w:t>(</w:t>
+      </w:r>
+      <w:proofErr w:type="gramEnd"/>
+      <w:r>
+        <w:rPr>
+          <w:rFonts w:ascii="Arial" w:hAnsi="Arial" w:cs="Arial"/>
+          <w:sz w:val="22"/>
+          <w:szCs w:val="22"/>
+        </w:rPr>
+        <w:t xml:space="preserve">30) </w:t>
+      </w:r>
+      <w:proofErr w:type="spellStart"/>
+      <w:r>
+        <w:rPr>
+          <w:rFonts w:ascii="Arial" w:hAnsi="Arial" w:cs="Arial"/>
+          <w:sz w:val="22"/>
+          <w:szCs w:val="22"/>
+        </w:rPr>
+        <w:t>not</w:t>
+      </w:r>
+      <w:proofErr w:type="spellEnd"/>
+      <w:r>
+        <w:rPr>
+          <w:rFonts w:ascii="Arial" w:hAnsi="Arial" w:cs="Arial"/>
+          <w:sz w:val="22"/>
+          <w:szCs w:val="22"/>
+        </w:rPr>
+        <w:t xml:space="preserve"> </w:t>
+      </w:r>
+      <w:proofErr w:type="spellStart"/>
+      <w:r>
+        <w:rPr>
+          <w:rFonts w:ascii="Arial" w:hAnsi="Arial" w:cs="Arial"/>
+          <w:sz w:val="22"/>
+          <w:szCs w:val="22"/>
+        </w:rPr>
+        <w:t>null</w:t>
+      </w:r>
+      <w:proofErr w:type="spellEnd"/>
+      <w:r>
+        <w:rPr>
+          <w:rFonts w:ascii="Arial" w:hAnsi="Arial" w:cs="Arial"/>
+          <w:sz w:val="22"/>
+          <w:szCs w:val="22"/>
+        </w:rPr>
+        <w:t>,</w:t>
+      </w:r>
+    </w:p>
+    <w:p>
+      <w:pPr>
+        <w:spacing w:after="0"/>
+        <w:rPr>
+          <w:rFonts w:ascii="Arial" w:hAnsi="Arial" w:cs="Arial"/>
+          <w:sz w:val="22"/>
+          <w:szCs w:val="22"/>
+        </w:rPr>
+      </w:pPr>
+      <w:r>
+        <w:rPr>
+          <w:rFonts w:ascii="Arial" w:hAnsi="Arial" w:cs="Arial"/>
+          <w:sz w:val="22"/>
+          <w:szCs w:val="22"/>
+        </w:rPr>
+        <w:tab/>
+        <w:t xml:space="preserve">estado </w:t>
+      </w:r>
+      <w:proofErr w:type="spellStart"/>
+      <w:proofErr w:type="gramStart"/>
+      <w:r>
+        <w:rPr>
+          <w:rFonts w:ascii="Arial" w:hAnsi="Arial" w:cs="Arial"/>
+          <w:sz w:val="22"/>
+          <w:szCs w:val="22"/>
+        </w:rPr>
+        <w:t>varchar</w:t>
+      </w:r>
+      <w:proofErr w:type="spellEnd"/>
+      <w:r>
+        <w:rPr>
+          <w:rFonts w:ascii="Arial" w:hAnsi="Arial" w:cs="Arial"/>
+          <w:sz w:val="22"/>
+          <w:szCs w:val="22"/>
+        </w:rPr>
+        <w:t>(</w:t>
+      </w:r>
+      <w:proofErr w:type="gramEnd"/>
+      <w:r>
+        <w:rPr>
+          <w:rFonts w:ascii="Arial" w:hAnsi="Arial" w:cs="Arial"/>
+          <w:sz w:val="22"/>
+          <w:szCs w:val="22"/>
+        </w:rPr>
+        <w:t xml:space="preserve">30) </w:t>
+      </w:r>
+      <w:proofErr w:type="spellStart"/>
+      <w:r>
+        <w:rPr>
+          <w:rFonts w:ascii="Arial" w:hAnsi="Arial" w:cs="Arial"/>
+          <w:sz w:val="22"/>
+          <w:szCs w:val="22"/>
+        </w:rPr>
+        <w:t>not</w:t>
+      </w:r>
+      <w:proofErr w:type="spellEnd"/>
+      <w:r>
+        <w:rPr>
+          <w:rFonts w:ascii="Arial" w:hAnsi="Arial" w:cs="Arial"/>
+          <w:sz w:val="22"/>
+          <w:szCs w:val="22"/>
+        </w:rPr>
+        <w:t xml:space="preserve"> </w:t>
+      </w:r>
+      <w:proofErr w:type="spellStart"/>
+      <w:r>
+        <w:rPr>
+          <w:rFonts w:ascii="Arial" w:hAnsi="Arial" w:cs="Arial"/>
+          <w:sz w:val="22"/>
+          <w:szCs w:val="22"/>
+        </w:rPr>
+        <w:t>null</w:t>
+      </w:r>
+      <w:proofErr w:type="spellEnd"/>
+      <w:r>
+        <w:rPr>
+          <w:rFonts w:ascii="Arial" w:hAnsi="Arial" w:cs="Arial"/>
+          <w:sz w:val="22"/>
+          <w:szCs w:val="22"/>
+        </w:rPr>
+        <w:t>,</w:t>
+      </w:r>
+    </w:p>
+    <w:p>
+      <w:pPr>
+        <w:spacing w:after="0"/>
+        <w:rPr>
+          <w:rFonts w:ascii="Arial" w:hAnsi="Arial" w:cs="Arial"/>
+          <w:sz w:val="22"/>
+          <w:szCs w:val="22"/>
+        </w:rPr>
+      </w:pPr>
+      <w:r>
+        <w:rPr>
+          <w:rFonts w:ascii="Arial" w:hAnsi="Arial" w:cs="Arial"/>
+          <w:sz w:val="22"/>
+          <w:szCs w:val="22"/>
+        </w:rPr>
+        <w:tab/>
+      </w:r>
+      <w:proofErr w:type="spellStart"/>
+      <w:r>
+        <w:rPr>
+          <w:rFonts w:ascii="Arial" w:hAnsi="Arial" w:cs="Arial"/>
+          <w:sz w:val="22"/>
+          <w:szCs w:val="22"/>
+        </w:rPr>
+        <w:t>primary</w:t>
+      </w:r>
+      <w:proofErr w:type="spellEnd"/>
+      <w:r>
+        <w:rPr>
+          <w:rFonts w:ascii="Arial" w:hAnsi="Arial" w:cs="Arial"/>
+          <w:sz w:val="22"/>
+          <w:szCs w:val="22"/>
+        </w:rPr>
+        <w:t xml:space="preserve"> </w:t>
+      </w:r>
+      <w:proofErr w:type="spellStart"/>
+      <w:r>
+        <w:rPr>
+          <w:rFonts w:ascii="Arial" w:hAnsi="Arial" w:cs="Arial"/>
+          <w:sz w:val="22"/>
+          <w:szCs w:val="22"/>
+        </w:rPr>
+        <w:t>key</w:t>
+      </w:r>
+      <w:proofErr w:type="spellEnd"/>
+      <w:r>
+        <w:rPr>
+          <w:rFonts w:ascii="Arial" w:hAnsi="Arial" w:cs="Arial"/>
+          <w:sz w:val="22"/>
+          <w:szCs w:val="22"/>
+        </w:rPr>
+        <w:t xml:space="preserve"> (</w:t>
+      </w:r>
+      <w:proofErr w:type="spellStart"/>
+      <w:r>
+        <w:rPr>
+          <w:rFonts w:ascii="Arial" w:hAnsi="Arial" w:cs="Arial"/>
+          <w:sz w:val="22"/>
+          <w:szCs w:val="22"/>
+        </w:rPr>
+        <w:t>id_tarea</w:t>
+      </w:r>
+      <w:proofErr w:type="spellEnd"/>
+      <w:r>
+        <w:rPr>
+          <w:rFonts w:ascii="Arial" w:hAnsi="Arial" w:cs="Arial"/>
+          <w:sz w:val="22"/>
+          <w:szCs w:val="22"/>
+        </w:rPr>
+        <w:t xml:space="preserve">, </w:t>
+      </w:r>
+      <w:proofErr w:type="spellStart"/>
+      <w:r>
+        <w:rPr>
+          <w:rFonts w:ascii="Arial" w:hAnsi="Arial" w:cs="Arial"/>
+          <w:sz w:val="22"/>
+          <w:szCs w:val="22"/>
+        </w:rPr>
+        <w:t>id_evento</w:t>
+      </w:r>
+      <w:proofErr w:type="spellEnd"/>
+      <w:r>
+        <w:rPr>
+          <w:rFonts w:ascii="Arial" w:hAnsi="Arial" w:cs="Arial"/>
+          <w:sz w:val="22"/>
+          <w:szCs w:val="22"/>
+        </w:rPr>
+        <w:t>)</w:t>
+      </w:r>
+    </w:p>
+    <w:p>
+      <w:pPr>
+        <w:spacing w:after="0"/>
+        <w:rPr>
+          <w:rFonts w:ascii="Arial" w:hAnsi="Arial" w:cs="Arial"/>
+          <w:sz w:val="22"/>
+          <w:szCs w:val="22"/>
+        </w:rPr>
+      </w:pPr>
+      <w:r>
+        <w:rPr>
+          <w:rFonts w:ascii="Arial" w:hAnsi="Arial" w:cs="Arial"/>
+          <w:sz w:val="22"/>
+          <w:szCs w:val="22"/>
+        </w:rPr>
+        <w:t>);</w:t>
+      </w:r>
     </w:p>
     <w:sectPr>
       <w:pgSz w:w="12240" w:h="15840"/>
@@ -3540,7 +4986,6 @@
   <w:style w:type="character" w:default="1" w:styleId="Fuentedeprrafopredeter">
     <w:name w:val="Default Paragraph Font"/>
     <w:uiPriority w:val="1"/>
-    <w:semiHidden/>
     <w:unhideWhenUsed/>
   </w:style>
   <w:style w:type="table" w:default="1" w:styleId="Tablanormal">

--- a/Documentacion/Modelos.docx
+++ b/Documentacion/Modelos.docx
@@ -4242,6 +4242,694 @@
           <w:szCs w:val="22"/>
         </w:rPr>
       </w:pPr>
+      <w:r>
+        <w:rPr>
+          <w:rFonts w:ascii="Arial" w:hAnsi="Arial" w:cs="Arial"/>
+          <w:sz w:val="22"/>
+          <w:szCs w:val="22"/>
+        </w:rPr>
+        <w:t>);</w:t>
+      </w:r>
+    </w:p>
+    <w:p>
+      <w:pPr>
+        <w:spacing w:after="0"/>
+        <w:rPr>
+          <w:rFonts w:ascii="Arial" w:hAnsi="Arial" w:cs="Arial"/>
+          <w:sz w:val="22"/>
+          <w:szCs w:val="22"/>
+        </w:rPr>
+      </w:pPr>
+    </w:p>
+    <w:p>
+      <w:pPr>
+        <w:spacing w:after="0"/>
+        <w:rPr>
+          <w:rFonts w:ascii="Arial" w:hAnsi="Arial" w:cs="Arial"/>
+          <w:sz w:val="22"/>
+          <w:szCs w:val="22"/>
+        </w:rPr>
+      </w:pPr>
+    </w:p>
+    <w:p>
+      <w:pPr>
+        <w:spacing w:after="0"/>
+        <w:rPr>
+          <w:rFonts w:ascii="Arial" w:hAnsi="Arial" w:cs="Arial"/>
+          <w:sz w:val="22"/>
+          <w:szCs w:val="22"/>
+        </w:rPr>
+      </w:pPr>
+    </w:p>
+    <w:p>
+      <w:pPr>
+        <w:spacing w:after="0"/>
+        <w:rPr>
+          <w:rFonts w:ascii="Arial" w:hAnsi="Arial" w:cs="Arial"/>
+          <w:sz w:val="22"/>
+          <w:szCs w:val="22"/>
+        </w:rPr>
+      </w:pPr>
+    </w:p>
+    <w:p>
+      <w:pPr>
+        <w:spacing w:after="0"/>
+        <w:rPr>
+          <w:rFonts w:ascii="Arial" w:hAnsi="Arial" w:cs="Arial"/>
+          <w:sz w:val="22"/>
+          <w:szCs w:val="22"/>
+        </w:rPr>
+      </w:pPr>
+    </w:p>
+    <w:p>
+      <w:pPr>
+        <w:spacing w:after="0"/>
+        <w:rPr>
+          <w:rFonts w:ascii="Arial" w:hAnsi="Arial" w:cs="Arial"/>
+          <w:sz w:val="22"/>
+          <w:szCs w:val="22"/>
+        </w:rPr>
+      </w:pPr>
+    </w:p>
+    <w:p>
+      <w:pPr>
+        <w:spacing w:after="0"/>
+        <w:rPr>
+          <w:rFonts w:ascii="Arial" w:hAnsi="Arial" w:cs="Arial"/>
+          <w:sz w:val="22"/>
+          <w:szCs w:val="22"/>
+        </w:rPr>
+      </w:pPr>
+    </w:p>
+    <w:p>
+      <w:pPr>
+        <w:spacing w:after="0"/>
+        <w:rPr>
+          <w:rFonts w:ascii="Arial" w:hAnsi="Arial" w:cs="Arial"/>
+          <w:sz w:val="22"/>
+          <w:szCs w:val="22"/>
+        </w:rPr>
+      </w:pPr>
+      <w:r>
+        <w:rPr>
+          <w:rFonts w:ascii="Arial" w:hAnsi="Arial" w:cs="Arial"/>
+          <w:sz w:val="22"/>
+          <w:szCs w:val="22"/>
+        </w:rPr>
+        <w:lastRenderedPageBreak/>
+        <w:t xml:space="preserve">CREATE OR REPLACE FUNCTION </w:t>
+      </w:r>
+      <w:proofErr w:type="spellStart"/>
+      <w:r>
+        <w:rPr>
+          <w:rFonts w:ascii="Arial" w:hAnsi="Arial" w:cs="Arial"/>
+          <w:sz w:val="22"/>
+          <w:szCs w:val="22"/>
+        </w:rPr>
+        <w:t>evitar_ubicacion_</w:t>
+      </w:r>
+      <w:proofErr w:type="gramStart"/>
+      <w:r>
+        <w:rPr>
+          <w:rFonts w:ascii="Arial" w:hAnsi="Arial" w:cs="Arial"/>
+          <w:sz w:val="22"/>
+          <w:szCs w:val="22"/>
+        </w:rPr>
+        <w:t>repetida</w:t>
+      </w:r>
+      <w:proofErr w:type="spellEnd"/>
+      <w:r>
+        <w:rPr>
+          <w:rFonts w:ascii="Arial" w:hAnsi="Arial" w:cs="Arial"/>
+          <w:sz w:val="22"/>
+          <w:szCs w:val="22"/>
+        </w:rPr>
+        <w:t>(</w:t>
+      </w:r>
+      <w:proofErr w:type="gramEnd"/>
+      <w:r>
+        <w:rPr>
+          <w:rFonts w:ascii="Arial" w:hAnsi="Arial" w:cs="Arial"/>
+          <w:sz w:val="22"/>
+          <w:szCs w:val="22"/>
+        </w:rPr>
+        <w:t>)</w:t>
+      </w:r>
+    </w:p>
+    <w:p>
+      <w:pPr>
+        <w:spacing w:after="0"/>
+        <w:rPr>
+          <w:rFonts w:ascii="Arial" w:hAnsi="Arial" w:cs="Arial"/>
+          <w:sz w:val="22"/>
+          <w:szCs w:val="22"/>
+        </w:rPr>
+      </w:pPr>
+      <w:r>
+        <w:rPr>
+          <w:rFonts w:ascii="Arial" w:hAnsi="Arial" w:cs="Arial"/>
+          <w:sz w:val="22"/>
+          <w:szCs w:val="22"/>
+        </w:rPr>
+        <w:t>RETURNS TRIGGER AS $$</w:t>
+      </w:r>
+    </w:p>
+    <w:p>
+      <w:pPr>
+        <w:spacing w:after="0"/>
+        <w:rPr>
+          <w:rFonts w:ascii="Arial" w:hAnsi="Arial" w:cs="Arial"/>
+          <w:sz w:val="22"/>
+          <w:szCs w:val="22"/>
+        </w:rPr>
+      </w:pPr>
+      <w:r>
+        <w:rPr>
+          <w:rFonts w:ascii="Arial" w:hAnsi="Arial" w:cs="Arial"/>
+          <w:sz w:val="22"/>
+          <w:szCs w:val="22"/>
+        </w:rPr>
+        <w:t>BEGIN</w:t>
+      </w:r>
+    </w:p>
+    <w:p>
+      <w:pPr>
+        <w:spacing w:after="0"/>
+        <w:rPr>
+          <w:rFonts w:ascii="Arial" w:hAnsi="Arial" w:cs="Arial"/>
+          <w:sz w:val="22"/>
+          <w:szCs w:val="22"/>
+        </w:rPr>
+      </w:pPr>
+      <w:r>
+        <w:rPr>
+          <w:rFonts w:ascii="Arial" w:hAnsi="Arial" w:cs="Arial"/>
+          <w:sz w:val="22"/>
+          <w:szCs w:val="22"/>
+        </w:rPr>
+        <w:t xml:space="preserve">    IF </w:t>
+      </w:r>
+    </w:p>
+    <w:p>
+      <w:pPr>
+        <w:spacing w:after="0"/>
+        <w:rPr>
+          <w:rFonts w:ascii="Arial" w:hAnsi="Arial" w:cs="Arial"/>
+          <w:sz w:val="22"/>
+          <w:szCs w:val="22"/>
+        </w:rPr>
+      </w:pPr>
+      <w:r>
+        <w:rPr>
+          <w:rFonts w:ascii="Arial" w:hAnsi="Arial" w:cs="Arial"/>
+          <w:sz w:val="22"/>
+          <w:szCs w:val="22"/>
+        </w:rPr>
+        <w:tab/>
+        <w:t>(</w:t>
+      </w:r>
+    </w:p>
+    <w:p>
+      <w:pPr>
+        <w:spacing w:after="0"/>
+        <w:rPr>
+          <w:rFonts w:ascii="Arial" w:hAnsi="Arial" w:cs="Arial"/>
+          <w:sz w:val="22"/>
+          <w:szCs w:val="22"/>
+        </w:rPr>
+      </w:pPr>
+      <w:r>
+        <w:rPr>
+          <w:rFonts w:ascii="Arial" w:hAnsi="Arial" w:cs="Arial"/>
+          <w:sz w:val="22"/>
+          <w:szCs w:val="22"/>
+        </w:rPr>
+        <w:tab/>
+        <w:t xml:space="preserve">    SELECT </w:t>
+      </w:r>
+      <w:proofErr w:type="gramStart"/>
+      <w:r>
+        <w:rPr>
+          <w:rFonts w:ascii="Arial" w:hAnsi="Arial" w:cs="Arial"/>
+          <w:sz w:val="22"/>
+          <w:szCs w:val="22"/>
+        </w:rPr>
+        <w:t>COUNT(</w:t>
+      </w:r>
+      <w:proofErr w:type="gramEnd"/>
+      <w:r>
+        <w:rPr>
+          <w:rFonts w:ascii="Arial" w:hAnsi="Arial" w:cs="Arial"/>
+          <w:sz w:val="22"/>
+          <w:szCs w:val="22"/>
+        </w:rPr>
+        <w:t xml:space="preserve">*) FROM eventos </w:t>
+      </w:r>
+    </w:p>
+    <w:p>
+      <w:pPr>
+        <w:spacing w:after="0"/>
+        <w:rPr>
+          <w:rFonts w:ascii="Arial" w:hAnsi="Arial" w:cs="Arial"/>
+          <w:sz w:val="22"/>
+          <w:szCs w:val="22"/>
+        </w:rPr>
+      </w:pPr>
+      <w:r>
+        <w:rPr>
+          <w:rFonts w:ascii="Arial" w:hAnsi="Arial" w:cs="Arial"/>
+          <w:sz w:val="22"/>
+          <w:szCs w:val="22"/>
+        </w:rPr>
+        <w:tab/>
+        <w:t xml:space="preserve">    WHERE </w:t>
+      </w:r>
+      <w:proofErr w:type="spellStart"/>
+      <w:r>
+        <w:rPr>
+          <w:rFonts w:ascii="Arial" w:hAnsi="Arial" w:cs="Arial"/>
+          <w:sz w:val="22"/>
+          <w:szCs w:val="22"/>
+        </w:rPr>
+        <w:t>id_ubicacion</w:t>
+      </w:r>
+      <w:proofErr w:type="spellEnd"/>
+      <w:r>
+        <w:rPr>
+          <w:rFonts w:ascii="Arial" w:hAnsi="Arial" w:cs="Arial"/>
+          <w:sz w:val="22"/>
+          <w:szCs w:val="22"/>
+        </w:rPr>
+        <w:t xml:space="preserve"> = </w:t>
+      </w:r>
+      <w:proofErr w:type="spellStart"/>
+      <w:r>
+        <w:rPr>
+          <w:rFonts w:ascii="Arial" w:hAnsi="Arial" w:cs="Arial"/>
+          <w:sz w:val="22"/>
+          <w:szCs w:val="22"/>
+        </w:rPr>
+        <w:t>new.id_ubicacion</w:t>
+      </w:r>
+      <w:proofErr w:type="spellEnd"/>
+    </w:p>
+    <w:p>
+      <w:pPr>
+        <w:spacing w:after="0"/>
+        <w:rPr>
+          <w:rFonts w:ascii="Arial" w:hAnsi="Arial" w:cs="Arial"/>
+          <w:sz w:val="22"/>
+          <w:szCs w:val="22"/>
+        </w:rPr>
+      </w:pPr>
+      <w:r>
+        <w:rPr>
+          <w:rFonts w:ascii="Arial" w:hAnsi="Arial" w:cs="Arial"/>
+          <w:sz w:val="22"/>
+          <w:szCs w:val="22"/>
+        </w:rPr>
+        <w:tab/>
+        <w:t xml:space="preserve">    AND </w:t>
+      </w:r>
+      <w:proofErr w:type="spellStart"/>
+      <w:r>
+        <w:rPr>
+          <w:rFonts w:ascii="Arial" w:hAnsi="Arial" w:cs="Arial"/>
+          <w:sz w:val="22"/>
+          <w:szCs w:val="22"/>
+        </w:rPr>
+        <w:t>fecha_inicio</w:t>
+      </w:r>
+      <w:proofErr w:type="spellEnd"/>
+      <w:r>
+        <w:rPr>
+          <w:rFonts w:ascii="Arial" w:hAnsi="Arial" w:cs="Arial"/>
+          <w:sz w:val="22"/>
+          <w:szCs w:val="22"/>
+        </w:rPr>
+        <w:t xml:space="preserve"> &lt;= </w:t>
+      </w:r>
+      <w:proofErr w:type="spellStart"/>
+      <w:proofErr w:type="gramStart"/>
+      <w:r>
+        <w:rPr>
+          <w:rFonts w:ascii="Arial" w:hAnsi="Arial" w:cs="Arial"/>
+          <w:sz w:val="22"/>
+          <w:szCs w:val="22"/>
+        </w:rPr>
+        <w:t>new.fecha</w:t>
+      </w:r>
+      <w:proofErr w:type="gramEnd"/>
+      <w:r>
+        <w:rPr>
+          <w:rFonts w:ascii="Arial" w:hAnsi="Arial" w:cs="Arial"/>
+          <w:sz w:val="22"/>
+          <w:szCs w:val="22"/>
+        </w:rPr>
+        <w:t>_inicio</w:t>
+      </w:r>
+      <w:proofErr w:type="spellEnd"/>
+    </w:p>
+    <w:p>
+      <w:pPr>
+        <w:spacing w:after="0"/>
+        <w:rPr>
+          <w:rFonts w:ascii="Arial" w:hAnsi="Arial" w:cs="Arial"/>
+          <w:sz w:val="22"/>
+          <w:szCs w:val="22"/>
+        </w:rPr>
+      </w:pPr>
+      <w:r>
+        <w:rPr>
+          <w:rFonts w:ascii="Arial" w:hAnsi="Arial" w:cs="Arial"/>
+          <w:sz w:val="22"/>
+          <w:szCs w:val="22"/>
+        </w:rPr>
+        <w:tab/>
+        <w:t xml:space="preserve">    AND </w:t>
+      </w:r>
+      <w:proofErr w:type="spellStart"/>
+      <w:r>
+        <w:rPr>
+          <w:rFonts w:ascii="Arial" w:hAnsi="Arial" w:cs="Arial"/>
+          <w:sz w:val="22"/>
+          <w:szCs w:val="22"/>
+        </w:rPr>
+        <w:t>fecha_fin</w:t>
+      </w:r>
+      <w:proofErr w:type="spellEnd"/>
+      <w:r>
+        <w:rPr>
+          <w:rFonts w:ascii="Arial" w:hAnsi="Arial" w:cs="Arial"/>
+          <w:sz w:val="22"/>
+          <w:szCs w:val="22"/>
+        </w:rPr>
+        <w:t xml:space="preserve"> &gt;= </w:t>
+      </w:r>
+      <w:proofErr w:type="spellStart"/>
+      <w:proofErr w:type="gramStart"/>
+      <w:r>
+        <w:rPr>
+          <w:rFonts w:ascii="Arial" w:hAnsi="Arial" w:cs="Arial"/>
+          <w:sz w:val="22"/>
+          <w:szCs w:val="22"/>
+        </w:rPr>
+        <w:t>new.fecha</w:t>
+      </w:r>
+      <w:proofErr w:type="gramEnd"/>
+      <w:r>
+        <w:rPr>
+          <w:rFonts w:ascii="Arial" w:hAnsi="Arial" w:cs="Arial"/>
+          <w:sz w:val="22"/>
+          <w:szCs w:val="22"/>
+        </w:rPr>
+        <w:t>_fin</w:t>
+      </w:r>
+      <w:proofErr w:type="spellEnd"/>
+    </w:p>
+    <w:p>
+      <w:pPr>
+        <w:spacing w:after="0"/>
+        <w:rPr>
+          <w:rFonts w:ascii="Arial" w:hAnsi="Arial" w:cs="Arial"/>
+          <w:sz w:val="22"/>
+          <w:szCs w:val="22"/>
+        </w:rPr>
+      </w:pPr>
+      <w:r>
+        <w:rPr>
+          <w:rFonts w:ascii="Arial" w:hAnsi="Arial" w:cs="Arial"/>
+          <w:sz w:val="22"/>
+          <w:szCs w:val="22"/>
+        </w:rPr>
+        <w:tab/>
+        <w:t>) &gt; 0</w:t>
+      </w:r>
+    </w:p>
+    <w:p>
+      <w:pPr>
+        <w:spacing w:after="0"/>
+        <w:rPr>
+          <w:rFonts w:ascii="Arial" w:hAnsi="Arial" w:cs="Arial"/>
+          <w:sz w:val="22"/>
+          <w:szCs w:val="22"/>
+        </w:rPr>
+      </w:pPr>
+      <w:r>
+        <w:rPr>
+          <w:rFonts w:ascii="Arial" w:hAnsi="Arial" w:cs="Arial"/>
+          <w:sz w:val="22"/>
+          <w:szCs w:val="22"/>
+        </w:rPr>
+        <w:tab/>
+        <w:t>THEN</w:t>
+      </w:r>
+    </w:p>
+    <w:p>
+      <w:pPr>
+        <w:spacing w:after="0"/>
+        <w:rPr>
+          <w:rFonts w:ascii="Arial" w:hAnsi="Arial" w:cs="Arial"/>
+          <w:sz w:val="22"/>
+          <w:szCs w:val="22"/>
+        </w:rPr>
+      </w:pPr>
+      <w:r>
+        <w:rPr>
+          <w:rFonts w:ascii="Arial" w:hAnsi="Arial" w:cs="Arial"/>
+          <w:sz w:val="22"/>
+          <w:szCs w:val="22"/>
+        </w:rPr>
+        <w:t xml:space="preserve">        RAISE EXCEPTION 'En esta </w:t>
+      </w:r>
+      <w:proofErr w:type="spellStart"/>
+      <w:r>
+        <w:rPr>
+          <w:rFonts w:ascii="Arial" w:hAnsi="Arial" w:cs="Arial"/>
+          <w:sz w:val="22"/>
+          <w:szCs w:val="22"/>
+        </w:rPr>
+        <w:t>ubicacion</w:t>
+      </w:r>
+      <w:proofErr w:type="spellEnd"/>
+      <w:r>
+        <w:rPr>
+          <w:rFonts w:ascii="Arial" w:hAnsi="Arial" w:cs="Arial"/>
+          <w:sz w:val="22"/>
+          <w:szCs w:val="22"/>
+        </w:rPr>
+        <w:t xml:space="preserve">, un </w:t>
+      </w:r>
+      <w:proofErr w:type="gramStart"/>
+      <w:r>
+        <w:rPr>
+          <w:rFonts w:ascii="Arial" w:hAnsi="Arial" w:cs="Arial"/>
+          <w:sz w:val="22"/>
+          <w:szCs w:val="22"/>
+        </w:rPr>
+        <w:t>evento choca</w:t>
+      </w:r>
+      <w:proofErr w:type="gramEnd"/>
+      <w:r>
+        <w:rPr>
+          <w:rFonts w:ascii="Arial" w:hAnsi="Arial" w:cs="Arial"/>
+          <w:sz w:val="22"/>
+          <w:szCs w:val="22"/>
+        </w:rPr>
+        <w:t xml:space="preserve"> con la hora seleccionada.';</w:t>
+      </w:r>
+    </w:p>
+    <w:p>
+      <w:pPr>
+        <w:spacing w:after="0"/>
+        <w:rPr>
+          <w:rFonts w:ascii="Arial" w:hAnsi="Arial" w:cs="Arial"/>
+          <w:sz w:val="22"/>
+          <w:szCs w:val="22"/>
+        </w:rPr>
+      </w:pPr>
+      <w:r>
+        <w:rPr>
+          <w:rFonts w:ascii="Arial" w:hAnsi="Arial" w:cs="Arial"/>
+          <w:sz w:val="22"/>
+          <w:szCs w:val="22"/>
+        </w:rPr>
+        <w:t xml:space="preserve">    END IF;</w:t>
+      </w:r>
+    </w:p>
+    <w:p>
+      <w:pPr>
+        <w:spacing w:after="0"/>
+        <w:rPr>
+          <w:rFonts w:ascii="Arial" w:hAnsi="Arial" w:cs="Arial"/>
+          <w:sz w:val="22"/>
+          <w:szCs w:val="22"/>
+        </w:rPr>
+      </w:pPr>
+      <w:r>
+        <w:rPr>
+          <w:rFonts w:ascii="Arial" w:hAnsi="Arial" w:cs="Arial"/>
+          <w:sz w:val="22"/>
+          <w:szCs w:val="22"/>
+        </w:rPr>
+        <w:t xml:space="preserve">    RETURN NEW;</w:t>
+      </w:r>
+    </w:p>
+    <w:p>
+      <w:pPr>
+        <w:spacing w:after="0"/>
+        <w:rPr>
+          <w:rFonts w:ascii="Arial" w:hAnsi="Arial" w:cs="Arial"/>
+          <w:sz w:val="22"/>
+          <w:szCs w:val="22"/>
+        </w:rPr>
+      </w:pPr>
+      <w:r>
+        <w:rPr>
+          <w:rFonts w:ascii="Arial" w:hAnsi="Arial" w:cs="Arial"/>
+          <w:sz w:val="22"/>
+          <w:szCs w:val="22"/>
+        </w:rPr>
+        <w:t>END;</w:t>
+      </w:r>
+    </w:p>
+    <w:p>
+      <w:pPr>
+        <w:spacing w:after="0"/>
+        <w:rPr>
+          <w:rFonts w:ascii="Arial" w:hAnsi="Arial" w:cs="Arial"/>
+          <w:sz w:val="22"/>
+          <w:szCs w:val="22"/>
+        </w:rPr>
+      </w:pPr>
+      <w:r>
+        <w:rPr>
+          <w:rFonts w:ascii="Arial" w:hAnsi="Arial" w:cs="Arial"/>
+          <w:sz w:val="22"/>
+          <w:szCs w:val="22"/>
+        </w:rPr>
+        <w:t xml:space="preserve">$$ LANGUAGE </w:t>
+      </w:r>
+      <w:proofErr w:type="spellStart"/>
+      <w:r>
+        <w:rPr>
+          <w:rFonts w:ascii="Arial" w:hAnsi="Arial" w:cs="Arial"/>
+          <w:sz w:val="22"/>
+          <w:szCs w:val="22"/>
+        </w:rPr>
+        <w:t>plpgsql</w:t>
+      </w:r>
+      <w:proofErr w:type="spellEnd"/>
+      <w:r>
+        <w:rPr>
+          <w:rFonts w:ascii="Arial" w:hAnsi="Arial" w:cs="Arial"/>
+          <w:sz w:val="22"/>
+          <w:szCs w:val="22"/>
+        </w:rPr>
+        <w:t>;</w:t>
+      </w:r>
+    </w:p>
+    <w:p>
+      <w:pPr>
+        <w:spacing w:after="0"/>
+        <w:rPr>
+          <w:rFonts w:ascii="Arial" w:hAnsi="Arial" w:cs="Arial"/>
+          <w:sz w:val="22"/>
+          <w:szCs w:val="22"/>
+        </w:rPr>
+      </w:pPr>
+    </w:p>
+    <w:p>
+      <w:pPr>
+        <w:spacing w:after="0"/>
+        <w:rPr>
+          <w:rFonts w:ascii="Arial" w:hAnsi="Arial" w:cs="Arial"/>
+          <w:sz w:val="22"/>
+          <w:szCs w:val="22"/>
+        </w:rPr>
+      </w:pPr>
+      <w:r>
+        <w:rPr>
+          <w:rFonts w:ascii="Arial" w:hAnsi="Arial" w:cs="Arial"/>
+          <w:sz w:val="22"/>
+          <w:szCs w:val="22"/>
+        </w:rPr>
+        <w:t xml:space="preserve">CREATE TRIGGER </w:t>
+      </w:r>
+      <w:proofErr w:type="spellStart"/>
+      <w:r>
+        <w:rPr>
+          <w:rFonts w:ascii="Arial" w:hAnsi="Arial" w:cs="Arial"/>
+          <w:sz w:val="22"/>
+          <w:szCs w:val="22"/>
+        </w:rPr>
+        <w:t>trg_evitar_ubicacion</w:t>
+      </w:r>
+      <w:proofErr w:type="spellEnd"/>
+    </w:p>
+    <w:p>
+      <w:pPr>
+        <w:spacing w:after="0"/>
+        <w:rPr>
+          <w:rFonts w:ascii="Arial" w:hAnsi="Arial" w:cs="Arial"/>
+          <w:sz w:val="22"/>
+          <w:szCs w:val="22"/>
+        </w:rPr>
+      </w:pPr>
+      <w:r>
+        <w:rPr>
+          <w:rFonts w:ascii="Arial" w:hAnsi="Arial" w:cs="Arial"/>
+          <w:sz w:val="22"/>
+          <w:szCs w:val="22"/>
+        </w:rPr>
+        <w:t>BEFORE INSERT OR UPDATE ON eventos</w:t>
+      </w:r>
+    </w:p>
+    <w:p>
+      <w:pPr>
+        <w:spacing w:after="0"/>
+        <w:rPr>
+          <w:rFonts w:ascii="Arial" w:hAnsi="Arial" w:cs="Arial"/>
+          <w:sz w:val="22"/>
+          <w:szCs w:val="22"/>
+        </w:rPr>
+      </w:pPr>
+      <w:r>
+        <w:rPr>
+          <w:rFonts w:ascii="Arial" w:hAnsi="Arial" w:cs="Arial"/>
+          <w:sz w:val="22"/>
+          <w:szCs w:val="22"/>
+        </w:rPr>
+        <w:t xml:space="preserve">FOR EACH ROW EXECUTE FUNCTION </w:t>
+      </w:r>
+      <w:proofErr w:type="spellStart"/>
+      <w:r>
+        <w:rPr>
+          <w:rFonts w:ascii="Arial" w:hAnsi="Arial" w:cs="Arial"/>
+          <w:sz w:val="22"/>
+          <w:szCs w:val="22"/>
+        </w:rPr>
+        <w:t>evitar_ubicacion_</w:t>
+      </w:r>
+      <w:proofErr w:type="gramStart"/>
+      <w:r>
+        <w:rPr>
+          <w:rFonts w:ascii="Arial" w:hAnsi="Arial" w:cs="Arial"/>
+          <w:sz w:val="22"/>
+          <w:szCs w:val="22"/>
+        </w:rPr>
+        <w:t>repetida</w:t>
+      </w:r>
+      <w:proofErr w:type="spellEnd"/>
+      <w:r>
+        <w:rPr>
+          <w:rFonts w:ascii="Arial" w:hAnsi="Arial" w:cs="Arial"/>
+          <w:sz w:val="22"/>
+          <w:szCs w:val="22"/>
+        </w:rPr>
+        <w:t>(</w:t>
+      </w:r>
+      <w:proofErr w:type="gramEnd"/>
       <w:r>
         <w:rPr>
           <w:rFonts w:ascii="Arial" w:hAnsi="Arial" w:cs="Arial"/>

--- a/Documentacion/Modelos.docx
+++ b/Documentacion/Modelos.docx
@@ -1737,20 +1737,8 @@
           <w:sz w:val="22"/>
           <w:szCs w:val="22"/>
         </w:rPr>
-        <w:t xml:space="preserve"> </w:t>
-      </w:r>
-      <w:proofErr w:type="gramStart"/>
-      <w:r>
-        <w:rPr>
-          <w:rFonts w:ascii="Arial" w:hAnsi="Arial" w:cs="Arial"/>
-          <w:b/>
-          <w:bCs/>
-          <w:sz w:val="22"/>
-          <w:szCs w:val="22"/>
-        </w:rPr>
-        <w:t>1:N</w:t>
-      </w:r>
-      <w:proofErr w:type="gramEnd"/>
+        <w:t xml:space="preserve"> 1:N</w:t>
+      </w:r>
     </w:p>
     <w:p>
       <w:pPr>
@@ -2268,25 +2256,7 @@
                 <w:sz w:val="22"/>
                 <w:szCs w:val="22"/>
               </w:rPr>
-              <w:t xml:space="preserve">: </w:t>
-            </w:r>
-            <w:proofErr w:type="gramStart"/>
-            <w:r>
-              <w:rPr>
-                <w:rFonts w:ascii="Arial" w:hAnsi="Arial" w:cs="Arial"/>
-                <w:sz w:val="22"/>
-                <w:szCs w:val="22"/>
-              </w:rPr>
-              <w:t>VARCHAR(</w:t>
-            </w:r>
-            <w:proofErr w:type="gramEnd"/>
-            <w:r>
-              <w:rPr>
-                <w:rFonts w:ascii="Arial" w:hAnsi="Arial" w:cs="Arial"/>
-                <w:sz w:val="22"/>
-                <w:szCs w:val="22"/>
-              </w:rPr>
-              <w:t>30)</w:t>
+              <w:t>: VARCHAR(30)</w:t>
             </w:r>
           </w:p>
           <w:p>
@@ -2311,25 +2281,7 @@
                 <w:sz w:val="22"/>
                 <w:szCs w:val="22"/>
               </w:rPr>
-              <w:t xml:space="preserve">: </w:t>
-            </w:r>
-            <w:proofErr w:type="gramStart"/>
-            <w:r>
-              <w:rPr>
-                <w:rFonts w:ascii="Arial" w:hAnsi="Arial" w:cs="Arial"/>
-                <w:sz w:val="22"/>
-                <w:szCs w:val="22"/>
-              </w:rPr>
-              <w:t>VARCHAR(</w:t>
-            </w:r>
-            <w:proofErr w:type="gramEnd"/>
-            <w:r>
-              <w:rPr>
-                <w:rFonts w:ascii="Arial" w:hAnsi="Arial" w:cs="Arial"/>
-                <w:sz w:val="22"/>
-                <w:szCs w:val="22"/>
-              </w:rPr>
-              <w:t>30)</w:t>
+              <w:t>: VARCHAR(30)</w:t>
             </w:r>
           </w:p>
           <w:p>
@@ -2354,25 +2306,7 @@
                 <w:sz w:val="22"/>
                 <w:szCs w:val="22"/>
               </w:rPr>
-              <w:t xml:space="preserve">: </w:t>
-            </w:r>
-            <w:proofErr w:type="gramStart"/>
-            <w:r>
-              <w:rPr>
-                <w:rFonts w:ascii="Arial" w:hAnsi="Arial" w:cs="Arial"/>
-                <w:sz w:val="22"/>
-                <w:szCs w:val="22"/>
-              </w:rPr>
-              <w:t>VARCHAR(</w:t>
-            </w:r>
-            <w:proofErr w:type="gramEnd"/>
-            <w:r>
-              <w:rPr>
-                <w:rFonts w:ascii="Arial" w:hAnsi="Arial" w:cs="Arial"/>
-                <w:sz w:val="22"/>
-                <w:szCs w:val="22"/>
-              </w:rPr>
-              <w:t>30)</w:t>
+              <w:t>: VARCHAR(30)</w:t>
             </w:r>
           </w:p>
           <w:p>
@@ -2550,25 +2484,7 @@
                 <w:sz w:val="22"/>
                 <w:szCs w:val="22"/>
               </w:rPr>
-              <w:t xml:space="preserve">: </w:t>
-            </w:r>
-            <w:proofErr w:type="gramStart"/>
-            <w:r>
-              <w:rPr>
-                <w:rFonts w:ascii="Arial" w:hAnsi="Arial" w:cs="Arial"/>
-                <w:sz w:val="22"/>
-                <w:szCs w:val="22"/>
-              </w:rPr>
-              <w:t>VARCHAR(</w:t>
-            </w:r>
-            <w:proofErr w:type="gramEnd"/>
-            <w:r>
-              <w:rPr>
-                <w:rFonts w:ascii="Arial" w:hAnsi="Arial" w:cs="Arial"/>
-                <w:sz w:val="22"/>
-                <w:szCs w:val="22"/>
-              </w:rPr>
-              <w:t>50)</w:t>
+              <w:t>: VARCHAR(50)</w:t>
             </w:r>
           </w:p>
           <w:p>
@@ -2593,25 +2509,7 @@
                 <w:sz w:val="22"/>
                 <w:szCs w:val="22"/>
               </w:rPr>
-              <w:t xml:space="preserve">: </w:t>
-            </w:r>
-            <w:proofErr w:type="gramStart"/>
-            <w:r>
-              <w:rPr>
-                <w:rFonts w:ascii="Arial" w:hAnsi="Arial" w:cs="Arial"/>
-                <w:sz w:val="22"/>
-                <w:szCs w:val="22"/>
-              </w:rPr>
-              <w:t>VARCHAR(</w:t>
-            </w:r>
-            <w:proofErr w:type="gramEnd"/>
-            <w:r>
-              <w:rPr>
-                <w:rFonts w:ascii="Arial" w:hAnsi="Arial" w:cs="Arial"/>
-                <w:sz w:val="22"/>
-                <w:szCs w:val="22"/>
-              </w:rPr>
-              <w:t>50)</w:t>
+              <w:t>: VARCHAR(50)</w:t>
             </w:r>
           </w:p>
           <w:p>
@@ -2671,25 +2569,7 @@
                 <w:sz w:val="22"/>
                 <w:szCs w:val="22"/>
               </w:rPr>
-              <w:t xml:space="preserve">: </w:t>
-            </w:r>
-            <w:proofErr w:type="gramStart"/>
-            <w:r>
-              <w:rPr>
-                <w:rFonts w:ascii="Arial" w:hAnsi="Arial" w:cs="Arial"/>
-                <w:sz w:val="22"/>
-                <w:szCs w:val="22"/>
-              </w:rPr>
-              <w:t>VARCHAR(</w:t>
-            </w:r>
-            <w:proofErr w:type="gramEnd"/>
-            <w:r>
-              <w:rPr>
-                <w:rFonts w:ascii="Arial" w:hAnsi="Arial" w:cs="Arial"/>
-                <w:sz w:val="22"/>
-                <w:szCs w:val="22"/>
-              </w:rPr>
-              <w:t>30)</w:t>
+              <w:t>: VARCHAR(30)</w:t>
             </w:r>
           </w:p>
           <w:p>
@@ -2714,25 +2594,7 @@
                 <w:sz w:val="22"/>
                 <w:szCs w:val="22"/>
               </w:rPr>
-              <w:t xml:space="preserve">: </w:t>
-            </w:r>
-            <w:proofErr w:type="gramStart"/>
-            <w:r>
-              <w:rPr>
-                <w:rFonts w:ascii="Arial" w:hAnsi="Arial" w:cs="Arial"/>
-                <w:sz w:val="22"/>
-                <w:szCs w:val="22"/>
-              </w:rPr>
-              <w:t>VARCHAR(</w:t>
-            </w:r>
-            <w:proofErr w:type="gramEnd"/>
-            <w:r>
-              <w:rPr>
-                <w:rFonts w:ascii="Arial" w:hAnsi="Arial" w:cs="Arial"/>
-                <w:sz w:val="22"/>
-                <w:szCs w:val="22"/>
-              </w:rPr>
-              <w:t>30)</w:t>
+              <w:t>: VARCHAR(30)</w:t>
             </w:r>
           </w:p>
         </w:tc>
@@ -2868,7 +2730,6 @@
         <w:t xml:space="preserve">nombre </w:t>
       </w:r>
       <w:proofErr w:type="spellStart"/>
-      <w:proofErr w:type="gramStart"/>
       <w:r>
         <w:rPr>
           <w:rFonts w:ascii="Arial" w:hAnsi="Arial" w:cs="Arial"/>
@@ -2884,16 +2745,7 @@
           <w:sz w:val="22"/>
           <w:szCs w:val="22"/>
         </w:rPr>
-        <w:t>(</w:t>
-      </w:r>
-      <w:proofErr w:type="gramEnd"/>
-      <w:r>
-        <w:rPr>
-          <w:rFonts w:ascii="Arial" w:hAnsi="Arial" w:cs="Arial"/>
-          <w:sz w:val="22"/>
-          <w:szCs w:val="22"/>
-        </w:rPr>
-        <w:t xml:space="preserve">30) </w:t>
+        <w:t xml:space="preserve">(30) </w:t>
       </w:r>
       <w:proofErr w:type="spellStart"/>
       <w:r>
@@ -2968,7 +2820,6 @@
         <w:t xml:space="preserve"> </w:t>
       </w:r>
       <w:proofErr w:type="spellStart"/>
-      <w:proofErr w:type="gramStart"/>
       <w:r>
         <w:rPr>
           <w:rFonts w:ascii="Arial" w:hAnsi="Arial" w:cs="Arial"/>
@@ -2984,16 +2835,7 @@
           <w:sz w:val="22"/>
           <w:szCs w:val="22"/>
         </w:rPr>
-        <w:t>(</w:t>
-      </w:r>
-      <w:proofErr w:type="gramEnd"/>
-      <w:r>
-        <w:rPr>
-          <w:rFonts w:ascii="Arial" w:hAnsi="Arial" w:cs="Arial"/>
-          <w:sz w:val="22"/>
-          <w:szCs w:val="22"/>
-        </w:rPr>
-        <w:t xml:space="preserve">30) </w:t>
+        <w:t xml:space="preserve">(30) </w:t>
       </w:r>
       <w:proofErr w:type="spellStart"/>
       <w:r>
@@ -3051,7 +2893,6 @@
         <w:t xml:space="preserve">ciudad </w:t>
       </w:r>
       <w:proofErr w:type="spellStart"/>
-      <w:proofErr w:type="gramStart"/>
       <w:r>
         <w:rPr>
           <w:rFonts w:ascii="Arial" w:hAnsi="Arial" w:cs="Arial"/>
@@ -3067,16 +2908,7 @@
           <w:sz w:val="22"/>
           <w:szCs w:val="22"/>
         </w:rPr>
-        <w:t>(</w:t>
-      </w:r>
-      <w:proofErr w:type="gramEnd"/>
-      <w:r>
-        <w:rPr>
-          <w:rFonts w:ascii="Arial" w:hAnsi="Arial" w:cs="Arial"/>
-          <w:sz w:val="22"/>
-          <w:szCs w:val="22"/>
-        </w:rPr>
-        <w:t xml:space="preserve">30) </w:t>
+        <w:t xml:space="preserve">(30) </w:t>
       </w:r>
       <w:proofErr w:type="spellStart"/>
       <w:r>
@@ -3759,7 +3591,6 @@
         <w:t xml:space="preserve"> </w:t>
       </w:r>
       <w:proofErr w:type="spellStart"/>
-      <w:proofErr w:type="gramStart"/>
       <w:r>
         <w:rPr>
           <w:rFonts w:ascii="Arial" w:hAnsi="Arial" w:cs="Arial"/>
@@ -3775,16 +3606,7 @@
           <w:sz w:val="22"/>
           <w:szCs w:val="22"/>
         </w:rPr>
-        <w:t>(</w:t>
-      </w:r>
-      <w:proofErr w:type="gramEnd"/>
-      <w:r>
-        <w:rPr>
-          <w:rFonts w:ascii="Arial" w:hAnsi="Arial" w:cs="Arial"/>
-          <w:sz w:val="22"/>
-          <w:szCs w:val="22"/>
-        </w:rPr>
-        <w:t xml:space="preserve">30) </w:t>
+        <w:t xml:space="preserve">(30) </w:t>
       </w:r>
       <w:proofErr w:type="spellStart"/>
       <w:r>
@@ -3859,7 +3681,6 @@
         <w:t xml:space="preserve"> </w:t>
       </w:r>
       <w:proofErr w:type="spellStart"/>
-      <w:proofErr w:type="gramStart"/>
       <w:r>
         <w:rPr>
           <w:rFonts w:ascii="Arial" w:hAnsi="Arial" w:cs="Arial"/>
@@ -3875,16 +3696,7 @@
           <w:sz w:val="22"/>
           <w:szCs w:val="22"/>
         </w:rPr>
-        <w:t>(</w:t>
-      </w:r>
-      <w:proofErr w:type="gramEnd"/>
-      <w:r>
-        <w:rPr>
-          <w:rFonts w:ascii="Arial" w:hAnsi="Arial" w:cs="Arial"/>
-          <w:sz w:val="22"/>
-          <w:szCs w:val="22"/>
-        </w:rPr>
-        <w:t>30),</w:t>
+        <w:t>(30),</w:t>
       </w:r>
     </w:p>
     <w:p>
@@ -3996,7 +3808,6 @@
         <w:t xml:space="preserve">prioridad </w:t>
       </w:r>
       <w:proofErr w:type="spellStart"/>
-      <w:proofErr w:type="gramStart"/>
       <w:r>
         <w:rPr>
           <w:rFonts w:ascii="Arial" w:hAnsi="Arial" w:cs="Arial"/>
@@ -4012,16 +3823,7 @@
           <w:sz w:val="22"/>
           <w:szCs w:val="22"/>
         </w:rPr>
-        <w:t>(</w:t>
-      </w:r>
-      <w:proofErr w:type="gramEnd"/>
-      <w:r>
-        <w:rPr>
-          <w:rFonts w:ascii="Arial" w:hAnsi="Arial" w:cs="Arial"/>
-          <w:sz w:val="22"/>
-          <w:szCs w:val="22"/>
-        </w:rPr>
-        <w:t xml:space="preserve">30) </w:t>
+        <w:t xml:space="preserve">(30) </w:t>
       </w:r>
       <w:proofErr w:type="spellStart"/>
       <w:r>
@@ -4079,7 +3881,6 @@
         <w:t xml:space="preserve">estado </w:t>
       </w:r>
       <w:proofErr w:type="spellStart"/>
-      <w:proofErr w:type="gramStart"/>
       <w:r>
         <w:rPr>
           <w:rFonts w:ascii="Arial" w:hAnsi="Arial" w:cs="Arial"/>
@@ -4095,16 +3896,7 @@
           <w:sz w:val="22"/>
           <w:szCs w:val="22"/>
         </w:rPr>
-        <w:t>(</w:t>
-      </w:r>
-      <w:proofErr w:type="gramEnd"/>
-      <w:r>
-        <w:rPr>
-          <w:rFonts w:ascii="Arial" w:hAnsi="Arial" w:cs="Arial"/>
-          <w:sz w:val="22"/>
-          <w:szCs w:val="22"/>
-        </w:rPr>
-        <w:t xml:space="preserve">30) </w:t>
+        <w:t xml:space="preserve">(30) </w:t>
       </w:r>
       <w:proofErr w:type="spellStart"/>
       <w:r>
@@ -4176,25 +3968,7 @@
           <w:sz w:val="22"/>
           <w:szCs w:val="22"/>
         </w:rPr>
-        <w:t xml:space="preserve"> </w:t>
-      </w:r>
-      <w:proofErr w:type="spellStart"/>
-      <w:r>
-        <w:rPr>
-          <w:rFonts w:ascii="Arial" w:hAnsi="Arial" w:cs="Arial"/>
-          <w:sz w:val="22"/>
-          <w:szCs w:val="22"/>
-        </w:rPr>
-        <w:t>key</w:t>
-      </w:r>
-      <w:proofErr w:type="spellEnd"/>
-      <w:r>
-        <w:rPr>
-          <w:rFonts w:ascii="Arial" w:hAnsi="Arial" w:cs="Arial"/>
-          <w:sz w:val="22"/>
-          <w:szCs w:val="22"/>
-        </w:rPr>
-        <w:t xml:space="preserve"> (</w:t>
+        <w:t xml:space="preserve"> key (</w:t>
       </w:r>
       <w:proofErr w:type="spellStart"/>
       <w:r>
@@ -4346,34 +4120,16 @@
           <w:sz w:val="22"/>
           <w:szCs w:val="22"/>
         </w:rPr>
-        <w:t>evitar_ubicacion_</w:t>
-      </w:r>
-      <w:proofErr w:type="gramStart"/>
-      <w:r>
-        <w:rPr>
-          <w:rFonts w:ascii="Arial" w:hAnsi="Arial" w:cs="Arial"/>
-          <w:sz w:val="22"/>
-          <w:szCs w:val="22"/>
-        </w:rPr>
-        <w:t>repetida</w:t>
-      </w:r>
-      <w:proofErr w:type="spellEnd"/>
-      <w:r>
-        <w:rPr>
-          <w:rFonts w:ascii="Arial" w:hAnsi="Arial" w:cs="Arial"/>
-          <w:sz w:val="22"/>
-          <w:szCs w:val="22"/>
-        </w:rPr>
-        <w:t>(</w:t>
-      </w:r>
-      <w:proofErr w:type="gramEnd"/>
-      <w:r>
-        <w:rPr>
-          <w:rFonts w:ascii="Arial" w:hAnsi="Arial" w:cs="Arial"/>
-          <w:sz w:val="22"/>
-          <w:szCs w:val="22"/>
-        </w:rPr>
-        <w:t>)</w:t>
+        <w:t>evitar_ubicacion_repetida</w:t>
+      </w:r>
+      <w:proofErr w:type="spellEnd"/>
+      <w:r>
+        <w:rPr>
+          <w:rFonts w:ascii="Arial" w:hAnsi="Arial" w:cs="Arial"/>
+          <w:sz w:val="22"/>
+          <w:szCs w:val="22"/>
+        </w:rPr>
+        <w:t>()</w:t>
       </w:r>
     </w:p>
     <w:p>
@@ -4465,25 +4221,7 @@
           <w:szCs w:val="22"/>
         </w:rPr>
         <w:tab/>
-        <w:t xml:space="preserve">    SELECT </w:t>
-      </w:r>
-      <w:proofErr w:type="gramStart"/>
-      <w:r>
-        <w:rPr>
-          <w:rFonts w:ascii="Arial" w:hAnsi="Arial" w:cs="Arial"/>
-          <w:sz w:val="22"/>
-          <w:szCs w:val="22"/>
-        </w:rPr>
-        <w:t>COUNT(</w:t>
-      </w:r>
-      <w:proofErr w:type="gramEnd"/>
-      <w:r>
-        <w:rPr>
-          <w:rFonts w:ascii="Arial" w:hAnsi="Arial" w:cs="Arial"/>
-          <w:sz w:val="22"/>
-          <w:szCs w:val="22"/>
-        </w:rPr>
-        <w:t xml:space="preserve">*) FROM eventos </w:t>
+        <w:t xml:space="preserve">    SELECT COUNT(*) FROM eventos </w:t>
       </w:r>
     </w:p>
     <w:p>
@@ -4570,23 +4308,13 @@
         <w:t xml:space="preserve"> &lt;= </w:t>
       </w:r>
       <w:proofErr w:type="spellStart"/>
-      <w:proofErr w:type="gramStart"/>
-      <w:r>
-        <w:rPr>
-          <w:rFonts w:ascii="Arial" w:hAnsi="Arial" w:cs="Arial"/>
-          <w:sz w:val="22"/>
-          <w:szCs w:val="22"/>
-        </w:rPr>
-        <w:t>new.fecha</w:t>
-      </w:r>
-      <w:proofErr w:type="gramEnd"/>
-      <w:r>
-        <w:rPr>
-          <w:rFonts w:ascii="Arial" w:hAnsi="Arial" w:cs="Arial"/>
-          <w:sz w:val="22"/>
-          <w:szCs w:val="22"/>
-        </w:rPr>
-        <w:t>_inicio</w:t>
+      <w:r>
+        <w:rPr>
+          <w:rFonts w:ascii="Arial" w:hAnsi="Arial" w:cs="Arial"/>
+          <w:sz w:val="22"/>
+          <w:szCs w:val="22"/>
+        </w:rPr>
+        <w:t>new.fecha_inicio</w:t>
       </w:r>
       <w:proofErr w:type="spellEnd"/>
     </w:p>
@@ -4627,23 +4355,13 @@
         <w:t xml:space="preserve"> &gt;= </w:t>
       </w:r>
       <w:proofErr w:type="spellStart"/>
-      <w:proofErr w:type="gramStart"/>
-      <w:r>
-        <w:rPr>
-          <w:rFonts w:ascii="Arial" w:hAnsi="Arial" w:cs="Arial"/>
-          <w:sz w:val="22"/>
-          <w:szCs w:val="22"/>
-        </w:rPr>
-        <w:t>new.fecha</w:t>
-      </w:r>
-      <w:proofErr w:type="gramEnd"/>
-      <w:r>
-        <w:rPr>
-          <w:rFonts w:ascii="Arial" w:hAnsi="Arial" w:cs="Arial"/>
-          <w:sz w:val="22"/>
-          <w:szCs w:val="22"/>
-        </w:rPr>
-        <w:t>_fin</w:t>
+      <w:r>
+        <w:rPr>
+          <w:rFonts w:ascii="Arial" w:hAnsi="Arial" w:cs="Arial"/>
+          <w:sz w:val="22"/>
+          <w:szCs w:val="22"/>
+        </w:rPr>
+        <w:t>new.fecha_fin</w:t>
       </w:r>
       <w:proofErr w:type="spellEnd"/>
     </w:p>
@@ -4718,25 +4436,7 @@
           <w:sz w:val="22"/>
           <w:szCs w:val="22"/>
         </w:rPr>
-        <w:t xml:space="preserve">, un </w:t>
-      </w:r>
-      <w:proofErr w:type="gramStart"/>
-      <w:r>
-        <w:rPr>
-          <w:rFonts w:ascii="Arial" w:hAnsi="Arial" w:cs="Arial"/>
-          <w:sz w:val="22"/>
-          <w:szCs w:val="22"/>
-        </w:rPr>
-        <w:t>evento choca</w:t>
-      </w:r>
-      <w:proofErr w:type="gramEnd"/>
-      <w:r>
-        <w:rPr>
-          <w:rFonts w:ascii="Arial" w:hAnsi="Arial" w:cs="Arial"/>
-          <w:sz w:val="22"/>
-          <w:szCs w:val="22"/>
-        </w:rPr>
-        <w:t xml:space="preserve"> con la hora seleccionada.';</w:t>
+        <w:t>, un evento choca con la hora seleccionada.';</w:t>
       </w:r>
     </w:p>
     <w:p>
@@ -4909,16 +4609,99 @@
           <w:sz w:val="22"/>
           <w:szCs w:val="22"/>
         </w:rPr>
-        <w:t>evitar_ubicacion_</w:t>
-      </w:r>
-      <w:proofErr w:type="gramStart"/>
-      <w:r>
-        <w:rPr>
-          <w:rFonts w:ascii="Arial" w:hAnsi="Arial" w:cs="Arial"/>
-          <w:sz w:val="22"/>
-          <w:szCs w:val="22"/>
-        </w:rPr>
-        <w:t>repetida</w:t>
+        <w:t>evitar_ubicacion_repetida</w:t>
+      </w:r>
+      <w:proofErr w:type="spellEnd"/>
+      <w:r>
+        <w:rPr>
+          <w:rFonts w:ascii="Arial" w:hAnsi="Arial" w:cs="Arial"/>
+          <w:sz w:val="22"/>
+          <w:szCs w:val="22"/>
+        </w:rPr>
+        <w:t>();</w:t>
+      </w:r>
+    </w:p>
+    <w:p>
+      <w:pPr>
+        <w:spacing w:after="0"/>
+        <w:rPr>
+          <w:rFonts w:ascii="Arial" w:hAnsi="Arial" w:cs="Arial"/>
+          <w:sz w:val="22"/>
+          <w:szCs w:val="22"/>
+        </w:rPr>
+      </w:pPr>
+    </w:p>
+    <w:p>
+      <w:pPr>
+        <w:spacing w:after="0"/>
+        <w:rPr>
+          <w:rFonts w:ascii="Arial" w:hAnsi="Arial" w:cs="Arial"/>
+          <w:sz w:val="22"/>
+          <w:szCs w:val="22"/>
+        </w:rPr>
+      </w:pPr>
+      <w:proofErr w:type="spellStart"/>
+      <w:r>
+        <w:rPr>
+          <w:rFonts w:ascii="Arial" w:hAnsi="Arial" w:cs="Arial"/>
+          <w:sz w:val="22"/>
+          <w:szCs w:val="22"/>
+        </w:rPr>
+        <w:t>select</w:t>
+      </w:r>
+      <w:proofErr w:type="spellEnd"/>
+      <w:r>
+        <w:rPr>
+          <w:rFonts w:ascii="Arial" w:hAnsi="Arial" w:cs="Arial"/>
+          <w:sz w:val="22"/>
+          <w:szCs w:val="22"/>
+        </w:rPr>
+        <w:t xml:space="preserve"> </w:t>
+      </w:r>
+      <w:proofErr w:type="spellStart"/>
+      <w:r>
+        <w:rPr>
+          <w:rFonts w:ascii="Arial" w:hAnsi="Arial" w:cs="Arial"/>
+          <w:sz w:val="22"/>
+          <w:szCs w:val="22"/>
+        </w:rPr>
+        <w:t>e.id_ubicacion</w:t>
+      </w:r>
+      <w:proofErr w:type="spellEnd"/>
+      <w:r>
+        <w:rPr>
+          <w:rFonts w:ascii="Arial" w:hAnsi="Arial" w:cs="Arial"/>
+          <w:sz w:val="22"/>
+          <w:szCs w:val="22"/>
+        </w:rPr>
+        <w:t xml:space="preserve">, </w:t>
+      </w:r>
+      <w:proofErr w:type="spellStart"/>
+      <w:r>
+        <w:rPr>
+          <w:rFonts w:ascii="Arial" w:hAnsi="Arial" w:cs="Arial"/>
+          <w:sz w:val="22"/>
+          <w:szCs w:val="22"/>
+        </w:rPr>
+        <w:t>u.nombre</w:t>
+      </w:r>
+      <w:proofErr w:type="spellEnd"/>
+      <w:r>
+        <w:rPr>
+          <w:rFonts w:ascii="Arial" w:hAnsi="Arial" w:cs="Arial"/>
+          <w:sz w:val="22"/>
+          <w:szCs w:val="22"/>
+        </w:rPr>
+        <w:t xml:space="preserve">, </w:t>
+      </w:r>
+      <w:proofErr w:type="spellStart"/>
+      <w:r>
+        <w:rPr>
+          <w:rFonts w:ascii="Arial" w:hAnsi="Arial" w:cs="Arial"/>
+          <w:sz w:val="22"/>
+          <w:szCs w:val="22"/>
+        </w:rPr>
+        <w:t>count</w:t>
       </w:r>
       <w:proofErr w:type="spellEnd"/>
       <w:r>
@@ -4929,14 +4712,559 @@
         </w:rPr>
         <w:t>(</w:t>
       </w:r>
-      <w:proofErr w:type="gramEnd"/>
-      <w:r>
-        <w:rPr>
-          <w:rFonts w:ascii="Arial" w:hAnsi="Arial" w:cs="Arial"/>
-          <w:sz w:val="22"/>
-          <w:szCs w:val="22"/>
-        </w:rPr>
-        <w:t>);</w:t>
+      <w:proofErr w:type="spellStart"/>
+      <w:r>
+        <w:rPr>
+          <w:rFonts w:ascii="Arial" w:hAnsi="Arial" w:cs="Arial"/>
+          <w:sz w:val="22"/>
+          <w:szCs w:val="22"/>
+        </w:rPr>
+        <w:t>e.id_evento</w:t>
+      </w:r>
+      <w:proofErr w:type="spellEnd"/>
+      <w:r>
+        <w:rPr>
+          <w:rFonts w:ascii="Arial" w:hAnsi="Arial" w:cs="Arial"/>
+          <w:sz w:val="22"/>
+          <w:szCs w:val="22"/>
+        </w:rPr>
+        <w:t>) as cantidad</w:t>
+      </w:r>
+    </w:p>
+    <w:p>
+      <w:pPr>
+        <w:spacing w:after="0"/>
+        <w:rPr>
+          <w:rFonts w:ascii="Arial" w:hAnsi="Arial" w:cs="Arial"/>
+          <w:sz w:val="22"/>
+          <w:szCs w:val="22"/>
+        </w:rPr>
+      </w:pPr>
+      <w:proofErr w:type="spellStart"/>
+      <w:r>
+        <w:rPr>
+          <w:rFonts w:ascii="Arial" w:hAnsi="Arial" w:cs="Arial"/>
+          <w:sz w:val="22"/>
+          <w:szCs w:val="22"/>
+        </w:rPr>
+        <w:t>from</w:t>
+      </w:r>
+      <w:proofErr w:type="spellEnd"/>
+      <w:r>
+        <w:rPr>
+          <w:rFonts w:ascii="Arial" w:hAnsi="Arial" w:cs="Arial"/>
+          <w:sz w:val="22"/>
+          <w:szCs w:val="22"/>
+        </w:rPr>
+        <w:t xml:space="preserve"> eventos e, ubicaciones u</w:t>
+      </w:r>
+    </w:p>
+    <w:p>
+      <w:pPr>
+        <w:spacing w:after="0"/>
+        <w:rPr>
+          <w:rFonts w:ascii="Arial" w:hAnsi="Arial" w:cs="Arial"/>
+          <w:sz w:val="22"/>
+          <w:szCs w:val="22"/>
+        </w:rPr>
+      </w:pPr>
+      <w:proofErr w:type="spellStart"/>
+      <w:r>
+        <w:rPr>
+          <w:rFonts w:ascii="Arial" w:hAnsi="Arial" w:cs="Arial"/>
+          <w:sz w:val="22"/>
+          <w:szCs w:val="22"/>
+        </w:rPr>
+        <w:t>where</w:t>
+      </w:r>
+      <w:proofErr w:type="spellEnd"/>
+      <w:r>
+        <w:rPr>
+          <w:rFonts w:ascii="Arial" w:hAnsi="Arial" w:cs="Arial"/>
+          <w:sz w:val="22"/>
+          <w:szCs w:val="22"/>
+        </w:rPr>
+        <w:t xml:space="preserve"> </w:t>
+      </w:r>
+      <w:proofErr w:type="spellStart"/>
+      <w:r>
+        <w:rPr>
+          <w:rFonts w:ascii="Arial" w:hAnsi="Arial" w:cs="Arial"/>
+          <w:sz w:val="22"/>
+          <w:szCs w:val="22"/>
+        </w:rPr>
+        <w:t>e.id_ubicacion</w:t>
+      </w:r>
+      <w:proofErr w:type="spellEnd"/>
+      <w:r>
+        <w:rPr>
+          <w:rFonts w:ascii="Arial" w:hAnsi="Arial" w:cs="Arial"/>
+          <w:sz w:val="22"/>
+          <w:szCs w:val="22"/>
+        </w:rPr>
+        <w:t xml:space="preserve"> = </w:t>
+      </w:r>
+      <w:proofErr w:type="spellStart"/>
+      <w:r>
+        <w:rPr>
+          <w:rFonts w:ascii="Arial" w:hAnsi="Arial" w:cs="Arial"/>
+          <w:sz w:val="22"/>
+          <w:szCs w:val="22"/>
+        </w:rPr>
+        <w:t>u.id_ubicacion</w:t>
+      </w:r>
+      <w:proofErr w:type="spellEnd"/>
+    </w:p>
+    <w:p>
+      <w:pPr>
+        <w:spacing w:after="0"/>
+        <w:rPr>
+          <w:rFonts w:ascii="Arial" w:hAnsi="Arial" w:cs="Arial"/>
+          <w:sz w:val="22"/>
+          <w:szCs w:val="22"/>
+        </w:rPr>
+      </w:pPr>
+      <w:proofErr w:type="spellStart"/>
+      <w:r>
+        <w:rPr>
+          <w:rFonts w:ascii="Arial" w:hAnsi="Arial" w:cs="Arial"/>
+          <w:sz w:val="22"/>
+          <w:szCs w:val="22"/>
+        </w:rPr>
+        <w:t>group</w:t>
+      </w:r>
+      <w:proofErr w:type="spellEnd"/>
+      <w:r>
+        <w:rPr>
+          <w:rFonts w:ascii="Arial" w:hAnsi="Arial" w:cs="Arial"/>
+          <w:sz w:val="22"/>
+          <w:szCs w:val="22"/>
+        </w:rPr>
+        <w:t xml:space="preserve"> </w:t>
+      </w:r>
+      <w:proofErr w:type="spellStart"/>
+      <w:r>
+        <w:rPr>
+          <w:rFonts w:ascii="Arial" w:hAnsi="Arial" w:cs="Arial"/>
+          <w:sz w:val="22"/>
+          <w:szCs w:val="22"/>
+        </w:rPr>
+        <w:t>by</w:t>
+      </w:r>
+      <w:proofErr w:type="spellEnd"/>
+      <w:r>
+        <w:rPr>
+          <w:rFonts w:ascii="Arial" w:hAnsi="Arial" w:cs="Arial"/>
+          <w:sz w:val="22"/>
+          <w:szCs w:val="22"/>
+        </w:rPr>
+        <w:t xml:space="preserve"> </w:t>
+      </w:r>
+      <w:proofErr w:type="spellStart"/>
+      <w:r>
+        <w:rPr>
+          <w:rFonts w:ascii="Arial" w:hAnsi="Arial" w:cs="Arial"/>
+          <w:sz w:val="22"/>
+          <w:szCs w:val="22"/>
+        </w:rPr>
+        <w:t>e.id_ubicacion</w:t>
+      </w:r>
+      <w:proofErr w:type="spellEnd"/>
+      <w:r>
+        <w:rPr>
+          <w:rFonts w:ascii="Arial" w:hAnsi="Arial" w:cs="Arial"/>
+          <w:sz w:val="22"/>
+          <w:szCs w:val="22"/>
+        </w:rPr>
+        <w:t xml:space="preserve">, </w:t>
+      </w:r>
+      <w:proofErr w:type="spellStart"/>
+      <w:r>
+        <w:rPr>
+          <w:rFonts w:ascii="Arial" w:hAnsi="Arial" w:cs="Arial"/>
+          <w:sz w:val="22"/>
+          <w:szCs w:val="22"/>
+        </w:rPr>
+        <w:t>u.nombre</w:t>
+      </w:r>
+      <w:proofErr w:type="spellEnd"/>
+    </w:p>
+    <w:p>
+      <w:pPr>
+        <w:spacing w:after="0"/>
+        <w:rPr>
+          <w:rFonts w:ascii="Arial" w:hAnsi="Arial" w:cs="Arial"/>
+          <w:sz w:val="22"/>
+          <w:szCs w:val="22"/>
+        </w:rPr>
+      </w:pPr>
+      <w:proofErr w:type="spellStart"/>
+      <w:r>
+        <w:rPr>
+          <w:rFonts w:ascii="Arial" w:hAnsi="Arial" w:cs="Arial"/>
+          <w:sz w:val="22"/>
+          <w:szCs w:val="22"/>
+        </w:rPr>
+        <w:t>order</w:t>
+      </w:r>
+      <w:proofErr w:type="spellEnd"/>
+      <w:r>
+        <w:rPr>
+          <w:rFonts w:ascii="Arial" w:hAnsi="Arial" w:cs="Arial"/>
+          <w:sz w:val="22"/>
+          <w:szCs w:val="22"/>
+        </w:rPr>
+        <w:t xml:space="preserve"> </w:t>
+      </w:r>
+      <w:proofErr w:type="spellStart"/>
+      <w:r>
+        <w:rPr>
+          <w:rFonts w:ascii="Arial" w:hAnsi="Arial" w:cs="Arial"/>
+          <w:sz w:val="22"/>
+          <w:szCs w:val="22"/>
+        </w:rPr>
+        <w:t>by</w:t>
+      </w:r>
+      <w:proofErr w:type="spellEnd"/>
+      <w:r>
+        <w:rPr>
+          <w:rFonts w:ascii="Arial" w:hAnsi="Arial" w:cs="Arial"/>
+          <w:sz w:val="22"/>
+          <w:szCs w:val="22"/>
+        </w:rPr>
+        <w:t xml:space="preserve"> cantidad </w:t>
+      </w:r>
+      <w:proofErr w:type="spellStart"/>
+      <w:r>
+        <w:rPr>
+          <w:rFonts w:ascii="Arial" w:hAnsi="Arial" w:cs="Arial"/>
+          <w:sz w:val="22"/>
+          <w:szCs w:val="22"/>
+        </w:rPr>
+        <w:t>desc</w:t>
+      </w:r>
+      <w:proofErr w:type="spellEnd"/>
+      <w:r>
+        <w:rPr>
+          <w:rFonts w:ascii="Arial" w:hAnsi="Arial" w:cs="Arial"/>
+          <w:sz w:val="22"/>
+          <w:szCs w:val="22"/>
+        </w:rPr>
+        <w:t>;</w:t>
+      </w:r>
+    </w:p>
+    <w:p>
+      <w:pPr>
+        <w:spacing w:after="0"/>
+        <w:rPr>
+          <w:rFonts w:ascii="Arial" w:hAnsi="Arial" w:cs="Arial"/>
+          <w:sz w:val="22"/>
+          <w:szCs w:val="22"/>
+        </w:rPr>
+      </w:pPr>
+    </w:p>
+    <w:p>
+      <w:pPr>
+        <w:spacing w:after="0"/>
+        <w:rPr>
+          <w:rFonts w:ascii="Arial" w:hAnsi="Arial" w:cs="Arial"/>
+          <w:sz w:val="22"/>
+          <w:szCs w:val="22"/>
+        </w:rPr>
+      </w:pPr>
+      <w:proofErr w:type="spellStart"/>
+      <w:r>
+        <w:rPr>
+          <w:rFonts w:ascii="Arial" w:hAnsi="Arial" w:cs="Arial"/>
+          <w:sz w:val="22"/>
+          <w:szCs w:val="22"/>
+        </w:rPr>
+        <w:t>select</w:t>
+      </w:r>
+      <w:proofErr w:type="spellEnd"/>
+      <w:r>
+        <w:rPr>
+          <w:rFonts w:ascii="Arial" w:hAnsi="Arial" w:cs="Arial"/>
+          <w:sz w:val="22"/>
+          <w:szCs w:val="22"/>
+        </w:rPr>
+        <w:t xml:space="preserve"> </w:t>
+      </w:r>
+      <w:proofErr w:type="spellStart"/>
+      <w:r>
+        <w:rPr>
+          <w:rFonts w:ascii="Arial" w:hAnsi="Arial" w:cs="Arial"/>
+          <w:sz w:val="22"/>
+          <w:szCs w:val="22"/>
+        </w:rPr>
+        <w:t>e.id_ubicacion</w:t>
+      </w:r>
+      <w:proofErr w:type="spellEnd"/>
+      <w:r>
+        <w:rPr>
+          <w:rFonts w:ascii="Arial" w:hAnsi="Arial" w:cs="Arial"/>
+          <w:sz w:val="22"/>
+          <w:szCs w:val="22"/>
+        </w:rPr>
+        <w:t xml:space="preserve">, </w:t>
+      </w:r>
+      <w:proofErr w:type="spellStart"/>
+      <w:r>
+        <w:rPr>
+          <w:rFonts w:ascii="Arial" w:hAnsi="Arial" w:cs="Arial"/>
+          <w:sz w:val="22"/>
+          <w:szCs w:val="22"/>
+        </w:rPr>
+        <w:t>u.nombre</w:t>
+      </w:r>
+      <w:proofErr w:type="spellEnd"/>
+      <w:r>
+        <w:rPr>
+          <w:rFonts w:ascii="Arial" w:hAnsi="Arial" w:cs="Arial"/>
+          <w:sz w:val="22"/>
+          <w:szCs w:val="22"/>
+        </w:rPr>
+        <w:t>, SUM(</w:t>
+      </w:r>
+      <w:proofErr w:type="spellStart"/>
+      <w:r>
+        <w:rPr>
+          <w:rFonts w:ascii="Arial" w:hAnsi="Arial" w:cs="Arial"/>
+          <w:sz w:val="22"/>
+          <w:szCs w:val="22"/>
+        </w:rPr>
+        <w:t>u.capacidad</w:t>
+      </w:r>
+      <w:proofErr w:type="spellEnd"/>
+      <w:r>
+        <w:rPr>
+          <w:rFonts w:ascii="Arial" w:hAnsi="Arial" w:cs="Arial"/>
+          <w:sz w:val="22"/>
+          <w:szCs w:val="22"/>
+        </w:rPr>
+        <w:t>) as personas</w:t>
+      </w:r>
+    </w:p>
+    <w:p>
+      <w:pPr>
+        <w:spacing w:after="0"/>
+        <w:rPr>
+          <w:rFonts w:ascii="Arial" w:hAnsi="Arial" w:cs="Arial"/>
+          <w:sz w:val="22"/>
+          <w:szCs w:val="22"/>
+        </w:rPr>
+      </w:pPr>
+      <w:proofErr w:type="spellStart"/>
+      <w:r>
+        <w:rPr>
+          <w:rFonts w:ascii="Arial" w:hAnsi="Arial" w:cs="Arial"/>
+          <w:sz w:val="22"/>
+          <w:szCs w:val="22"/>
+        </w:rPr>
+        <w:t>from</w:t>
+      </w:r>
+      <w:proofErr w:type="spellEnd"/>
+      <w:r>
+        <w:rPr>
+          <w:rFonts w:ascii="Arial" w:hAnsi="Arial" w:cs="Arial"/>
+          <w:sz w:val="22"/>
+          <w:szCs w:val="22"/>
+        </w:rPr>
+        <w:t xml:space="preserve"> eventos e, ubicaciones u</w:t>
+      </w:r>
+    </w:p>
+    <w:p>
+      <w:pPr>
+        <w:spacing w:after="0"/>
+        <w:rPr>
+          <w:rFonts w:ascii="Arial" w:hAnsi="Arial" w:cs="Arial"/>
+          <w:sz w:val="22"/>
+          <w:szCs w:val="22"/>
+        </w:rPr>
+      </w:pPr>
+      <w:proofErr w:type="spellStart"/>
+      <w:r>
+        <w:rPr>
+          <w:rFonts w:ascii="Arial" w:hAnsi="Arial" w:cs="Arial"/>
+          <w:sz w:val="22"/>
+          <w:szCs w:val="22"/>
+        </w:rPr>
+        <w:t>where</w:t>
+      </w:r>
+      <w:proofErr w:type="spellEnd"/>
+      <w:r>
+        <w:rPr>
+          <w:rFonts w:ascii="Arial" w:hAnsi="Arial" w:cs="Arial"/>
+          <w:sz w:val="22"/>
+          <w:szCs w:val="22"/>
+        </w:rPr>
+        <w:t xml:space="preserve"> </w:t>
+      </w:r>
+      <w:proofErr w:type="spellStart"/>
+      <w:r>
+        <w:rPr>
+          <w:rFonts w:ascii="Arial" w:hAnsi="Arial" w:cs="Arial"/>
+          <w:sz w:val="22"/>
+          <w:szCs w:val="22"/>
+        </w:rPr>
+        <w:t>e.id_ubicacion</w:t>
+      </w:r>
+      <w:proofErr w:type="spellEnd"/>
+      <w:r>
+        <w:rPr>
+          <w:rFonts w:ascii="Arial" w:hAnsi="Arial" w:cs="Arial"/>
+          <w:sz w:val="22"/>
+          <w:szCs w:val="22"/>
+        </w:rPr>
+        <w:t xml:space="preserve"> = </w:t>
+      </w:r>
+      <w:proofErr w:type="spellStart"/>
+      <w:r>
+        <w:rPr>
+          <w:rFonts w:ascii="Arial" w:hAnsi="Arial" w:cs="Arial"/>
+          <w:sz w:val="22"/>
+          <w:szCs w:val="22"/>
+        </w:rPr>
+        <w:t>u.id_ubicacion</w:t>
+      </w:r>
+      <w:proofErr w:type="spellEnd"/>
+    </w:p>
+    <w:p>
+      <w:pPr>
+        <w:spacing w:after="0"/>
+        <w:rPr>
+          <w:rFonts w:ascii="Arial" w:hAnsi="Arial" w:cs="Arial"/>
+          <w:sz w:val="22"/>
+          <w:szCs w:val="22"/>
+        </w:rPr>
+      </w:pPr>
+      <w:proofErr w:type="spellStart"/>
+      <w:r>
+        <w:rPr>
+          <w:rFonts w:ascii="Arial" w:hAnsi="Arial" w:cs="Arial"/>
+          <w:sz w:val="22"/>
+          <w:szCs w:val="22"/>
+        </w:rPr>
+        <w:t>group</w:t>
+      </w:r>
+      <w:proofErr w:type="spellEnd"/>
+      <w:r>
+        <w:rPr>
+          <w:rFonts w:ascii="Arial" w:hAnsi="Arial" w:cs="Arial"/>
+          <w:sz w:val="22"/>
+          <w:szCs w:val="22"/>
+        </w:rPr>
+        <w:t xml:space="preserve"> </w:t>
+      </w:r>
+      <w:proofErr w:type="spellStart"/>
+      <w:r>
+        <w:rPr>
+          <w:rFonts w:ascii="Arial" w:hAnsi="Arial" w:cs="Arial"/>
+          <w:sz w:val="22"/>
+          <w:szCs w:val="22"/>
+        </w:rPr>
+        <w:t>by</w:t>
+      </w:r>
+      <w:proofErr w:type="spellEnd"/>
+      <w:r>
+        <w:rPr>
+          <w:rFonts w:ascii="Arial" w:hAnsi="Arial" w:cs="Arial"/>
+          <w:sz w:val="22"/>
+          <w:szCs w:val="22"/>
+        </w:rPr>
+        <w:t xml:space="preserve"> </w:t>
+      </w:r>
+      <w:proofErr w:type="spellStart"/>
+      <w:r>
+        <w:rPr>
+          <w:rFonts w:ascii="Arial" w:hAnsi="Arial" w:cs="Arial"/>
+          <w:sz w:val="22"/>
+          <w:szCs w:val="22"/>
+        </w:rPr>
+        <w:t>e.id_ubicacion</w:t>
+      </w:r>
+      <w:proofErr w:type="spellEnd"/>
+      <w:r>
+        <w:rPr>
+          <w:rFonts w:ascii="Arial" w:hAnsi="Arial" w:cs="Arial"/>
+          <w:sz w:val="22"/>
+          <w:szCs w:val="22"/>
+        </w:rPr>
+        <w:t xml:space="preserve">, </w:t>
+      </w:r>
+      <w:proofErr w:type="spellStart"/>
+      <w:r>
+        <w:rPr>
+          <w:rFonts w:ascii="Arial" w:hAnsi="Arial" w:cs="Arial"/>
+          <w:sz w:val="22"/>
+          <w:szCs w:val="22"/>
+        </w:rPr>
+        <w:t>u.nombre</w:t>
+      </w:r>
+      <w:proofErr w:type="spellEnd"/>
+    </w:p>
+    <w:p>
+      <w:pPr>
+        <w:spacing w:after="0"/>
+        <w:rPr>
+          <w:rFonts w:ascii="Arial" w:hAnsi="Arial" w:cs="Arial"/>
+          <w:sz w:val="22"/>
+          <w:szCs w:val="22"/>
+        </w:rPr>
+      </w:pPr>
+      <w:proofErr w:type="spellStart"/>
+      <w:r>
+        <w:rPr>
+          <w:rFonts w:ascii="Arial" w:hAnsi="Arial" w:cs="Arial"/>
+          <w:sz w:val="22"/>
+          <w:szCs w:val="22"/>
+        </w:rPr>
+        <w:t>order</w:t>
+      </w:r>
+      <w:proofErr w:type="spellEnd"/>
+      <w:r>
+        <w:rPr>
+          <w:rFonts w:ascii="Arial" w:hAnsi="Arial" w:cs="Arial"/>
+          <w:sz w:val="22"/>
+          <w:szCs w:val="22"/>
+        </w:rPr>
+        <w:t xml:space="preserve"> </w:t>
+      </w:r>
+      <w:proofErr w:type="spellStart"/>
+      <w:r>
+        <w:rPr>
+          <w:rFonts w:ascii="Arial" w:hAnsi="Arial" w:cs="Arial"/>
+          <w:sz w:val="22"/>
+          <w:szCs w:val="22"/>
+        </w:rPr>
+        <w:t>by</w:t>
+      </w:r>
+      <w:proofErr w:type="spellEnd"/>
+      <w:r>
+        <w:rPr>
+          <w:rFonts w:ascii="Arial" w:hAnsi="Arial" w:cs="Arial"/>
+          <w:sz w:val="22"/>
+          <w:szCs w:val="22"/>
+        </w:rPr>
+        <w:t xml:space="preserve"> personas </w:t>
+      </w:r>
+      <w:proofErr w:type="spellStart"/>
+      <w:r>
+        <w:rPr>
+          <w:rFonts w:ascii="Arial" w:hAnsi="Arial" w:cs="Arial"/>
+          <w:sz w:val="22"/>
+          <w:szCs w:val="22"/>
+        </w:rPr>
+        <w:t>desc</w:t>
+      </w:r>
+      <w:proofErr w:type="spellEnd"/>
+      <w:r>
+        <w:rPr>
+          <w:rFonts w:ascii="Arial" w:hAnsi="Arial" w:cs="Arial"/>
+          <w:sz w:val="22"/>
+          <w:szCs w:val="22"/>
+        </w:rPr>
+        <w:t>;</w:t>
       </w:r>
     </w:p>
     <w:sectPr>
@@ -5674,6 +6002,7 @@
   <w:style w:type="character" w:default="1" w:styleId="Fuentedeprrafopredeter">
     <w:name w:val="Default Paragraph Font"/>
     <w:uiPriority w:val="1"/>
+    <w:semiHidden/>
     <w:unhideWhenUsed/>
   </w:style>
   <w:style w:type="table" w:default="1" w:styleId="Tablanormal">
